--- a/docs/phase-one/03-API设计文档.docx
+++ b/docs/phase-one/03-API设计文档.docx
@@ -1407,6 +1407,1229 @@
     </w:p>
     <w:p>
       <w:pPr>
+        <w:pStyle w:val="Heading2"/>
+      </w:pPr>
+      <w:r>
+        <w:t>10.1 九个串联场景的完整运行</w:t>
+      </w:r>
+    </w:p>
+    <w:p>
+      <w:r>
+        <w:t>checks.md 的 9 个场景已写成 apifox/phase-one-scenarios.postman_collection.json（Postman v2.1，由 scripts/build-acceptance-scenarios.py 生成），可直接导入 Apifox，也可用 newman 运行；断言脚本使用 pm 语法，两者通用。集合只含变量名，运行时提供 baseUrl、adminUser、adminPassword、hrSecret、oaSecret、workbookDir。</w:t>
+      </w:r>
+    </w:p>
+    <w:p>
+      <w:r>
+        <w:t>2026-10-21 在本机隔离实例（phase-one 配置、H2、端口 18091、三份虚构演示表）上用 newman 运行：42 个请求、56 条断言全部通过，用时约 4.5 秒。</w:t>
+      </w:r>
+    </w:p>
+    <w:tbl>
+      <w:tblPr>
+        <w:tblW w:type="auto" w:w="0"/>
+        <w:tblLayout w:type="fixed"/>
+        <w:tblLook w:firstColumn="1" w:firstRow="1" w:lastColumn="0" w:lastRow="0" w:noHBand="0" w:noVBand="1" w:val="04A0"/>
+      </w:tblPr>
+      <w:tblGrid>
+        <w:gridCol w:w="2409"/>
+        <w:gridCol w:w="2409"/>
+        <w:gridCol w:w="2409"/>
+        <w:gridCol w:w="2409"/>
+      </w:tblGrid>
+      <w:tr>
+        <w:trPr>
+          <w:cantSplit/>
+          <w:tblHeader/>
+        </w:trPr>
+        <w:tc>
+          <w:tcPr>
+            <w:tcW w:type="dxa" w:w="2409"/>
+            <w:vAlign w:val="center"/>
+            <w:tcBorders>
+              <w:top w:val="single" w:sz="4" w:color="D9D9D9"/>
+              <w:left w:val="single" w:sz="4" w:color="D9D9D9"/>
+              <w:bottom w:val="single" w:sz="4" w:color="D9D9D9"/>
+              <w:right w:val="single" w:sz="4" w:color="D9D9D9"/>
+            </w:tcBorders>
+            <w:shd w:fill="E8EEF3"/>
+            <w:tcMar>
+              <w:top w:w="80" w:type="dxa"/>
+              <w:bottom w:w="80" w:type="dxa"/>
+              <w:left w:w="80" w:type="dxa"/>
+              <w:right w:w="80" w:type="dxa"/>
+            </w:tcMar>
+          </w:tcPr>
+          <w:p>
+            <w:pPr>
+              <w:keepNext/>
+              <w:spacing w:after="40" w:line="252" w:lineRule="auto"/>
+            </w:pPr>
+            <w:r>
+              <w:rPr>
+                <w:b/>
+                <w:sz w:val="18"/>
+              </w:rPr>
+              <w:t>场景</w:t>
+            </w:r>
+          </w:p>
+        </w:tc>
+        <w:tc>
+          <w:tcPr>
+            <w:tcW w:type="dxa" w:w="2409"/>
+            <w:vAlign w:val="center"/>
+            <w:tcBorders>
+              <w:top w:val="single" w:sz="4" w:color="D9D9D9"/>
+              <w:left w:val="single" w:sz="4" w:color="D9D9D9"/>
+              <w:bottom w:val="single" w:sz="4" w:color="D9D9D9"/>
+              <w:right w:val="single" w:sz="4" w:color="D9D9D9"/>
+            </w:tcBorders>
+            <w:shd w:fill="E8EEF3"/>
+            <w:tcMar>
+              <w:top w:w="80" w:type="dxa"/>
+              <w:bottom w:w="80" w:type="dxa"/>
+              <w:left w:w="80" w:type="dxa"/>
+              <w:right w:w="80" w:type="dxa"/>
+            </w:tcMar>
+          </w:tcPr>
+          <w:p>
+            <w:pPr>
+              <w:keepNext/>
+              <w:spacing w:after="40" w:line="252" w:lineRule="auto"/>
+            </w:pPr>
+            <w:r>
+              <w:rPr>
+                <w:b/>
+                <w:sz w:val="18"/>
+              </w:rPr>
+              <w:t>请求</w:t>
+            </w:r>
+          </w:p>
+        </w:tc>
+        <w:tc>
+          <w:tcPr>
+            <w:tcW w:type="dxa" w:w="2409"/>
+            <w:vAlign w:val="center"/>
+            <w:tcBorders>
+              <w:top w:val="single" w:sz="4" w:color="D9D9D9"/>
+              <w:left w:val="single" w:sz="4" w:color="D9D9D9"/>
+              <w:bottom w:val="single" w:sz="4" w:color="D9D9D9"/>
+              <w:right w:val="single" w:sz="4" w:color="D9D9D9"/>
+            </w:tcBorders>
+            <w:shd w:fill="E8EEF3"/>
+            <w:tcMar>
+              <w:top w:w="80" w:type="dxa"/>
+              <w:bottom w:w="80" w:type="dxa"/>
+              <w:left w:w="80" w:type="dxa"/>
+              <w:right w:w="80" w:type="dxa"/>
+            </w:tcMar>
+          </w:tcPr>
+          <w:p>
+            <w:pPr>
+              <w:keepNext/>
+              <w:spacing w:after="40" w:line="252" w:lineRule="auto"/>
+            </w:pPr>
+            <w:r>
+              <w:rPr>
+                <w:b/>
+                <w:sz w:val="18"/>
+              </w:rPr>
+              <w:t>断言</w:t>
+            </w:r>
+          </w:p>
+        </w:tc>
+        <w:tc>
+          <w:tcPr>
+            <w:tcW w:type="dxa" w:w="2409"/>
+            <w:vAlign w:val="center"/>
+            <w:tcBorders>
+              <w:top w:val="single" w:sz="4" w:color="D9D9D9"/>
+              <w:left w:val="single" w:sz="4" w:color="D9D9D9"/>
+              <w:bottom w:val="single" w:sz="4" w:color="D9D9D9"/>
+              <w:right w:val="single" w:sz="4" w:color="D9D9D9"/>
+            </w:tcBorders>
+            <w:shd w:fill="E8EEF3"/>
+            <w:tcMar>
+              <w:top w:w="80" w:type="dxa"/>
+              <w:bottom w:w="80" w:type="dxa"/>
+              <w:left w:w="80" w:type="dxa"/>
+              <w:right w:w="80" w:type="dxa"/>
+            </w:tcMar>
+          </w:tcPr>
+          <w:p>
+            <w:pPr>
+              <w:keepNext/>
+              <w:spacing w:after="40" w:line="252" w:lineRule="auto"/>
+            </w:pPr>
+            <w:r>
+              <w:rPr>
+                <w:b/>
+                <w:sz w:val="18"/>
+              </w:rPr>
+              <w:t>覆盖的反向用例</w:t>
+            </w:r>
+          </w:p>
+        </w:tc>
+      </w:tr>
+      <w:tr>
+        <w:trPr>
+          <w:cantSplit/>
+        </w:trPr>
+        <w:tc>
+          <w:tcPr>
+            <w:tcW w:type="dxa" w:w="2409"/>
+            <w:vAlign w:val="center"/>
+            <w:tcBorders>
+              <w:top w:val="single" w:sz="4" w:color="D9D9D9"/>
+              <w:left w:val="single" w:sz="4" w:color="D9D9D9"/>
+              <w:bottom w:val="single" w:sz="4" w:color="D9D9D9"/>
+              <w:right w:val="single" w:sz="4" w:color="D9D9D9"/>
+            </w:tcBorders>
+            <w:shd w:fill="FFFFFF"/>
+            <w:tcMar>
+              <w:top w:w="80" w:type="dxa"/>
+              <w:bottom w:w="80" w:type="dxa"/>
+              <w:left w:w="80" w:type="dxa"/>
+              <w:right w:w="80" w:type="dxa"/>
+            </w:tcMar>
+          </w:tcPr>
+          <w:p>
+            <w:pPr>
+              <w:spacing w:after="40" w:line="252" w:lineRule="auto"/>
+            </w:pPr>
+            <w:r>
+              <w:rPr>
+                <w:b w:val="0"/>
+                <w:sz w:val="18"/>
+              </w:rPr>
+              <w:t>AUTH-01 登录与密码策略</w:t>
+            </w:r>
+          </w:p>
+        </w:tc>
+        <w:tc>
+          <w:tcPr>
+            <w:tcW w:type="dxa" w:w="2409"/>
+            <w:vAlign w:val="center"/>
+            <w:tcBorders>
+              <w:top w:val="single" w:sz="4" w:color="D9D9D9"/>
+              <w:left w:val="single" w:sz="4" w:color="D9D9D9"/>
+              <w:bottom w:val="single" w:sz="4" w:color="D9D9D9"/>
+              <w:right w:val="single" w:sz="4" w:color="D9D9D9"/>
+            </w:tcBorders>
+            <w:shd w:fill="FFFFFF"/>
+            <w:tcMar>
+              <w:top w:w="80" w:type="dxa"/>
+              <w:bottom w:w="80" w:type="dxa"/>
+              <w:left w:w="80" w:type="dxa"/>
+              <w:right w:w="80" w:type="dxa"/>
+            </w:tcMar>
+          </w:tcPr>
+          <w:p>
+            <w:pPr>
+              <w:spacing w:after="40" w:line="252" w:lineRule="auto"/>
+            </w:pPr>
+            <w:r>
+              <w:rPr>
+                <w:b w:val="0"/>
+                <w:sz w:val="18"/>
+              </w:rPr>
+              <w:t>2</w:t>
+            </w:r>
+          </w:p>
+        </w:tc>
+        <w:tc>
+          <w:tcPr>
+            <w:tcW w:type="dxa" w:w="2409"/>
+            <w:vAlign w:val="center"/>
+            <w:tcBorders>
+              <w:top w:val="single" w:sz="4" w:color="D9D9D9"/>
+              <w:left w:val="single" w:sz="4" w:color="D9D9D9"/>
+              <w:bottom w:val="single" w:sz="4" w:color="D9D9D9"/>
+              <w:right w:val="single" w:sz="4" w:color="D9D9D9"/>
+            </w:tcBorders>
+            <w:shd w:fill="FFFFFF"/>
+            <w:tcMar>
+              <w:top w:w="80" w:type="dxa"/>
+              <w:bottom w:w="80" w:type="dxa"/>
+              <w:left w:w="80" w:type="dxa"/>
+              <w:right w:w="80" w:type="dxa"/>
+            </w:tcMar>
+          </w:tcPr>
+          <w:p>
+            <w:pPr>
+              <w:spacing w:after="40" w:line="252" w:lineRule="auto"/>
+            </w:pPr>
+            <w:r>
+              <w:rPr>
+                <w:b w:val="0"/>
+                <w:sz w:val="18"/>
+              </w:rPr>
+              <w:t>4</w:t>
+            </w:r>
+          </w:p>
+        </w:tc>
+        <w:tc>
+          <w:tcPr>
+            <w:tcW w:type="dxa" w:w="2409"/>
+            <w:vAlign w:val="center"/>
+            <w:tcBorders>
+              <w:top w:val="single" w:sz="4" w:color="D9D9D9"/>
+              <w:left w:val="single" w:sz="4" w:color="D9D9D9"/>
+              <w:bottom w:val="single" w:sz="4" w:color="D9D9D9"/>
+              <w:right w:val="single" w:sz="4" w:color="D9D9D9"/>
+            </w:tcBorders>
+            <w:shd w:fill="FFFFFF"/>
+            <w:tcMar>
+              <w:top w:w="80" w:type="dxa"/>
+              <w:bottom w:w="80" w:type="dxa"/>
+              <w:left w:w="80" w:type="dxa"/>
+              <w:right w:w="80" w:type="dxa"/>
+            </w:tcMar>
+          </w:tcPr>
+          <w:p>
+            <w:pPr>
+              <w:spacing w:after="40" w:line="252" w:lineRule="auto"/>
+            </w:pPr>
+            <w:r>
+              <w:rPr>
+                <w:b w:val="0"/>
+                <w:sz w:val="18"/>
+              </w:rPr>
+              <w:t>错误密码 401</w:t>
+            </w:r>
+          </w:p>
+        </w:tc>
+      </w:tr>
+      <w:tr>
+        <w:trPr>
+          <w:cantSplit/>
+        </w:trPr>
+        <w:tc>
+          <w:tcPr>
+            <w:tcW w:type="dxa" w:w="2409"/>
+            <w:vAlign w:val="center"/>
+            <w:tcBorders>
+              <w:top w:val="single" w:sz="4" w:color="D9D9D9"/>
+              <w:left w:val="single" w:sz="4" w:color="D9D9D9"/>
+              <w:bottom w:val="single" w:sz="4" w:color="D9D9D9"/>
+              <w:right w:val="single" w:sz="4" w:color="D9D9D9"/>
+            </w:tcBorders>
+            <w:shd w:fill="FFFFFF"/>
+            <w:tcMar>
+              <w:top w:w="80" w:type="dxa"/>
+              <w:bottom w:w="80" w:type="dxa"/>
+              <w:left w:w="80" w:type="dxa"/>
+              <w:right w:w="80" w:type="dxa"/>
+            </w:tcMar>
+          </w:tcPr>
+          <w:p>
+            <w:pPr>
+              <w:spacing w:after="40" w:line="252" w:lineRule="auto"/>
+            </w:pPr>
+            <w:r>
+              <w:rPr>
+                <w:b w:val="0"/>
+                <w:sz w:val="18"/>
+              </w:rPr>
+              <w:t>RBAC-01 准备</w:t>
+            </w:r>
+          </w:p>
+        </w:tc>
+        <w:tc>
+          <w:tcPr>
+            <w:tcW w:type="dxa" w:w="2409"/>
+            <w:vAlign w:val="center"/>
+            <w:tcBorders>
+              <w:top w:val="single" w:sz="4" w:color="D9D9D9"/>
+              <w:left w:val="single" w:sz="4" w:color="D9D9D9"/>
+              <w:bottom w:val="single" w:sz="4" w:color="D9D9D9"/>
+              <w:right w:val="single" w:sz="4" w:color="D9D9D9"/>
+            </w:tcBorders>
+            <w:shd w:fill="FFFFFF"/>
+            <w:tcMar>
+              <w:top w:w="80" w:type="dxa"/>
+              <w:bottom w:w="80" w:type="dxa"/>
+              <w:left w:w="80" w:type="dxa"/>
+              <w:right w:w="80" w:type="dxa"/>
+            </w:tcMar>
+          </w:tcPr>
+          <w:p>
+            <w:pPr>
+              <w:spacing w:after="40" w:line="252" w:lineRule="auto"/>
+            </w:pPr>
+            <w:r>
+              <w:rPr>
+                <w:b w:val="0"/>
+                <w:sz w:val="18"/>
+              </w:rPr>
+              <w:t>12</w:t>
+            </w:r>
+          </w:p>
+        </w:tc>
+        <w:tc>
+          <w:tcPr>
+            <w:tcW w:type="dxa" w:w="2409"/>
+            <w:vAlign w:val="center"/>
+            <w:tcBorders>
+              <w:top w:val="single" w:sz="4" w:color="D9D9D9"/>
+              <w:left w:val="single" w:sz="4" w:color="D9D9D9"/>
+              <w:bottom w:val="single" w:sz="4" w:color="D9D9D9"/>
+              <w:right w:val="single" w:sz="4" w:color="D9D9D9"/>
+            </w:tcBorders>
+            <w:shd w:fill="FFFFFF"/>
+            <w:tcMar>
+              <w:top w:w="80" w:type="dxa"/>
+              <w:bottom w:w="80" w:type="dxa"/>
+              <w:left w:w="80" w:type="dxa"/>
+              <w:right w:w="80" w:type="dxa"/>
+            </w:tcMar>
+          </w:tcPr>
+          <w:p>
+            <w:pPr>
+              <w:spacing w:after="40" w:line="252" w:lineRule="auto"/>
+            </w:pPr>
+            <w:r>
+              <w:rPr>
+                <w:b w:val="0"/>
+                <w:sz w:val="18"/>
+              </w:rPr>
+              <w:t>14</w:t>
+            </w:r>
+          </w:p>
+        </w:tc>
+        <w:tc>
+          <w:tcPr>
+            <w:tcW w:type="dxa" w:w="2409"/>
+            <w:vAlign w:val="center"/>
+            <w:tcBorders>
+              <w:top w:val="single" w:sz="4" w:color="D9D9D9"/>
+              <w:left w:val="single" w:sz="4" w:color="D9D9D9"/>
+              <w:bottom w:val="single" w:sz="4" w:color="D9D9D9"/>
+              <w:right w:val="single" w:sz="4" w:color="D9D9D9"/>
+            </w:tcBorders>
+            <w:shd w:fill="FFFFFF"/>
+            <w:tcMar>
+              <w:top w:w="80" w:type="dxa"/>
+              <w:bottom w:w="80" w:type="dxa"/>
+              <w:left w:w="80" w:type="dxa"/>
+              <w:right w:w="80" w:type="dxa"/>
+            </w:tcMar>
+          </w:tcPr>
+          <w:p>
+            <w:pPr>
+              <w:spacing w:after="40" w:line="252" w:lineRule="auto"/>
+            </w:pPr>
+            <w:r>
+              <w:rPr>
+                <w:b w:val="0"/>
+                <w:sz w:val="18"/>
+              </w:rPr>
+              <w:t>—</w:t>
+            </w:r>
+          </w:p>
+        </w:tc>
+      </w:tr>
+      <w:tr>
+        <w:trPr>
+          <w:cantSplit/>
+        </w:trPr>
+        <w:tc>
+          <w:tcPr>
+            <w:tcW w:type="dxa" w:w="2409"/>
+            <w:vAlign w:val="center"/>
+            <w:tcBorders>
+              <w:top w:val="single" w:sz="4" w:color="D9D9D9"/>
+              <w:left w:val="single" w:sz="4" w:color="D9D9D9"/>
+              <w:bottom w:val="single" w:sz="4" w:color="D9D9D9"/>
+              <w:right w:val="single" w:sz="4" w:color="D9D9D9"/>
+            </w:tcBorders>
+            <w:shd w:fill="FFFFFF"/>
+            <w:tcMar>
+              <w:top w:w="80" w:type="dxa"/>
+              <w:bottom w:w="80" w:type="dxa"/>
+              <w:left w:w="80" w:type="dxa"/>
+              <w:right w:w="80" w:type="dxa"/>
+            </w:tcMar>
+          </w:tcPr>
+          <w:p>
+            <w:pPr>
+              <w:spacing w:after="40" w:line="252" w:lineRule="auto"/>
+            </w:pPr>
+            <w:r>
+              <w:rPr>
+                <w:b w:val="0"/>
+                <w:sz w:val="18"/>
+              </w:rPr>
+              <w:t>SCOPE-01 越权与无效令牌</w:t>
+            </w:r>
+          </w:p>
+        </w:tc>
+        <w:tc>
+          <w:tcPr>
+            <w:tcW w:type="dxa" w:w="2409"/>
+            <w:vAlign w:val="center"/>
+            <w:tcBorders>
+              <w:top w:val="single" w:sz="4" w:color="D9D9D9"/>
+              <w:left w:val="single" w:sz="4" w:color="D9D9D9"/>
+              <w:bottom w:val="single" w:sz="4" w:color="D9D9D9"/>
+              <w:right w:val="single" w:sz="4" w:color="D9D9D9"/>
+            </w:tcBorders>
+            <w:shd w:fill="FFFFFF"/>
+            <w:tcMar>
+              <w:top w:w="80" w:type="dxa"/>
+              <w:bottom w:w="80" w:type="dxa"/>
+              <w:left w:w="80" w:type="dxa"/>
+              <w:right w:w="80" w:type="dxa"/>
+            </w:tcMar>
+          </w:tcPr>
+          <w:p>
+            <w:pPr>
+              <w:spacing w:after="40" w:line="252" w:lineRule="auto"/>
+            </w:pPr>
+            <w:r>
+              <w:rPr>
+                <w:b w:val="0"/>
+                <w:sz w:val="18"/>
+              </w:rPr>
+              <w:t>4</w:t>
+            </w:r>
+          </w:p>
+        </w:tc>
+        <w:tc>
+          <w:tcPr>
+            <w:tcW w:type="dxa" w:w="2409"/>
+            <w:vAlign w:val="center"/>
+            <w:tcBorders>
+              <w:top w:val="single" w:sz="4" w:color="D9D9D9"/>
+              <w:left w:val="single" w:sz="4" w:color="D9D9D9"/>
+              <w:bottom w:val="single" w:sz="4" w:color="D9D9D9"/>
+              <w:right w:val="single" w:sz="4" w:color="D9D9D9"/>
+            </w:tcBorders>
+            <w:shd w:fill="FFFFFF"/>
+            <w:tcMar>
+              <w:top w:w="80" w:type="dxa"/>
+              <w:bottom w:w="80" w:type="dxa"/>
+              <w:left w:w="80" w:type="dxa"/>
+              <w:right w:w="80" w:type="dxa"/>
+            </w:tcMar>
+          </w:tcPr>
+          <w:p>
+            <w:pPr>
+              <w:spacing w:after="40" w:line="252" w:lineRule="auto"/>
+            </w:pPr>
+            <w:r>
+              <w:rPr>
+                <w:b w:val="0"/>
+                <w:sz w:val="18"/>
+              </w:rPr>
+              <w:t>4</w:t>
+            </w:r>
+          </w:p>
+        </w:tc>
+        <w:tc>
+          <w:tcPr>
+            <w:tcW w:type="dxa" w:w="2409"/>
+            <w:vAlign w:val="center"/>
+            <w:tcBorders>
+              <w:top w:val="single" w:sz="4" w:color="D9D9D9"/>
+              <w:left w:val="single" w:sz="4" w:color="D9D9D9"/>
+              <w:bottom w:val="single" w:sz="4" w:color="D9D9D9"/>
+              <w:right w:val="single" w:sz="4" w:color="D9D9D9"/>
+            </w:tcBorders>
+            <w:shd w:fill="FFFFFF"/>
+            <w:tcMar>
+              <w:top w:w="80" w:type="dxa"/>
+              <w:bottom w:w="80" w:type="dxa"/>
+              <w:left w:w="80" w:type="dxa"/>
+              <w:right w:w="80" w:type="dxa"/>
+            </w:tcMar>
+          </w:tcPr>
+          <w:p>
+            <w:pPr>
+              <w:spacing w:after="40" w:line="252" w:lineRule="auto"/>
+            </w:pPr>
+            <w:r>
+              <w:rPr>
+                <w:b w:val="0"/>
+                <w:sz w:val="18"/>
+              </w:rPr>
+              <w:t>普通用户管理 API 403、无令牌 401、伪造令牌 401</w:t>
+            </w:r>
+          </w:p>
+        </w:tc>
+      </w:tr>
+      <w:tr>
+        <w:trPr>
+          <w:cantSplit/>
+        </w:trPr>
+        <w:tc>
+          <w:tcPr>
+            <w:tcW w:type="dxa" w:w="2409"/>
+            <w:vAlign w:val="center"/>
+            <w:tcBorders>
+              <w:top w:val="single" w:sz="4" w:color="D9D9D9"/>
+              <w:left w:val="single" w:sz="4" w:color="D9D9D9"/>
+              <w:bottom w:val="single" w:sz="4" w:color="D9D9D9"/>
+              <w:right w:val="single" w:sz="4" w:color="D9D9D9"/>
+            </w:tcBorders>
+            <w:shd w:fill="FFFFFF"/>
+            <w:tcMar>
+              <w:top w:w="80" w:type="dxa"/>
+              <w:bottom w:w="80" w:type="dxa"/>
+              <w:left w:w="80" w:type="dxa"/>
+              <w:right w:w="80" w:type="dxa"/>
+            </w:tcMar>
+          </w:tcPr>
+          <w:p>
+            <w:pPr>
+              <w:spacing w:after="40" w:line="252" w:lineRule="auto"/>
+            </w:pPr>
+            <w:r>
+              <w:rPr>
+                <w:b w:val="0"/>
+                <w:sz w:val="18"/>
+              </w:rPr>
+              <w:t>RBAC-01 权限并集与回收</w:t>
+            </w:r>
+          </w:p>
+        </w:tc>
+        <w:tc>
+          <w:tcPr>
+            <w:tcW w:type="dxa" w:w="2409"/>
+            <w:vAlign w:val="center"/>
+            <w:tcBorders>
+              <w:top w:val="single" w:sz="4" w:color="D9D9D9"/>
+              <w:left w:val="single" w:sz="4" w:color="D9D9D9"/>
+              <w:bottom w:val="single" w:sz="4" w:color="D9D9D9"/>
+              <w:right w:val="single" w:sz="4" w:color="D9D9D9"/>
+            </w:tcBorders>
+            <w:shd w:fill="FFFFFF"/>
+            <w:tcMar>
+              <w:top w:w="80" w:type="dxa"/>
+              <w:bottom w:w="80" w:type="dxa"/>
+              <w:left w:w="80" w:type="dxa"/>
+              <w:right w:w="80" w:type="dxa"/>
+            </w:tcMar>
+          </w:tcPr>
+          <w:p>
+            <w:pPr>
+              <w:spacing w:after="40" w:line="252" w:lineRule="auto"/>
+            </w:pPr>
+            <w:r>
+              <w:rPr>
+                <w:b w:val="0"/>
+                <w:sz w:val="18"/>
+              </w:rPr>
+              <w:t>5</w:t>
+            </w:r>
+          </w:p>
+        </w:tc>
+        <w:tc>
+          <w:tcPr>
+            <w:tcW w:type="dxa" w:w="2409"/>
+            <w:vAlign w:val="center"/>
+            <w:tcBorders>
+              <w:top w:val="single" w:sz="4" w:color="D9D9D9"/>
+              <w:left w:val="single" w:sz="4" w:color="D9D9D9"/>
+              <w:bottom w:val="single" w:sz="4" w:color="D9D9D9"/>
+              <w:right w:val="single" w:sz="4" w:color="D9D9D9"/>
+            </w:tcBorders>
+            <w:shd w:fill="FFFFFF"/>
+            <w:tcMar>
+              <w:top w:w="80" w:type="dxa"/>
+              <w:bottom w:w="80" w:type="dxa"/>
+              <w:left w:w="80" w:type="dxa"/>
+              <w:right w:w="80" w:type="dxa"/>
+            </w:tcMar>
+          </w:tcPr>
+          <w:p>
+            <w:pPr>
+              <w:spacing w:after="40" w:line="252" w:lineRule="auto"/>
+            </w:pPr>
+            <w:r>
+              <w:rPr>
+                <w:b w:val="0"/>
+                <w:sz w:val="18"/>
+              </w:rPr>
+              <w:t>5</w:t>
+            </w:r>
+          </w:p>
+        </w:tc>
+        <w:tc>
+          <w:tcPr>
+            <w:tcW w:type="dxa" w:w="2409"/>
+            <w:vAlign w:val="center"/>
+            <w:tcBorders>
+              <w:top w:val="single" w:sz="4" w:color="D9D9D9"/>
+              <w:left w:val="single" w:sz="4" w:color="D9D9D9"/>
+              <w:bottom w:val="single" w:sz="4" w:color="D9D9D9"/>
+              <w:right w:val="single" w:sz="4" w:color="D9D9D9"/>
+            </w:tcBorders>
+            <w:shd w:fill="FFFFFF"/>
+            <w:tcMar>
+              <w:top w:w="80" w:type="dxa"/>
+              <w:bottom w:w="80" w:type="dxa"/>
+              <w:left w:w="80" w:type="dxa"/>
+              <w:right w:w="80" w:type="dxa"/>
+            </w:tcMar>
+          </w:tcPr>
+          <w:p>
+            <w:pPr>
+              <w:spacing w:after="40" w:line="252" w:lineRule="auto"/>
+            </w:pPr>
+            <w:r>
+              <w:rPr>
+                <w:b w:val="0"/>
+                <w:sz w:val="18"/>
+              </w:rPr>
+              <w:t>全部来源回收后同一令牌 403</w:t>
+            </w:r>
+          </w:p>
+        </w:tc>
+      </w:tr>
+      <w:tr>
+        <w:trPr>
+          <w:cantSplit/>
+        </w:trPr>
+        <w:tc>
+          <w:tcPr>
+            <w:tcW w:type="dxa" w:w="2409"/>
+            <w:vAlign w:val="center"/>
+            <w:tcBorders>
+              <w:top w:val="single" w:sz="4" w:color="D9D9D9"/>
+              <w:left w:val="single" w:sz="4" w:color="D9D9D9"/>
+              <w:bottom w:val="single" w:sz="4" w:color="D9D9D9"/>
+              <w:right w:val="single" w:sz="4" w:color="D9D9D9"/>
+            </w:tcBorders>
+            <w:shd w:fill="FFFFFF"/>
+            <w:tcMar>
+              <w:top w:w="80" w:type="dxa"/>
+              <w:bottom w:w="80" w:type="dxa"/>
+              <w:left w:w="80" w:type="dxa"/>
+              <w:right w:w="80" w:type="dxa"/>
+            </w:tcMar>
+          </w:tcPr>
+          <w:p>
+            <w:pPr>
+              <w:spacing w:after="40" w:line="252" w:lineRule="auto"/>
+            </w:pPr>
+            <w:r>
+              <w:rPr>
+                <w:b w:val="0"/>
+                <w:sz w:val="18"/>
+              </w:rPr>
+              <w:t>SESSION-01 注销</w:t>
+            </w:r>
+          </w:p>
+        </w:tc>
+        <w:tc>
+          <w:tcPr>
+            <w:tcW w:type="dxa" w:w="2409"/>
+            <w:vAlign w:val="center"/>
+            <w:tcBorders>
+              <w:top w:val="single" w:sz="4" w:color="D9D9D9"/>
+              <w:left w:val="single" w:sz="4" w:color="D9D9D9"/>
+              <w:bottom w:val="single" w:sz="4" w:color="D9D9D9"/>
+              <w:right w:val="single" w:sz="4" w:color="D9D9D9"/>
+            </w:tcBorders>
+            <w:shd w:fill="FFFFFF"/>
+            <w:tcMar>
+              <w:top w:w="80" w:type="dxa"/>
+              <w:bottom w:w="80" w:type="dxa"/>
+              <w:left w:w="80" w:type="dxa"/>
+              <w:right w:w="80" w:type="dxa"/>
+            </w:tcMar>
+          </w:tcPr>
+          <w:p>
+            <w:pPr>
+              <w:spacing w:after="40" w:line="252" w:lineRule="auto"/>
+            </w:pPr>
+            <w:r>
+              <w:rPr>
+                <w:b w:val="0"/>
+                <w:sz w:val="18"/>
+              </w:rPr>
+              <w:t>2</w:t>
+            </w:r>
+          </w:p>
+        </w:tc>
+        <w:tc>
+          <w:tcPr>
+            <w:tcW w:type="dxa" w:w="2409"/>
+            <w:vAlign w:val="center"/>
+            <w:tcBorders>
+              <w:top w:val="single" w:sz="4" w:color="D9D9D9"/>
+              <w:left w:val="single" w:sz="4" w:color="D9D9D9"/>
+              <w:bottom w:val="single" w:sz="4" w:color="D9D9D9"/>
+              <w:right w:val="single" w:sz="4" w:color="D9D9D9"/>
+            </w:tcBorders>
+            <w:shd w:fill="FFFFFF"/>
+            <w:tcMar>
+              <w:top w:w="80" w:type="dxa"/>
+              <w:bottom w:w="80" w:type="dxa"/>
+              <w:left w:w="80" w:type="dxa"/>
+              <w:right w:w="80" w:type="dxa"/>
+            </w:tcMar>
+          </w:tcPr>
+          <w:p>
+            <w:pPr>
+              <w:spacing w:after="40" w:line="252" w:lineRule="auto"/>
+            </w:pPr>
+            <w:r>
+              <w:rPr>
+                <w:b w:val="0"/>
+                <w:sz w:val="18"/>
+              </w:rPr>
+              <w:t>2</w:t>
+            </w:r>
+          </w:p>
+        </w:tc>
+        <w:tc>
+          <w:tcPr>
+            <w:tcW w:type="dxa" w:w="2409"/>
+            <w:vAlign w:val="center"/>
+            <w:tcBorders>
+              <w:top w:val="single" w:sz="4" w:color="D9D9D9"/>
+              <w:left w:val="single" w:sz="4" w:color="D9D9D9"/>
+              <w:bottom w:val="single" w:sz="4" w:color="D9D9D9"/>
+              <w:right w:val="single" w:sz="4" w:color="D9D9D9"/>
+            </w:tcBorders>
+            <w:shd w:fill="FFFFFF"/>
+            <w:tcMar>
+              <w:top w:w="80" w:type="dxa"/>
+              <w:bottom w:w="80" w:type="dxa"/>
+              <w:left w:w="80" w:type="dxa"/>
+              <w:right w:w="80" w:type="dxa"/>
+            </w:tcMar>
+          </w:tcPr>
+          <w:p>
+            <w:pPr>
+              <w:spacing w:after="40" w:line="252" w:lineRule="auto"/>
+            </w:pPr>
+            <w:r>
+              <w:rPr>
+                <w:b w:val="0"/>
+                <w:sz w:val="18"/>
+              </w:rPr>
+              <w:t>注销后旧令牌 401</w:t>
+            </w:r>
+          </w:p>
+        </w:tc>
+      </w:tr>
+      <w:tr>
+        <w:trPr>
+          <w:cantSplit/>
+        </w:trPr>
+        <w:tc>
+          <w:tcPr>
+            <w:tcW w:type="dxa" w:w="2409"/>
+            <w:vAlign w:val="center"/>
+            <w:tcBorders>
+              <w:top w:val="single" w:sz="4" w:color="D9D9D9"/>
+              <w:left w:val="single" w:sz="4" w:color="D9D9D9"/>
+              <w:bottom w:val="single" w:sz="4" w:color="D9D9D9"/>
+              <w:right w:val="single" w:sz="4" w:color="D9D9D9"/>
+            </w:tcBorders>
+            <w:shd w:fill="FFFFFF"/>
+            <w:tcMar>
+              <w:top w:w="80" w:type="dxa"/>
+              <w:bottom w:w="80" w:type="dxa"/>
+              <w:left w:w="80" w:type="dxa"/>
+              <w:right w:w="80" w:type="dxa"/>
+            </w:tcMar>
+          </w:tcPr>
+          <w:p>
+            <w:pPr>
+              <w:spacing w:after="40" w:line="252" w:lineRule="auto"/>
+            </w:pPr>
+            <w:r>
+              <w:rPr>
+                <w:b w:val="0"/>
+                <w:sz w:val="18"/>
+              </w:rPr>
+              <w:t>IMPORT-01 三表导入</w:t>
+            </w:r>
+          </w:p>
+        </w:tc>
+        <w:tc>
+          <w:tcPr>
+            <w:tcW w:type="dxa" w:w="2409"/>
+            <w:vAlign w:val="center"/>
+            <w:tcBorders>
+              <w:top w:val="single" w:sz="4" w:color="D9D9D9"/>
+              <w:left w:val="single" w:sz="4" w:color="D9D9D9"/>
+              <w:bottom w:val="single" w:sz="4" w:color="D9D9D9"/>
+              <w:right w:val="single" w:sz="4" w:color="D9D9D9"/>
+            </w:tcBorders>
+            <w:shd w:fill="FFFFFF"/>
+            <w:tcMar>
+              <w:top w:w="80" w:type="dxa"/>
+              <w:bottom w:w="80" w:type="dxa"/>
+              <w:left w:w="80" w:type="dxa"/>
+              <w:right w:w="80" w:type="dxa"/>
+            </w:tcMar>
+          </w:tcPr>
+          <w:p>
+            <w:pPr>
+              <w:spacing w:after="40" w:line="252" w:lineRule="auto"/>
+            </w:pPr>
+            <w:r>
+              <w:rPr>
+                <w:b w:val="0"/>
+                <w:sz w:val="18"/>
+              </w:rPr>
+              <w:t>6</w:t>
+            </w:r>
+          </w:p>
+        </w:tc>
+        <w:tc>
+          <w:tcPr>
+            <w:tcW w:type="dxa" w:w="2409"/>
+            <w:vAlign w:val="center"/>
+            <w:tcBorders>
+              <w:top w:val="single" w:sz="4" w:color="D9D9D9"/>
+              <w:left w:val="single" w:sz="4" w:color="D9D9D9"/>
+              <w:bottom w:val="single" w:sz="4" w:color="D9D9D9"/>
+              <w:right w:val="single" w:sz="4" w:color="D9D9D9"/>
+            </w:tcBorders>
+            <w:shd w:fill="FFFFFF"/>
+            <w:tcMar>
+              <w:top w:w="80" w:type="dxa"/>
+              <w:bottom w:w="80" w:type="dxa"/>
+              <w:left w:w="80" w:type="dxa"/>
+              <w:right w:w="80" w:type="dxa"/>
+            </w:tcMar>
+          </w:tcPr>
+          <w:p>
+            <w:pPr>
+              <w:spacing w:after="40" w:line="252" w:lineRule="auto"/>
+            </w:pPr>
+            <w:r>
+              <w:rPr>
+                <w:b w:val="0"/>
+                <w:sz w:val="18"/>
+              </w:rPr>
+              <w:t>9</w:t>
+            </w:r>
+          </w:p>
+        </w:tc>
+        <w:tc>
+          <w:tcPr>
+            <w:tcW w:type="dxa" w:w="2409"/>
+            <w:vAlign w:val="center"/>
+            <w:tcBorders>
+              <w:top w:val="single" w:sz="4" w:color="D9D9D9"/>
+              <w:left w:val="single" w:sz="4" w:color="D9D9D9"/>
+              <w:bottom w:val="single" w:sz="4" w:color="D9D9D9"/>
+              <w:right w:val="single" w:sz="4" w:color="D9D9D9"/>
+            </w:tcBorders>
+            <w:shd w:fill="FFFFFF"/>
+            <w:tcMar>
+              <w:top w:w="80" w:type="dxa"/>
+              <w:bottom w:w="80" w:type="dxa"/>
+              <w:left w:w="80" w:type="dxa"/>
+              <w:right w:w="80" w:type="dxa"/>
+            </w:tcMar>
+          </w:tcPr>
+          <w:p>
+            <w:pPr>
+              <w:spacing w:after="40" w:line="252" w:lineRule="auto"/>
+            </w:pPr>
+            <w:r>
+              <w:rPr>
+                <w:b w:val="0"/>
+                <w:sz w:val="18"/>
+              </w:rPr>
+              <w:t>重复提交 reused=true</w:t>
+            </w:r>
+          </w:p>
+        </w:tc>
+      </w:tr>
+      <w:tr>
+        <w:trPr>
+          <w:cantSplit/>
+        </w:trPr>
+        <w:tc>
+          <w:tcPr>
+            <w:tcW w:type="dxa" w:w="2409"/>
+            <w:vAlign w:val="center"/>
+            <w:tcBorders>
+              <w:top w:val="single" w:sz="4" w:color="D9D9D9"/>
+              <w:left w:val="single" w:sz="4" w:color="D9D9D9"/>
+              <w:bottom w:val="single" w:sz="4" w:color="D9D9D9"/>
+              <w:right w:val="single" w:sz="4" w:color="D9D9D9"/>
+            </w:tcBorders>
+            <w:shd w:fill="FFFFFF"/>
+            <w:tcMar>
+              <w:top w:w="80" w:type="dxa"/>
+              <w:bottom w:w="80" w:type="dxa"/>
+              <w:left w:w="80" w:type="dxa"/>
+              <w:right w:w="80" w:type="dxa"/>
+            </w:tcMar>
+          </w:tcPr>
+          <w:p>
+            <w:pPr>
+              <w:spacing w:after="40" w:line="252" w:lineRule="auto"/>
+            </w:pPr>
+            <w:r>
+              <w:rPr>
+                <w:b w:val="0"/>
+                <w:sz w:val="18"/>
+              </w:rPr>
+              <w:t>HR-01 签名事件</w:t>
+            </w:r>
+          </w:p>
+        </w:tc>
+        <w:tc>
+          <w:tcPr>
+            <w:tcW w:type="dxa" w:w="2409"/>
+            <w:vAlign w:val="center"/>
+            <w:tcBorders>
+              <w:top w:val="single" w:sz="4" w:color="D9D9D9"/>
+              <w:left w:val="single" w:sz="4" w:color="D9D9D9"/>
+              <w:bottom w:val="single" w:sz="4" w:color="D9D9D9"/>
+              <w:right w:val="single" w:sz="4" w:color="D9D9D9"/>
+            </w:tcBorders>
+            <w:shd w:fill="FFFFFF"/>
+            <w:tcMar>
+              <w:top w:w="80" w:type="dxa"/>
+              <w:bottom w:w="80" w:type="dxa"/>
+              <w:left w:w="80" w:type="dxa"/>
+              <w:right w:w="80" w:type="dxa"/>
+            </w:tcMar>
+          </w:tcPr>
+          <w:p>
+            <w:pPr>
+              <w:spacing w:after="40" w:line="252" w:lineRule="auto"/>
+            </w:pPr>
+            <w:r>
+              <w:rPr>
+                <w:b w:val="0"/>
+                <w:sz w:val="18"/>
+              </w:rPr>
+              <w:t>4</w:t>
+            </w:r>
+          </w:p>
+        </w:tc>
+        <w:tc>
+          <w:tcPr>
+            <w:tcW w:type="dxa" w:w="2409"/>
+            <w:vAlign w:val="center"/>
+            <w:tcBorders>
+              <w:top w:val="single" w:sz="4" w:color="D9D9D9"/>
+              <w:left w:val="single" w:sz="4" w:color="D9D9D9"/>
+              <w:bottom w:val="single" w:sz="4" w:color="D9D9D9"/>
+              <w:right w:val="single" w:sz="4" w:color="D9D9D9"/>
+            </w:tcBorders>
+            <w:shd w:fill="FFFFFF"/>
+            <w:tcMar>
+              <w:top w:w="80" w:type="dxa"/>
+              <w:bottom w:w="80" w:type="dxa"/>
+              <w:left w:w="80" w:type="dxa"/>
+              <w:right w:w="80" w:type="dxa"/>
+            </w:tcMar>
+          </w:tcPr>
+          <w:p>
+            <w:pPr>
+              <w:spacing w:after="40" w:line="252" w:lineRule="auto"/>
+            </w:pPr>
+            <w:r>
+              <w:rPr>
+                <w:b w:val="0"/>
+                <w:sz w:val="18"/>
+              </w:rPr>
+              <w:t>6</w:t>
+            </w:r>
+          </w:p>
+        </w:tc>
+        <w:tc>
+          <w:tcPr>
+            <w:tcW w:type="dxa" w:w="2409"/>
+            <w:vAlign w:val="center"/>
+            <w:tcBorders>
+              <w:top w:val="single" w:sz="4" w:color="D9D9D9"/>
+              <w:left w:val="single" w:sz="4" w:color="D9D9D9"/>
+              <w:bottom w:val="single" w:sz="4" w:color="D9D9D9"/>
+              <w:right w:val="single" w:sz="4" w:color="D9D9D9"/>
+            </w:tcBorders>
+            <w:shd w:fill="FFFFFF"/>
+            <w:tcMar>
+              <w:top w:w="80" w:type="dxa"/>
+              <w:bottom w:w="80" w:type="dxa"/>
+              <w:left w:w="80" w:type="dxa"/>
+              <w:right w:w="80" w:type="dxa"/>
+            </w:tcMar>
+          </w:tcPr>
+          <w:p>
+            <w:pPr>
+              <w:spacing w:after="40" w:line="252" w:lineRule="auto"/>
+            </w:pPr>
+            <w:r>
+              <w:rPr>
+                <w:b w:val="0"/>
+                <w:sz w:val="18"/>
+              </w:rPr>
+              <w:t>重发 reused=true、同编号不同内容 409、过期时间戳 403</w:t>
+            </w:r>
+          </w:p>
+        </w:tc>
+      </w:tr>
+      <w:tr>
+        <w:trPr>
+          <w:cantSplit/>
+        </w:trPr>
+        <w:tc>
+          <w:tcPr>
+            <w:tcW w:type="dxa" w:w="2409"/>
+            <w:vAlign w:val="center"/>
+            <w:tcBorders>
+              <w:top w:val="single" w:sz="4" w:color="D9D9D9"/>
+              <w:left w:val="single" w:sz="4" w:color="D9D9D9"/>
+              <w:bottom w:val="single" w:sz="4" w:color="D9D9D9"/>
+              <w:right w:val="single" w:sz="4" w:color="D9D9D9"/>
+            </w:tcBorders>
+            <w:shd w:fill="FFFFFF"/>
+            <w:tcMar>
+              <w:top w:w="80" w:type="dxa"/>
+              <w:bottom w:w="80" w:type="dxa"/>
+              <w:left w:w="80" w:type="dxa"/>
+              <w:right w:w="80" w:type="dxa"/>
+            </w:tcMar>
+          </w:tcPr>
+          <w:p>
+            <w:pPr>
+              <w:spacing w:after="40" w:line="252" w:lineRule="auto"/>
+            </w:pPr>
+            <w:r>
+              <w:rPr>
+                <w:b w:val="0"/>
+                <w:sz w:val="18"/>
+              </w:rPr>
+              <w:t>OA-01 申请与审批</w:t>
+            </w:r>
+          </w:p>
+        </w:tc>
+        <w:tc>
+          <w:tcPr>
+            <w:tcW w:type="dxa" w:w="2409"/>
+            <w:vAlign w:val="center"/>
+            <w:tcBorders>
+              <w:top w:val="single" w:sz="4" w:color="D9D9D9"/>
+              <w:left w:val="single" w:sz="4" w:color="D9D9D9"/>
+              <w:bottom w:val="single" w:sz="4" w:color="D9D9D9"/>
+              <w:right w:val="single" w:sz="4" w:color="D9D9D9"/>
+            </w:tcBorders>
+            <w:shd w:fill="FFFFFF"/>
+            <w:tcMar>
+              <w:top w:w="80" w:type="dxa"/>
+              <w:bottom w:w="80" w:type="dxa"/>
+              <w:left w:w="80" w:type="dxa"/>
+              <w:right w:w="80" w:type="dxa"/>
+            </w:tcMar>
+          </w:tcPr>
+          <w:p>
+            <w:pPr>
+              <w:spacing w:after="40" w:line="252" w:lineRule="auto"/>
+            </w:pPr>
+            <w:r>
+              <w:rPr>
+                <w:b w:val="0"/>
+                <w:sz w:val="18"/>
+              </w:rPr>
+              <w:t>7</w:t>
+            </w:r>
+          </w:p>
+        </w:tc>
+        <w:tc>
+          <w:tcPr>
+            <w:tcW w:type="dxa" w:w="2409"/>
+            <w:vAlign w:val="center"/>
+            <w:tcBorders>
+              <w:top w:val="single" w:sz="4" w:color="D9D9D9"/>
+              <w:left w:val="single" w:sz="4" w:color="D9D9D9"/>
+              <w:bottom w:val="single" w:sz="4" w:color="D9D9D9"/>
+              <w:right w:val="single" w:sz="4" w:color="D9D9D9"/>
+            </w:tcBorders>
+            <w:shd w:fill="FFFFFF"/>
+            <w:tcMar>
+              <w:top w:w="80" w:type="dxa"/>
+              <w:bottom w:w="80" w:type="dxa"/>
+              <w:left w:w="80" w:type="dxa"/>
+              <w:right w:w="80" w:type="dxa"/>
+            </w:tcMar>
+          </w:tcPr>
+          <w:p>
+            <w:pPr>
+              <w:spacing w:after="40" w:line="252" w:lineRule="auto"/>
+            </w:pPr>
+            <w:r>
+              <w:rPr>
+                <w:b w:val="0"/>
+                <w:sz w:val="18"/>
+              </w:rPr>
+              <w:t>12</w:t>
+            </w:r>
+          </w:p>
+        </w:tc>
+        <w:tc>
+          <w:tcPr>
+            <w:tcW w:type="dxa" w:w="2409"/>
+            <w:vAlign w:val="center"/>
+            <w:tcBorders>
+              <w:top w:val="single" w:sz="4" w:color="D9D9D9"/>
+              <w:left w:val="single" w:sz="4" w:color="D9D9D9"/>
+              <w:bottom w:val="single" w:sz="4" w:color="D9D9D9"/>
+              <w:right w:val="single" w:sz="4" w:color="D9D9D9"/>
+            </w:tcBorders>
+            <w:shd w:fill="FFFFFF"/>
+            <w:tcMar>
+              <w:top w:w="80" w:type="dxa"/>
+              <w:bottom w:w="80" w:type="dxa"/>
+              <w:left w:w="80" w:type="dxa"/>
+              <w:right w:w="80" w:type="dxa"/>
+            </w:tcMar>
+          </w:tcPr>
+          <w:p>
+            <w:pPr>
+              <w:spacing w:after="40" w:line="252" w:lineRule="auto"/>
+            </w:pPr>
+            <w:r>
+              <w:rPr>
+                <w:b w:val="0"/>
+                <w:sz w:val="18"/>
+              </w:rPr>
+              <w:t>错误签名 403、重复回调 reused=true</w:t>
+            </w:r>
+          </w:p>
+        </w:tc>
+      </w:tr>
+    </w:tbl>
+    <w:p>
+      <w:pPr>
+        <w:spacing w:after="0"/>
+      </w:pPr>
+    </w:p>
+    <w:p>
+      <w:r>
+        <w:t>运行明细：apifox/phase-one-scenarios-report.json（每步方法、路径、状态码与断言结果）和 apifox/phase-one-scenarios-cli.txt。报告不保存令牌、口令与签名密钥。复现命令（先运行 scripts/make-demo-workbooks.py 生成虚构表）：</w:t>
+      </w:r>
+    </w:p>
+    <w:p>
+      <w:pPr>
+        <w:spacing w:line="240" w:lineRule="auto"/>
+      </w:pPr>
+      <w:r>
+        <w:rPr>
+          <w:sz w:val="18"/>
+        </w:rPr>
+        <w:t>npx newman run docs/phase-one/apifox/phase-one-scenarios.postman_collection.json --env-var baseUrl=http://127.0.0.1:18091 --env-var adminUser=… --env-var adminPassword=… --env-var hrSecret=… --env-var oaSecret=… --env-var workbookDir=output/demo-workbooks</w:t>
+      </w:r>
+    </w:p>
+    <w:p>
+      <w:r>
+        <w:t>运行中观察到一次异常：服务启动后的第一次登录返回 500，日志为 Jackson 类 POJOPropertyBuilder 的 VerifyError；随后的请求和重新启动后的完整运行都正常。打包的 jackson-databind 3.1.5 与 Maven 仓库校验和一致，原因尚未查明，需在答辩前复现排查。</w:t>
+      </w:r>
+    </w:p>
+    <w:p>
+      <w:pPr>
         <w:pStyle w:val="Heading1"/>
       </w:pPr>
       <w:r>
@@ -2770,7 +3993,7 @@
                 <w:b w:val="0"/>
                 <w:sz w:val="18"/>
               </w:rPr>
-              <w:t>PUT</w:t>
+              <w:t>DELETE</w:t>
             </w:r>
           </w:p>
         </w:tc>
@@ -2868,7 +4091,7 @@
                 <w:b w:val="0"/>
                 <w:sz w:val="18"/>
               </w:rPr>
-              <w:t>DELETE</w:t>
+              <w:t>PUT</w:t>
             </w:r>
           </w:p>
         </w:tc>
@@ -3289,6 +4512,104 @@
                 <w:b w:val="0"/>
                 <w:sz w:val="18"/>
               </w:rPr>
+              <w:t>DELETE</w:t>
+            </w:r>
+          </w:p>
+        </w:tc>
+        <w:tc>
+          <w:tcPr>
+            <w:tcW w:type="dxa" w:w="4649"/>
+            <w:vAlign w:val="center"/>
+            <w:tcBorders>
+              <w:top w:val="single" w:sz="4" w:color="D9D9D9"/>
+              <w:left w:val="single" w:sz="4" w:color="D9D9D9"/>
+              <w:bottom w:val="single" w:sz="4" w:color="D9D9D9"/>
+              <w:right w:val="single" w:sz="4" w:color="D9D9D9"/>
+            </w:tcBorders>
+            <w:shd w:fill="FFFFFF"/>
+            <w:tcMar>
+              <w:top w:w="80" w:type="dxa"/>
+              <w:bottom w:w="80" w:type="dxa"/>
+              <w:left w:w="80" w:type="dxa"/>
+              <w:right w:w="80" w:type="dxa"/>
+            </w:tcMar>
+          </w:tcPr>
+          <w:p>
+            <w:pPr>
+              <w:spacing w:after="40" w:line="252" w:lineRule="auto"/>
+            </w:pPr>
+            <w:r>
+              <w:rPr>
+                <w:b w:val="0"/>
+                <w:sz w:val="18"/>
+              </w:rPr>
+              <w:t>/api/roles/{roleId}</w:t>
+            </w:r>
+          </w:p>
+        </w:tc>
+        <w:tc>
+          <w:tcPr>
+            <w:tcW w:type="dxa" w:w="3855"/>
+            <w:vAlign w:val="center"/>
+            <w:tcBorders>
+              <w:top w:val="single" w:sz="4" w:color="D9D9D9"/>
+              <w:left w:val="single" w:sz="4" w:color="D9D9D9"/>
+              <w:bottom w:val="single" w:sz="4" w:color="D9D9D9"/>
+              <w:right w:val="single" w:sz="4" w:color="D9D9D9"/>
+            </w:tcBorders>
+            <w:shd w:fill="FFFFFF"/>
+            <w:tcMar>
+              <w:top w:w="80" w:type="dxa"/>
+              <w:bottom w:w="80" w:type="dxa"/>
+              <w:left w:w="80" w:type="dxa"/>
+              <w:right w:w="80" w:type="dxa"/>
+            </w:tcMar>
+          </w:tcPr>
+          <w:p>
+            <w:pPr>
+              <w:spacing w:after="40" w:line="252" w:lineRule="auto"/>
+            </w:pPr>
+            <w:r>
+              <w:rPr>
+                <w:b w:val="0"/>
+                <w:sz w:val="18"/>
+              </w:rPr>
+              <w:t>无请求体或使用路径参数</w:t>
+            </w:r>
+          </w:p>
+        </w:tc>
+      </w:tr>
+      <w:tr>
+        <w:trPr>
+          <w:cantSplit/>
+        </w:trPr>
+        <w:tc>
+          <w:tcPr>
+            <w:tcW w:type="dxa" w:w="1134"/>
+            <w:vAlign w:val="center"/>
+            <w:tcBorders>
+              <w:top w:val="single" w:sz="4" w:color="D9D9D9"/>
+              <w:left w:val="single" w:sz="4" w:color="D9D9D9"/>
+              <w:bottom w:val="single" w:sz="4" w:color="D9D9D9"/>
+              <w:right w:val="single" w:sz="4" w:color="D9D9D9"/>
+            </w:tcBorders>
+            <w:shd w:fill="FFFFFF"/>
+            <w:tcMar>
+              <w:top w:w="80" w:type="dxa"/>
+              <w:bottom w:w="80" w:type="dxa"/>
+              <w:left w:w="80" w:type="dxa"/>
+              <w:right w:w="80" w:type="dxa"/>
+            </w:tcMar>
+          </w:tcPr>
+          <w:p>
+            <w:pPr>
+              <w:spacing w:after="40" w:line="252" w:lineRule="auto"/>
+            </w:pPr>
+            <w:r>
+              <w:rPr>
+                <w:b w:val="0"/>
+                <w:sz w:val="18"/>
+              </w:rPr>
               <w:t>PUT</w:t>
             </w:r>
           </w:p>
@@ -3352,104 +4673,6 @@
                 <w:sz w:val="18"/>
               </w:rPr>
               <w:t>body: name, description, enabled</w:t>
-            </w:r>
-          </w:p>
-        </w:tc>
-      </w:tr>
-      <w:tr>
-        <w:trPr>
-          <w:cantSplit/>
-        </w:trPr>
-        <w:tc>
-          <w:tcPr>
-            <w:tcW w:type="dxa" w:w="1134"/>
-            <w:vAlign w:val="center"/>
-            <w:tcBorders>
-              <w:top w:val="single" w:sz="4" w:color="D9D9D9"/>
-              <w:left w:val="single" w:sz="4" w:color="D9D9D9"/>
-              <w:bottom w:val="single" w:sz="4" w:color="D9D9D9"/>
-              <w:right w:val="single" w:sz="4" w:color="D9D9D9"/>
-            </w:tcBorders>
-            <w:shd w:fill="FFFFFF"/>
-            <w:tcMar>
-              <w:top w:w="80" w:type="dxa"/>
-              <w:bottom w:w="80" w:type="dxa"/>
-              <w:left w:w="80" w:type="dxa"/>
-              <w:right w:w="80" w:type="dxa"/>
-            </w:tcMar>
-          </w:tcPr>
-          <w:p>
-            <w:pPr>
-              <w:spacing w:after="40" w:line="252" w:lineRule="auto"/>
-            </w:pPr>
-            <w:r>
-              <w:rPr>
-                <w:b w:val="0"/>
-                <w:sz w:val="18"/>
-              </w:rPr>
-              <w:t>DELETE</w:t>
-            </w:r>
-          </w:p>
-        </w:tc>
-        <w:tc>
-          <w:tcPr>
-            <w:tcW w:type="dxa" w:w="4649"/>
-            <w:vAlign w:val="center"/>
-            <w:tcBorders>
-              <w:top w:val="single" w:sz="4" w:color="D9D9D9"/>
-              <w:left w:val="single" w:sz="4" w:color="D9D9D9"/>
-              <w:bottom w:val="single" w:sz="4" w:color="D9D9D9"/>
-              <w:right w:val="single" w:sz="4" w:color="D9D9D9"/>
-            </w:tcBorders>
-            <w:shd w:fill="FFFFFF"/>
-            <w:tcMar>
-              <w:top w:w="80" w:type="dxa"/>
-              <w:bottom w:w="80" w:type="dxa"/>
-              <w:left w:w="80" w:type="dxa"/>
-              <w:right w:w="80" w:type="dxa"/>
-            </w:tcMar>
-          </w:tcPr>
-          <w:p>
-            <w:pPr>
-              <w:spacing w:after="40" w:line="252" w:lineRule="auto"/>
-            </w:pPr>
-            <w:r>
-              <w:rPr>
-                <w:b w:val="0"/>
-                <w:sz w:val="18"/>
-              </w:rPr>
-              <w:t>/api/roles/{roleId}</w:t>
-            </w:r>
-          </w:p>
-        </w:tc>
-        <w:tc>
-          <w:tcPr>
-            <w:tcW w:type="dxa" w:w="3855"/>
-            <w:vAlign w:val="center"/>
-            <w:tcBorders>
-              <w:top w:val="single" w:sz="4" w:color="D9D9D9"/>
-              <w:left w:val="single" w:sz="4" w:color="D9D9D9"/>
-              <w:bottom w:val="single" w:sz="4" w:color="D9D9D9"/>
-              <w:right w:val="single" w:sz="4" w:color="D9D9D9"/>
-            </w:tcBorders>
-            <w:shd w:fill="FFFFFF"/>
-            <w:tcMar>
-              <w:top w:w="80" w:type="dxa"/>
-              <w:bottom w:w="80" w:type="dxa"/>
-              <w:left w:w="80" w:type="dxa"/>
-              <w:right w:w="80" w:type="dxa"/>
-            </w:tcMar>
-          </w:tcPr>
-          <w:p>
-            <w:pPr>
-              <w:spacing w:after="40" w:line="252" w:lineRule="auto"/>
-            </w:pPr>
-            <w:r>
-              <w:rPr>
-                <w:b w:val="0"/>
-                <w:sz w:val="18"/>
-              </w:rPr>
-              <w:t>无请求体或使用路径参数</w:t>
             </w:r>
           </w:p>
         </w:tc>
@@ -3583,7 +4806,7 @@
                 <w:b w:val="0"/>
                 <w:sz w:val="18"/>
               </w:rPr>
-              <w:t>PUT</w:t>
+              <w:t>DELETE</w:t>
             </w:r>
           </w:p>
         </w:tc>
@@ -3681,7 +4904,7 @@
                 <w:b w:val="0"/>
                 <w:sz w:val="18"/>
               </w:rPr>
-              <w:t>DELETE</w:t>
+              <w:t>PUT</w:t>
             </w:r>
           </w:p>
         </w:tc>
@@ -4102,6 +5325,104 @@
                 <w:b w:val="0"/>
                 <w:sz w:val="18"/>
               </w:rPr>
+              <w:t>DELETE</w:t>
+            </w:r>
+          </w:p>
+        </w:tc>
+        <w:tc>
+          <w:tcPr>
+            <w:tcW w:type="dxa" w:w="4649"/>
+            <w:vAlign w:val="center"/>
+            <w:tcBorders>
+              <w:top w:val="single" w:sz="4" w:color="D9D9D9"/>
+              <w:left w:val="single" w:sz="4" w:color="D9D9D9"/>
+              <w:bottom w:val="single" w:sz="4" w:color="D9D9D9"/>
+              <w:right w:val="single" w:sz="4" w:color="D9D9D9"/>
+            </w:tcBorders>
+            <w:shd w:fill="FFFFFF"/>
+            <w:tcMar>
+              <w:top w:w="80" w:type="dxa"/>
+              <w:bottom w:w="80" w:type="dxa"/>
+              <w:left w:w="80" w:type="dxa"/>
+              <w:right w:w="80" w:type="dxa"/>
+            </w:tcMar>
+          </w:tcPr>
+          <w:p>
+            <w:pPr>
+              <w:spacing w:after="40" w:line="252" w:lineRule="auto"/>
+            </w:pPr>
+            <w:r>
+              <w:rPr>
+                <w:b w:val="0"/>
+                <w:sz w:val="18"/>
+              </w:rPr>
+              <w:t>/api/systems/{systemId}</w:t>
+            </w:r>
+          </w:p>
+        </w:tc>
+        <w:tc>
+          <w:tcPr>
+            <w:tcW w:type="dxa" w:w="3855"/>
+            <w:vAlign w:val="center"/>
+            <w:tcBorders>
+              <w:top w:val="single" w:sz="4" w:color="D9D9D9"/>
+              <w:left w:val="single" w:sz="4" w:color="D9D9D9"/>
+              <w:bottom w:val="single" w:sz="4" w:color="D9D9D9"/>
+              <w:right w:val="single" w:sz="4" w:color="D9D9D9"/>
+            </w:tcBorders>
+            <w:shd w:fill="FFFFFF"/>
+            <w:tcMar>
+              <w:top w:w="80" w:type="dxa"/>
+              <w:bottom w:w="80" w:type="dxa"/>
+              <w:left w:w="80" w:type="dxa"/>
+              <w:right w:w="80" w:type="dxa"/>
+            </w:tcMar>
+          </w:tcPr>
+          <w:p>
+            <w:pPr>
+              <w:spacing w:after="40" w:line="252" w:lineRule="auto"/>
+            </w:pPr>
+            <w:r>
+              <w:rPr>
+                <w:b w:val="0"/>
+                <w:sz w:val="18"/>
+              </w:rPr>
+              <w:t>无请求体或使用路径参数</w:t>
+            </w:r>
+          </w:p>
+        </w:tc>
+      </w:tr>
+      <w:tr>
+        <w:trPr>
+          <w:cantSplit/>
+        </w:trPr>
+        <w:tc>
+          <w:tcPr>
+            <w:tcW w:type="dxa" w:w="1134"/>
+            <w:vAlign w:val="center"/>
+            <w:tcBorders>
+              <w:top w:val="single" w:sz="4" w:color="D9D9D9"/>
+              <w:left w:val="single" w:sz="4" w:color="D9D9D9"/>
+              <w:bottom w:val="single" w:sz="4" w:color="D9D9D9"/>
+              <w:right w:val="single" w:sz="4" w:color="D9D9D9"/>
+            </w:tcBorders>
+            <w:shd w:fill="FFFFFF"/>
+            <w:tcMar>
+              <w:top w:w="80" w:type="dxa"/>
+              <w:bottom w:w="80" w:type="dxa"/>
+              <w:left w:w="80" w:type="dxa"/>
+              <w:right w:w="80" w:type="dxa"/>
+            </w:tcMar>
+          </w:tcPr>
+          <w:p>
+            <w:pPr>
+              <w:spacing w:after="40" w:line="252" w:lineRule="auto"/>
+            </w:pPr>
+            <w:r>
+              <w:rPr>
+                <w:b w:val="0"/>
+                <w:sz w:val="18"/>
+              </w:rPr>
               <w:t>PUT</w:t>
             </w:r>
           </w:p>
@@ -4165,104 +5486,6 @@
                 <w:sz w:val="18"/>
               </w:rPr>
               <w:t>body: name, baseUrl, enabled</w:t>
-            </w:r>
-          </w:p>
-        </w:tc>
-      </w:tr>
-      <w:tr>
-        <w:trPr>
-          <w:cantSplit/>
-        </w:trPr>
-        <w:tc>
-          <w:tcPr>
-            <w:tcW w:type="dxa" w:w="1134"/>
-            <w:vAlign w:val="center"/>
-            <w:tcBorders>
-              <w:top w:val="single" w:sz="4" w:color="D9D9D9"/>
-              <w:left w:val="single" w:sz="4" w:color="D9D9D9"/>
-              <w:bottom w:val="single" w:sz="4" w:color="D9D9D9"/>
-              <w:right w:val="single" w:sz="4" w:color="D9D9D9"/>
-            </w:tcBorders>
-            <w:shd w:fill="FFFFFF"/>
-            <w:tcMar>
-              <w:top w:w="80" w:type="dxa"/>
-              <w:bottom w:w="80" w:type="dxa"/>
-              <w:left w:w="80" w:type="dxa"/>
-              <w:right w:w="80" w:type="dxa"/>
-            </w:tcMar>
-          </w:tcPr>
-          <w:p>
-            <w:pPr>
-              <w:spacing w:after="40" w:line="252" w:lineRule="auto"/>
-            </w:pPr>
-            <w:r>
-              <w:rPr>
-                <w:b w:val="0"/>
-                <w:sz w:val="18"/>
-              </w:rPr>
-              <w:t>DELETE</w:t>
-            </w:r>
-          </w:p>
-        </w:tc>
-        <w:tc>
-          <w:tcPr>
-            <w:tcW w:type="dxa" w:w="4649"/>
-            <w:vAlign w:val="center"/>
-            <w:tcBorders>
-              <w:top w:val="single" w:sz="4" w:color="D9D9D9"/>
-              <w:left w:val="single" w:sz="4" w:color="D9D9D9"/>
-              <w:bottom w:val="single" w:sz="4" w:color="D9D9D9"/>
-              <w:right w:val="single" w:sz="4" w:color="D9D9D9"/>
-            </w:tcBorders>
-            <w:shd w:fill="FFFFFF"/>
-            <w:tcMar>
-              <w:top w:w="80" w:type="dxa"/>
-              <w:bottom w:w="80" w:type="dxa"/>
-              <w:left w:w="80" w:type="dxa"/>
-              <w:right w:w="80" w:type="dxa"/>
-            </w:tcMar>
-          </w:tcPr>
-          <w:p>
-            <w:pPr>
-              <w:spacing w:after="40" w:line="252" w:lineRule="auto"/>
-            </w:pPr>
-            <w:r>
-              <w:rPr>
-                <w:b w:val="0"/>
-                <w:sz w:val="18"/>
-              </w:rPr>
-              <w:t>/api/systems/{systemId}</w:t>
-            </w:r>
-          </w:p>
-        </w:tc>
-        <w:tc>
-          <w:tcPr>
-            <w:tcW w:type="dxa" w:w="3855"/>
-            <w:vAlign w:val="center"/>
-            <w:tcBorders>
-              <w:top w:val="single" w:sz="4" w:color="D9D9D9"/>
-              <w:left w:val="single" w:sz="4" w:color="D9D9D9"/>
-              <w:bottom w:val="single" w:sz="4" w:color="D9D9D9"/>
-              <w:right w:val="single" w:sz="4" w:color="D9D9D9"/>
-            </w:tcBorders>
-            <w:shd w:fill="FFFFFF"/>
-            <w:tcMar>
-              <w:top w:w="80" w:type="dxa"/>
-              <w:bottom w:w="80" w:type="dxa"/>
-              <w:left w:w="80" w:type="dxa"/>
-              <w:right w:w="80" w:type="dxa"/>
-            </w:tcMar>
-          </w:tcPr>
-          <w:p>
-            <w:pPr>
-              <w:spacing w:after="40" w:line="252" w:lineRule="auto"/>
-            </w:pPr>
-            <w:r>
-              <w:rPr>
-                <w:b w:val="0"/>
-                <w:sz w:val="18"/>
-              </w:rPr>
-              <w:t>无请求体或使用路径参数</w:t>
             </w:r>
           </w:p>
         </w:tc>
@@ -6363,6 +7586,104 @@
                 <w:b w:val="0"/>
                 <w:sz w:val="18"/>
               </w:rPr>
+              <w:t>POST</w:t>
+            </w:r>
+          </w:p>
+        </w:tc>
+        <w:tc>
+          <w:tcPr>
+            <w:tcW w:type="dxa" w:w="4649"/>
+            <w:vAlign w:val="center"/>
+            <w:tcBorders>
+              <w:top w:val="single" w:sz="4" w:color="D9D9D9"/>
+              <w:left w:val="single" w:sz="4" w:color="D9D9D9"/>
+              <w:bottom w:val="single" w:sz="4" w:color="D9D9D9"/>
+              <w:right w:val="single" w:sz="4" w:color="D9D9D9"/>
+            </w:tcBorders>
+            <w:shd w:fill="FFFFFF"/>
+            <w:tcMar>
+              <w:top w:w="80" w:type="dxa"/>
+              <w:bottom w:w="80" w:type="dxa"/>
+              <w:left w:w="80" w:type="dxa"/>
+              <w:right w:w="80" w:type="dxa"/>
+            </w:tcMar>
+          </w:tcPr>
+          <w:p>
+            <w:pPr>
+              <w:spacing w:after="40" w:line="252" w:lineRule="auto"/>
+            </w:pPr>
+            <w:r>
+              <w:rPr>
+                <w:b w:val="0"/>
+                <w:sz w:val="18"/>
+              </w:rPr>
+              <w:t>/api/platform/dictionary</w:t>
+            </w:r>
+          </w:p>
+        </w:tc>
+        <w:tc>
+          <w:tcPr>
+            <w:tcW w:type="dxa" w:w="3855"/>
+            <w:vAlign w:val="center"/>
+            <w:tcBorders>
+              <w:top w:val="single" w:sz="4" w:color="D9D9D9"/>
+              <w:left w:val="single" w:sz="4" w:color="D9D9D9"/>
+              <w:bottom w:val="single" w:sz="4" w:color="D9D9D9"/>
+              <w:right w:val="single" w:sz="4" w:color="D9D9D9"/>
+            </w:tcBorders>
+            <w:shd w:fill="FFFFFF"/>
+            <w:tcMar>
+              <w:top w:w="80" w:type="dxa"/>
+              <w:bottom w:w="80" w:type="dxa"/>
+              <w:left w:w="80" w:type="dxa"/>
+              <w:right w:w="80" w:type="dxa"/>
+            </w:tcMar>
+          </w:tcPr>
+          <w:p>
+            <w:pPr>
+              <w:spacing w:after="40" w:line="252" w:lineRule="auto"/>
+            </w:pPr>
+            <w:r>
+              <w:rPr>
+                <w:b w:val="0"/>
+                <w:sz w:val="18"/>
+              </w:rPr>
+              <w:t>body: category, code, name</w:t>
+            </w:r>
+          </w:p>
+        </w:tc>
+      </w:tr>
+      <w:tr>
+        <w:trPr>
+          <w:cantSplit/>
+        </w:trPr>
+        <w:tc>
+          <w:tcPr>
+            <w:tcW w:type="dxa" w:w="1134"/>
+            <w:vAlign w:val="center"/>
+            <w:tcBorders>
+              <w:top w:val="single" w:sz="4" w:color="D9D9D9"/>
+              <w:left w:val="single" w:sz="4" w:color="D9D9D9"/>
+              <w:bottom w:val="single" w:sz="4" w:color="D9D9D9"/>
+              <w:right w:val="single" w:sz="4" w:color="D9D9D9"/>
+            </w:tcBorders>
+            <w:shd w:fill="FFFFFF"/>
+            <w:tcMar>
+              <w:top w:w="80" w:type="dxa"/>
+              <w:bottom w:w="80" w:type="dxa"/>
+              <w:left w:w="80" w:type="dxa"/>
+              <w:right w:w="80" w:type="dxa"/>
+            </w:tcMar>
+          </w:tcPr>
+          <w:p>
+            <w:pPr>
+              <w:spacing w:after="40" w:line="252" w:lineRule="auto"/>
+            </w:pPr>
+            <w:r>
+              <w:rPr>
+                <w:b w:val="0"/>
+                <w:sz w:val="18"/>
+              </w:rPr>
               <w:t>GET</w:t>
             </w:r>
           </w:p>
@@ -6426,104 +7747,6 @@
                 <w:sz w:val="18"/>
               </w:rPr>
               <w:t>无请求体或使用路径参数</w:t>
-            </w:r>
-          </w:p>
-        </w:tc>
-      </w:tr>
-      <w:tr>
-        <w:trPr>
-          <w:cantSplit/>
-        </w:trPr>
-        <w:tc>
-          <w:tcPr>
-            <w:tcW w:type="dxa" w:w="1134"/>
-            <w:vAlign w:val="center"/>
-            <w:tcBorders>
-              <w:top w:val="single" w:sz="4" w:color="D9D9D9"/>
-              <w:left w:val="single" w:sz="4" w:color="D9D9D9"/>
-              <w:bottom w:val="single" w:sz="4" w:color="D9D9D9"/>
-              <w:right w:val="single" w:sz="4" w:color="D9D9D9"/>
-            </w:tcBorders>
-            <w:shd w:fill="FFFFFF"/>
-            <w:tcMar>
-              <w:top w:w="80" w:type="dxa"/>
-              <w:bottom w:w="80" w:type="dxa"/>
-              <w:left w:w="80" w:type="dxa"/>
-              <w:right w:w="80" w:type="dxa"/>
-            </w:tcMar>
-          </w:tcPr>
-          <w:p>
-            <w:pPr>
-              <w:spacing w:after="40" w:line="252" w:lineRule="auto"/>
-            </w:pPr>
-            <w:r>
-              <w:rPr>
-                <w:b w:val="0"/>
-                <w:sz w:val="18"/>
-              </w:rPr>
-              <w:t>POST</w:t>
-            </w:r>
-          </w:p>
-        </w:tc>
-        <w:tc>
-          <w:tcPr>
-            <w:tcW w:type="dxa" w:w="4649"/>
-            <w:vAlign w:val="center"/>
-            <w:tcBorders>
-              <w:top w:val="single" w:sz="4" w:color="D9D9D9"/>
-              <w:left w:val="single" w:sz="4" w:color="D9D9D9"/>
-              <w:bottom w:val="single" w:sz="4" w:color="D9D9D9"/>
-              <w:right w:val="single" w:sz="4" w:color="D9D9D9"/>
-            </w:tcBorders>
-            <w:shd w:fill="FFFFFF"/>
-            <w:tcMar>
-              <w:top w:w="80" w:type="dxa"/>
-              <w:bottom w:w="80" w:type="dxa"/>
-              <w:left w:w="80" w:type="dxa"/>
-              <w:right w:w="80" w:type="dxa"/>
-            </w:tcMar>
-          </w:tcPr>
-          <w:p>
-            <w:pPr>
-              <w:spacing w:after="40" w:line="252" w:lineRule="auto"/>
-            </w:pPr>
-            <w:r>
-              <w:rPr>
-                <w:b w:val="0"/>
-                <w:sz w:val="18"/>
-              </w:rPr>
-              <w:t>/api/platform/dictionary</w:t>
-            </w:r>
-          </w:p>
-        </w:tc>
-        <w:tc>
-          <w:tcPr>
-            <w:tcW w:type="dxa" w:w="3855"/>
-            <w:vAlign w:val="center"/>
-            <w:tcBorders>
-              <w:top w:val="single" w:sz="4" w:color="D9D9D9"/>
-              <w:left w:val="single" w:sz="4" w:color="D9D9D9"/>
-              <w:bottom w:val="single" w:sz="4" w:color="D9D9D9"/>
-              <w:right w:val="single" w:sz="4" w:color="D9D9D9"/>
-            </w:tcBorders>
-            <w:shd w:fill="FFFFFF"/>
-            <w:tcMar>
-              <w:top w:w="80" w:type="dxa"/>
-              <w:bottom w:w="80" w:type="dxa"/>
-              <w:left w:w="80" w:type="dxa"/>
-              <w:right w:w="80" w:type="dxa"/>
-            </w:tcMar>
-          </w:tcPr>
-          <w:p>
-            <w:pPr>
-              <w:spacing w:after="40" w:line="252" w:lineRule="auto"/>
-            </w:pPr>
-            <w:r>
-              <w:rPr>
-                <w:b w:val="0"/>
-                <w:sz w:val="18"/>
-              </w:rPr>
-              <w:t>body: category, code, name</w:t>
             </w:r>
           </w:p>
         </w:tc>
@@ -7147,7 +8370,7 @@
                 <w:b w:val="0"/>
                 <w:sz w:val="18"/>
               </w:rPr>
-              <w:t>PUT</w:t>
+              <w:t>DELETE</w:t>
             </w:r>
           </w:p>
         </w:tc>
@@ -7245,7 +8468,7 @@
                 <w:b w:val="0"/>
                 <w:sz w:val="18"/>
               </w:rPr>
-              <w:t>DELETE</w:t>
+              <w:t>PUT</w:t>
             </w:r>
           </w:p>
         </w:tc>
@@ -8423,7 +9646,7 @@
                 <w:b w:val="0"/>
                 <w:sz w:val="18"/>
               </w:rPr>
-              <w:t>PUT</w:t>
+              <w:t>DELETE</w:t>
             </w:r>
           </w:p>
         </w:tc>
@@ -8521,7 +9744,7 @@
                 <w:b w:val="0"/>
                 <w:sz w:val="18"/>
               </w:rPr>
-              <w:t>DELETE</w:t>
+              <w:t>PUT</w:t>
             </w:r>
           </w:p>
         </w:tc>

--- a/docs/phase-one/03-API设计文档.docx
+++ b/docs/phase-one/03-API设计文档.docx
@@ -1374,6 +1374,29 @@
     </w:p>
     <w:p>
       <w:pPr>
+        <w:pStyle w:val="Heading2"/>
+      </w:pPr>
+      <w:r>
+        <w:t>9.1 外部与临时人员接口（UC-C05）</w:t>
+      </w:r>
+    </w:p>
+    <w:p>
+      <w:r>
+        <w:t>POST /api/platform/external-users 由超级管理员或绑定部门的部门管理员调用，请求体：username、displayName、personType（EXTERNAL 或 TEMPORARY）、expiresOn（yyyy-MM-dd）、departmentId、postId、company、phone、password。外部人员有效期最长 365 天，临时人员最长 90 天，不能早于今天，否则返回 400；部门不在管理范围返回 403。成功返回 id、personType、expiresOn。账号无角色，初始密码标记为首次登录须修改。</w:t>
+      </w:r>
+    </w:p>
+    <w:p>
+      <w:r>
+        <w:t>PUT /api/platform/external-users/{id}/expiry 请求体 expiresOn，按原人员类型重新校验上限；对正式员工返回 400。续期使权限版本号加一并写审计 EXTERNAL_RENEW。</w:t>
+      </w:r>
+    </w:p>
+    <w:p>
+      <w:r>
+        <w:t>GET /api/platform/external-users?remindDays=14 返回管理范围内的外部与临时人员：id、username、display_name、person_type、company、department_id、post_id、enabled、expires_on、days_left、status（ACTIVE / EXPIRING / EXPIRED）。有效期截止为到期日次日 0 点（Asia/Shanghai），到期后登录和已有令牌都返回 401。</w:t>
+      </w:r>
+    </w:p>
+    <w:p>
+      <w:pPr>
         <w:pStyle w:val="Heading1"/>
       </w:pPr>
       <w:r>
@@ -1415,12 +1438,12 @@
     </w:p>
     <w:p>
       <w:r>
-        <w:t>checks.md 的 9 个场景已写成 apifox/phase-one-scenarios.postman_collection.json（Postman v2.1，由 scripts/build-acceptance-scenarios.py 生成），可直接导入 Apifox，也可用 newman 运行；断言脚本使用 pm 语法，两者通用。集合只含变量名，运行时提供 baseUrl、adminUser、adminPassword、hrSecret、oaSecret、workbookDir。</w:t>
+        <w:t>checks.md 的 9 个场景及 EXT-01 已写成 apifox/phase-one-scenarios.postman_collection.json（Postman v2.1，由 scripts/build-acceptance-scenarios.py 生成），可直接导入 Apifox，也可用 newman 运行；断言脚本使用 pm 语法，两者通用。集合只含变量名，运行时提供 baseUrl、adminUser、adminPassword、hrSecret、oaSecret、workbookDir。</w:t>
       </w:r>
     </w:p>
     <w:p>
       <w:r>
-        <w:t>2026-10-21 在本机隔离实例（phase-one 配置、H2、端口 18091、三份虚构演示表）上用 newman 运行：42 个请求、56 条断言全部通过，用时约 4.5 秒。</w:t>
+        <w:t>2026-10-21 在本机隔离实例（phase-one 配置、H2、端口 18091、三份虚构演示表）上用 newman 运行：49 个请求、65 条断言全部通过，用时约 5.3 秒。</w:t>
       </w:r>
     </w:p>
     <w:tbl>
@@ -2601,6 +2624,135 @@
           </w:p>
         </w:tc>
       </w:tr>
+      <w:tr>
+        <w:trPr>
+          <w:cantSplit/>
+        </w:trPr>
+        <w:tc>
+          <w:tcPr>
+            <w:tcW w:type="dxa" w:w="2409"/>
+            <w:vAlign w:val="center"/>
+            <w:tcBorders>
+              <w:top w:val="single" w:sz="4" w:color="D9D9D9"/>
+              <w:left w:val="single" w:sz="4" w:color="D9D9D9"/>
+              <w:bottom w:val="single" w:sz="4" w:color="D9D9D9"/>
+              <w:right w:val="single" w:sz="4" w:color="D9D9D9"/>
+            </w:tcBorders>
+            <w:shd w:fill="FFFFFF"/>
+            <w:tcMar>
+              <w:top w:w="80" w:type="dxa"/>
+              <w:bottom w:w="80" w:type="dxa"/>
+              <w:left w:w="80" w:type="dxa"/>
+              <w:right w:w="80" w:type="dxa"/>
+            </w:tcMar>
+          </w:tcPr>
+          <w:p>
+            <w:pPr>
+              <w:spacing w:after="40" w:line="252" w:lineRule="auto"/>
+            </w:pPr>
+            <w:r>
+              <w:rPr>
+                <w:b w:val="0"/>
+                <w:sz w:val="18"/>
+              </w:rPr>
+              <w:t>EXT-01 外部与临时人员有效期</w:t>
+            </w:r>
+          </w:p>
+        </w:tc>
+        <w:tc>
+          <w:tcPr>
+            <w:tcW w:type="dxa" w:w="2409"/>
+            <w:vAlign w:val="center"/>
+            <w:tcBorders>
+              <w:top w:val="single" w:sz="4" w:color="D9D9D9"/>
+              <w:left w:val="single" w:sz="4" w:color="D9D9D9"/>
+              <w:bottom w:val="single" w:sz="4" w:color="D9D9D9"/>
+              <w:right w:val="single" w:sz="4" w:color="D9D9D9"/>
+            </w:tcBorders>
+            <w:shd w:fill="FFFFFF"/>
+            <w:tcMar>
+              <w:top w:w="80" w:type="dxa"/>
+              <w:bottom w:w="80" w:type="dxa"/>
+              <w:left w:w="80" w:type="dxa"/>
+              <w:right w:w="80" w:type="dxa"/>
+            </w:tcMar>
+          </w:tcPr>
+          <w:p>
+            <w:pPr>
+              <w:spacing w:after="40" w:line="252" w:lineRule="auto"/>
+            </w:pPr>
+            <w:r>
+              <w:rPr>
+                <w:b w:val="0"/>
+                <w:sz w:val="18"/>
+              </w:rPr>
+              <w:t>7</w:t>
+            </w:r>
+          </w:p>
+        </w:tc>
+        <w:tc>
+          <w:tcPr>
+            <w:tcW w:type="dxa" w:w="2409"/>
+            <w:vAlign w:val="center"/>
+            <w:tcBorders>
+              <w:top w:val="single" w:sz="4" w:color="D9D9D9"/>
+              <w:left w:val="single" w:sz="4" w:color="D9D9D9"/>
+              <w:bottom w:val="single" w:sz="4" w:color="D9D9D9"/>
+              <w:right w:val="single" w:sz="4" w:color="D9D9D9"/>
+            </w:tcBorders>
+            <w:shd w:fill="FFFFFF"/>
+            <w:tcMar>
+              <w:top w:w="80" w:type="dxa"/>
+              <w:bottom w:w="80" w:type="dxa"/>
+              <w:left w:w="80" w:type="dxa"/>
+              <w:right w:w="80" w:type="dxa"/>
+            </w:tcMar>
+          </w:tcPr>
+          <w:p>
+            <w:pPr>
+              <w:spacing w:after="40" w:line="252" w:lineRule="auto"/>
+            </w:pPr>
+            <w:r>
+              <w:rPr>
+                <w:b w:val="0"/>
+                <w:sz w:val="18"/>
+              </w:rPr>
+              <w:t>9</w:t>
+            </w:r>
+          </w:p>
+        </w:tc>
+        <w:tc>
+          <w:tcPr>
+            <w:tcW w:type="dxa" w:w="2409"/>
+            <w:vAlign w:val="center"/>
+            <w:tcBorders>
+              <w:top w:val="single" w:sz="4" w:color="D9D9D9"/>
+              <w:left w:val="single" w:sz="4" w:color="D9D9D9"/>
+              <w:bottom w:val="single" w:sz="4" w:color="D9D9D9"/>
+              <w:right w:val="single" w:sz="4" w:color="D9D9D9"/>
+            </w:tcBorders>
+            <w:shd w:fill="FFFFFF"/>
+            <w:tcMar>
+              <w:top w:w="80" w:type="dxa"/>
+              <w:bottom w:w="80" w:type="dxa"/>
+              <w:left w:w="80" w:type="dxa"/>
+              <w:right w:w="80" w:type="dxa"/>
+            </w:tcMar>
+          </w:tcPr>
+          <w:p>
+            <w:pPr>
+              <w:spacing w:after="40" w:line="252" w:lineRule="auto"/>
+            </w:pPr>
+            <w:r>
+              <w:rPr>
+                <w:b w:val="0"/>
+                <w:sz w:val="18"/>
+              </w:rPr>
+              <w:t>临时人员超过 90 天 400、普通用户 403</w:t>
+            </w:r>
+          </w:p>
+        </w:tc>
+      </w:tr>
     </w:tbl>
     <w:p>
       <w:pPr>
@@ -3209,6 +3361,104 @@
                 <w:b w:val="0"/>
                 <w:sz w:val="18"/>
               </w:rPr>
+              <w:t>GET</w:t>
+            </w:r>
+          </w:p>
+        </w:tc>
+        <w:tc>
+          <w:tcPr>
+            <w:tcW w:type="dxa" w:w="4649"/>
+            <w:vAlign w:val="center"/>
+            <w:tcBorders>
+              <w:top w:val="single" w:sz="4" w:color="D9D9D9"/>
+              <w:left w:val="single" w:sz="4" w:color="D9D9D9"/>
+              <w:bottom w:val="single" w:sz="4" w:color="D9D9D9"/>
+              <w:right w:val="single" w:sz="4" w:color="D9D9D9"/>
+            </w:tcBorders>
+            <w:shd w:fill="FFFFFF"/>
+            <w:tcMar>
+              <w:top w:w="80" w:type="dxa"/>
+              <w:bottom w:w="80" w:type="dxa"/>
+              <w:left w:w="80" w:type="dxa"/>
+              <w:right w:w="80" w:type="dxa"/>
+            </w:tcMar>
+          </w:tcPr>
+          <w:p>
+            <w:pPr>
+              <w:spacing w:after="40" w:line="252" w:lineRule="auto"/>
+            </w:pPr>
+            <w:r>
+              <w:rPr>
+                <w:b w:val="0"/>
+                <w:sz w:val="18"/>
+              </w:rPr>
+              <w:t>/api/users</w:t>
+            </w:r>
+          </w:p>
+        </w:tc>
+        <w:tc>
+          <w:tcPr>
+            <w:tcW w:type="dxa" w:w="3855"/>
+            <w:vAlign w:val="center"/>
+            <w:tcBorders>
+              <w:top w:val="single" w:sz="4" w:color="D9D9D9"/>
+              <w:left w:val="single" w:sz="4" w:color="D9D9D9"/>
+              <w:bottom w:val="single" w:sz="4" w:color="D9D9D9"/>
+              <w:right w:val="single" w:sz="4" w:color="D9D9D9"/>
+            </w:tcBorders>
+            <w:shd w:fill="FFFFFF"/>
+            <w:tcMar>
+              <w:top w:w="80" w:type="dxa"/>
+              <w:bottom w:w="80" w:type="dxa"/>
+              <w:left w:w="80" w:type="dxa"/>
+              <w:right w:w="80" w:type="dxa"/>
+            </w:tcMar>
+          </w:tcPr>
+          <w:p>
+            <w:pPr>
+              <w:spacing w:after="40" w:line="252" w:lineRule="auto"/>
+            </w:pPr>
+            <w:r>
+              <w:rPr>
+                <w:b w:val="0"/>
+                <w:sz w:val="18"/>
+              </w:rPr>
+              <w:t>无请求体或使用路径参数</w:t>
+            </w:r>
+          </w:p>
+        </w:tc>
+      </w:tr>
+      <w:tr>
+        <w:trPr>
+          <w:cantSplit/>
+        </w:trPr>
+        <w:tc>
+          <w:tcPr>
+            <w:tcW w:type="dxa" w:w="1134"/>
+            <w:vAlign w:val="center"/>
+            <w:tcBorders>
+              <w:top w:val="single" w:sz="4" w:color="D9D9D9"/>
+              <w:left w:val="single" w:sz="4" w:color="D9D9D9"/>
+              <w:bottom w:val="single" w:sz="4" w:color="D9D9D9"/>
+              <w:right w:val="single" w:sz="4" w:color="D9D9D9"/>
+            </w:tcBorders>
+            <w:shd w:fill="FFFFFF"/>
+            <w:tcMar>
+              <w:top w:w="80" w:type="dxa"/>
+              <w:bottom w:w="80" w:type="dxa"/>
+              <w:left w:w="80" w:type="dxa"/>
+              <w:right w:w="80" w:type="dxa"/>
+            </w:tcMar>
+          </w:tcPr>
+          <w:p>
+            <w:pPr>
+              <w:spacing w:after="40" w:line="252" w:lineRule="auto"/>
+            </w:pPr>
+            <w:r>
+              <w:rPr>
+                <w:b w:val="0"/>
+                <w:sz w:val="18"/>
+              </w:rPr>
               <w:t>POST</w:t>
             </w:r>
           </w:p>
@@ -3272,104 +3522,6 @@
                 <w:sz w:val="18"/>
               </w:rPr>
               <w:t>body: username, displayName</w:t>
-            </w:r>
-          </w:p>
-        </w:tc>
-      </w:tr>
-      <w:tr>
-        <w:trPr>
-          <w:cantSplit/>
-        </w:trPr>
-        <w:tc>
-          <w:tcPr>
-            <w:tcW w:type="dxa" w:w="1134"/>
-            <w:vAlign w:val="center"/>
-            <w:tcBorders>
-              <w:top w:val="single" w:sz="4" w:color="D9D9D9"/>
-              <w:left w:val="single" w:sz="4" w:color="D9D9D9"/>
-              <w:bottom w:val="single" w:sz="4" w:color="D9D9D9"/>
-              <w:right w:val="single" w:sz="4" w:color="D9D9D9"/>
-            </w:tcBorders>
-            <w:shd w:fill="FFFFFF"/>
-            <w:tcMar>
-              <w:top w:w="80" w:type="dxa"/>
-              <w:bottom w:w="80" w:type="dxa"/>
-              <w:left w:w="80" w:type="dxa"/>
-              <w:right w:w="80" w:type="dxa"/>
-            </w:tcMar>
-          </w:tcPr>
-          <w:p>
-            <w:pPr>
-              <w:spacing w:after="40" w:line="252" w:lineRule="auto"/>
-            </w:pPr>
-            <w:r>
-              <w:rPr>
-                <w:b w:val="0"/>
-                <w:sz w:val="18"/>
-              </w:rPr>
-              <w:t>GET</w:t>
-            </w:r>
-          </w:p>
-        </w:tc>
-        <w:tc>
-          <w:tcPr>
-            <w:tcW w:type="dxa" w:w="4649"/>
-            <w:vAlign w:val="center"/>
-            <w:tcBorders>
-              <w:top w:val="single" w:sz="4" w:color="D9D9D9"/>
-              <w:left w:val="single" w:sz="4" w:color="D9D9D9"/>
-              <w:bottom w:val="single" w:sz="4" w:color="D9D9D9"/>
-              <w:right w:val="single" w:sz="4" w:color="D9D9D9"/>
-            </w:tcBorders>
-            <w:shd w:fill="FFFFFF"/>
-            <w:tcMar>
-              <w:top w:w="80" w:type="dxa"/>
-              <w:bottom w:w="80" w:type="dxa"/>
-              <w:left w:w="80" w:type="dxa"/>
-              <w:right w:w="80" w:type="dxa"/>
-            </w:tcMar>
-          </w:tcPr>
-          <w:p>
-            <w:pPr>
-              <w:spacing w:after="40" w:line="252" w:lineRule="auto"/>
-            </w:pPr>
-            <w:r>
-              <w:rPr>
-                <w:b w:val="0"/>
-                <w:sz w:val="18"/>
-              </w:rPr>
-              <w:t>/api/users</w:t>
-            </w:r>
-          </w:p>
-        </w:tc>
-        <w:tc>
-          <w:tcPr>
-            <w:tcW w:type="dxa" w:w="3855"/>
-            <w:vAlign w:val="center"/>
-            <w:tcBorders>
-              <w:top w:val="single" w:sz="4" w:color="D9D9D9"/>
-              <w:left w:val="single" w:sz="4" w:color="D9D9D9"/>
-              <w:bottom w:val="single" w:sz="4" w:color="D9D9D9"/>
-              <w:right w:val="single" w:sz="4" w:color="D9D9D9"/>
-            </w:tcBorders>
-            <w:shd w:fill="FFFFFF"/>
-            <w:tcMar>
-              <w:top w:w="80" w:type="dxa"/>
-              <w:bottom w:w="80" w:type="dxa"/>
-              <w:left w:w="80" w:type="dxa"/>
-              <w:right w:w="80" w:type="dxa"/>
-            </w:tcMar>
-          </w:tcPr>
-          <w:p>
-            <w:pPr>
-              <w:spacing w:after="40" w:line="252" w:lineRule="auto"/>
-            </w:pPr>
-            <w:r>
-              <w:rPr>
-                <w:b w:val="0"/>
-                <w:sz w:val="18"/>
-              </w:rPr>
-              <w:t>无请求体或使用路径参数</w:t>
             </w:r>
           </w:p>
         </w:tc>
@@ -3993,7 +4145,7 @@
                 <w:b w:val="0"/>
                 <w:sz w:val="18"/>
               </w:rPr>
-              <w:t>DELETE</w:t>
+              <w:t>PUT</w:t>
             </w:r>
           </w:p>
         </w:tc>
@@ -4091,7 +4243,7 @@
                 <w:b w:val="0"/>
                 <w:sz w:val="18"/>
               </w:rPr>
-              <w:t>PUT</w:t>
+              <w:t>DELETE</w:t>
             </w:r>
           </w:p>
         </w:tc>
@@ -4316,6 +4468,104 @@
                 <w:b w:val="0"/>
                 <w:sz w:val="18"/>
               </w:rPr>
+              <w:t>GET</w:t>
+            </w:r>
+          </w:p>
+        </w:tc>
+        <w:tc>
+          <w:tcPr>
+            <w:tcW w:type="dxa" w:w="4649"/>
+            <w:vAlign w:val="center"/>
+            <w:tcBorders>
+              <w:top w:val="single" w:sz="4" w:color="D9D9D9"/>
+              <w:left w:val="single" w:sz="4" w:color="D9D9D9"/>
+              <w:bottom w:val="single" w:sz="4" w:color="D9D9D9"/>
+              <w:right w:val="single" w:sz="4" w:color="D9D9D9"/>
+            </w:tcBorders>
+            <w:shd w:fill="FFFFFF"/>
+            <w:tcMar>
+              <w:top w:w="80" w:type="dxa"/>
+              <w:bottom w:w="80" w:type="dxa"/>
+              <w:left w:w="80" w:type="dxa"/>
+              <w:right w:w="80" w:type="dxa"/>
+            </w:tcMar>
+          </w:tcPr>
+          <w:p>
+            <w:pPr>
+              <w:spacing w:after="40" w:line="252" w:lineRule="auto"/>
+            </w:pPr>
+            <w:r>
+              <w:rPr>
+                <w:b w:val="0"/>
+                <w:sz w:val="18"/>
+              </w:rPr>
+              <w:t>/api/roles</w:t>
+            </w:r>
+          </w:p>
+        </w:tc>
+        <w:tc>
+          <w:tcPr>
+            <w:tcW w:type="dxa" w:w="3855"/>
+            <w:vAlign w:val="center"/>
+            <w:tcBorders>
+              <w:top w:val="single" w:sz="4" w:color="D9D9D9"/>
+              <w:left w:val="single" w:sz="4" w:color="D9D9D9"/>
+              <w:bottom w:val="single" w:sz="4" w:color="D9D9D9"/>
+              <w:right w:val="single" w:sz="4" w:color="D9D9D9"/>
+            </w:tcBorders>
+            <w:shd w:fill="FFFFFF"/>
+            <w:tcMar>
+              <w:top w:w="80" w:type="dxa"/>
+              <w:bottom w:w="80" w:type="dxa"/>
+              <w:left w:w="80" w:type="dxa"/>
+              <w:right w:w="80" w:type="dxa"/>
+            </w:tcMar>
+          </w:tcPr>
+          <w:p>
+            <w:pPr>
+              <w:spacing w:after="40" w:line="252" w:lineRule="auto"/>
+            </w:pPr>
+            <w:r>
+              <w:rPr>
+                <w:b w:val="0"/>
+                <w:sz w:val="18"/>
+              </w:rPr>
+              <w:t>无请求体或使用路径参数</w:t>
+            </w:r>
+          </w:p>
+        </w:tc>
+      </w:tr>
+      <w:tr>
+        <w:trPr>
+          <w:cantSplit/>
+        </w:trPr>
+        <w:tc>
+          <w:tcPr>
+            <w:tcW w:type="dxa" w:w="1134"/>
+            <w:vAlign w:val="center"/>
+            <w:tcBorders>
+              <w:top w:val="single" w:sz="4" w:color="D9D9D9"/>
+              <w:left w:val="single" w:sz="4" w:color="D9D9D9"/>
+              <w:bottom w:val="single" w:sz="4" w:color="D9D9D9"/>
+              <w:right w:val="single" w:sz="4" w:color="D9D9D9"/>
+            </w:tcBorders>
+            <w:shd w:fill="FFFFFF"/>
+            <w:tcMar>
+              <w:top w:w="80" w:type="dxa"/>
+              <w:bottom w:w="80" w:type="dxa"/>
+              <w:left w:w="80" w:type="dxa"/>
+              <w:right w:w="80" w:type="dxa"/>
+            </w:tcMar>
+          </w:tcPr>
+          <w:p>
+            <w:pPr>
+              <w:spacing w:after="40" w:line="252" w:lineRule="auto"/>
+            </w:pPr>
+            <w:r>
+              <w:rPr>
+                <w:b w:val="0"/>
+                <w:sz w:val="18"/>
+              </w:rPr>
               <w:t>POST</w:t>
             </w:r>
           </w:p>
@@ -4379,104 +4629,6 @@
                 <w:sz w:val="18"/>
               </w:rPr>
               <w:t>body: code, name, description</w:t>
-            </w:r>
-          </w:p>
-        </w:tc>
-      </w:tr>
-      <w:tr>
-        <w:trPr>
-          <w:cantSplit/>
-        </w:trPr>
-        <w:tc>
-          <w:tcPr>
-            <w:tcW w:type="dxa" w:w="1134"/>
-            <w:vAlign w:val="center"/>
-            <w:tcBorders>
-              <w:top w:val="single" w:sz="4" w:color="D9D9D9"/>
-              <w:left w:val="single" w:sz="4" w:color="D9D9D9"/>
-              <w:bottom w:val="single" w:sz="4" w:color="D9D9D9"/>
-              <w:right w:val="single" w:sz="4" w:color="D9D9D9"/>
-            </w:tcBorders>
-            <w:shd w:fill="FFFFFF"/>
-            <w:tcMar>
-              <w:top w:w="80" w:type="dxa"/>
-              <w:bottom w:w="80" w:type="dxa"/>
-              <w:left w:w="80" w:type="dxa"/>
-              <w:right w:w="80" w:type="dxa"/>
-            </w:tcMar>
-          </w:tcPr>
-          <w:p>
-            <w:pPr>
-              <w:spacing w:after="40" w:line="252" w:lineRule="auto"/>
-            </w:pPr>
-            <w:r>
-              <w:rPr>
-                <w:b w:val="0"/>
-                <w:sz w:val="18"/>
-              </w:rPr>
-              <w:t>GET</w:t>
-            </w:r>
-          </w:p>
-        </w:tc>
-        <w:tc>
-          <w:tcPr>
-            <w:tcW w:type="dxa" w:w="4649"/>
-            <w:vAlign w:val="center"/>
-            <w:tcBorders>
-              <w:top w:val="single" w:sz="4" w:color="D9D9D9"/>
-              <w:left w:val="single" w:sz="4" w:color="D9D9D9"/>
-              <w:bottom w:val="single" w:sz="4" w:color="D9D9D9"/>
-              <w:right w:val="single" w:sz="4" w:color="D9D9D9"/>
-            </w:tcBorders>
-            <w:shd w:fill="FFFFFF"/>
-            <w:tcMar>
-              <w:top w:w="80" w:type="dxa"/>
-              <w:bottom w:w="80" w:type="dxa"/>
-              <w:left w:w="80" w:type="dxa"/>
-              <w:right w:w="80" w:type="dxa"/>
-            </w:tcMar>
-          </w:tcPr>
-          <w:p>
-            <w:pPr>
-              <w:spacing w:after="40" w:line="252" w:lineRule="auto"/>
-            </w:pPr>
-            <w:r>
-              <w:rPr>
-                <w:b w:val="0"/>
-                <w:sz w:val="18"/>
-              </w:rPr>
-              <w:t>/api/roles</w:t>
-            </w:r>
-          </w:p>
-        </w:tc>
-        <w:tc>
-          <w:tcPr>
-            <w:tcW w:type="dxa" w:w="3855"/>
-            <w:vAlign w:val="center"/>
-            <w:tcBorders>
-              <w:top w:val="single" w:sz="4" w:color="D9D9D9"/>
-              <w:left w:val="single" w:sz="4" w:color="D9D9D9"/>
-              <w:bottom w:val="single" w:sz="4" w:color="D9D9D9"/>
-              <w:right w:val="single" w:sz="4" w:color="D9D9D9"/>
-            </w:tcBorders>
-            <w:shd w:fill="FFFFFF"/>
-            <w:tcMar>
-              <w:top w:w="80" w:type="dxa"/>
-              <w:bottom w:w="80" w:type="dxa"/>
-              <w:left w:w="80" w:type="dxa"/>
-              <w:right w:w="80" w:type="dxa"/>
-            </w:tcMar>
-          </w:tcPr>
-          <w:p>
-            <w:pPr>
-              <w:spacing w:after="40" w:line="252" w:lineRule="auto"/>
-            </w:pPr>
-            <w:r>
-              <w:rPr>
-                <w:b w:val="0"/>
-                <w:sz w:val="18"/>
-              </w:rPr>
-              <w:t>无请求体或使用路径参数</w:t>
             </w:r>
           </w:p>
         </w:tc>
@@ -4806,7 +4958,7 @@
                 <w:b w:val="0"/>
                 <w:sz w:val="18"/>
               </w:rPr>
-              <w:t>DELETE</w:t>
+              <w:t>PUT</w:t>
             </w:r>
           </w:p>
         </w:tc>
@@ -4904,7 +5056,7 @@
                 <w:b w:val="0"/>
                 <w:sz w:val="18"/>
               </w:rPr>
-              <w:t>PUT</w:t>
+              <w:t>DELETE</w:t>
             </w:r>
           </w:p>
         </w:tc>
@@ -5844,6 +5996,104 @@
                 <w:b w:val="0"/>
                 <w:sz w:val="18"/>
               </w:rPr>
+              <w:t>DELETE</w:t>
+            </w:r>
+          </w:p>
+        </w:tc>
+        <w:tc>
+          <w:tcPr>
+            <w:tcW w:type="dxa" w:w="4649"/>
+            <w:vAlign w:val="center"/>
+            <w:tcBorders>
+              <w:top w:val="single" w:sz="4" w:color="D9D9D9"/>
+              <w:left w:val="single" w:sz="4" w:color="D9D9D9"/>
+              <w:bottom w:val="single" w:sz="4" w:color="D9D9D9"/>
+              <w:right w:val="single" w:sz="4" w:color="D9D9D9"/>
+            </w:tcBorders>
+            <w:shd w:fill="FFFFFF"/>
+            <w:tcMar>
+              <w:top w:w="80" w:type="dxa"/>
+              <w:bottom w:w="80" w:type="dxa"/>
+              <w:left w:w="80" w:type="dxa"/>
+              <w:right w:w="80" w:type="dxa"/>
+            </w:tcMar>
+          </w:tcPr>
+          <w:p>
+            <w:pPr>
+              <w:spacing w:after="40" w:line="252" w:lineRule="auto"/>
+            </w:pPr>
+            <w:r>
+              <w:rPr>
+                <w:b w:val="0"/>
+                <w:sz w:val="18"/>
+              </w:rPr>
+              <w:t>/api/permissions/{permissionId}</w:t>
+            </w:r>
+          </w:p>
+        </w:tc>
+        <w:tc>
+          <w:tcPr>
+            <w:tcW w:type="dxa" w:w="3855"/>
+            <w:vAlign w:val="center"/>
+            <w:tcBorders>
+              <w:top w:val="single" w:sz="4" w:color="D9D9D9"/>
+              <w:left w:val="single" w:sz="4" w:color="D9D9D9"/>
+              <w:bottom w:val="single" w:sz="4" w:color="D9D9D9"/>
+              <w:right w:val="single" w:sz="4" w:color="D9D9D9"/>
+            </w:tcBorders>
+            <w:shd w:fill="FFFFFF"/>
+            <w:tcMar>
+              <w:top w:w="80" w:type="dxa"/>
+              <w:bottom w:w="80" w:type="dxa"/>
+              <w:left w:w="80" w:type="dxa"/>
+              <w:right w:w="80" w:type="dxa"/>
+            </w:tcMar>
+          </w:tcPr>
+          <w:p>
+            <w:pPr>
+              <w:spacing w:after="40" w:line="252" w:lineRule="auto"/>
+            </w:pPr>
+            <w:r>
+              <w:rPr>
+                <w:b w:val="0"/>
+                <w:sz w:val="18"/>
+              </w:rPr>
+              <w:t>无请求体或使用路径参数</w:t>
+            </w:r>
+          </w:p>
+        </w:tc>
+      </w:tr>
+      <w:tr>
+        <w:trPr>
+          <w:cantSplit/>
+        </w:trPr>
+        <w:tc>
+          <w:tcPr>
+            <w:tcW w:type="dxa" w:w="1134"/>
+            <w:vAlign w:val="center"/>
+            <w:tcBorders>
+              <w:top w:val="single" w:sz="4" w:color="D9D9D9"/>
+              <w:left w:val="single" w:sz="4" w:color="D9D9D9"/>
+              <w:bottom w:val="single" w:sz="4" w:color="D9D9D9"/>
+              <w:right w:val="single" w:sz="4" w:color="D9D9D9"/>
+            </w:tcBorders>
+            <w:shd w:fill="FFFFFF"/>
+            <w:tcMar>
+              <w:top w:w="80" w:type="dxa"/>
+              <w:bottom w:w="80" w:type="dxa"/>
+              <w:left w:w="80" w:type="dxa"/>
+              <w:right w:w="80" w:type="dxa"/>
+            </w:tcMar>
+          </w:tcPr>
+          <w:p>
+            <w:pPr>
+              <w:spacing w:after="40" w:line="252" w:lineRule="auto"/>
+            </w:pPr>
+            <w:r>
+              <w:rPr>
+                <w:b w:val="0"/>
+                <w:sz w:val="18"/>
+              </w:rPr>
               <w:t>PUT</w:t>
             </w:r>
           </w:p>
@@ -5907,104 +6157,6 @@
                 <w:sz w:val="18"/>
               </w:rPr>
               <w:t>body: name, menuPath</w:t>
-            </w:r>
-          </w:p>
-        </w:tc>
-      </w:tr>
-      <w:tr>
-        <w:trPr>
-          <w:cantSplit/>
-        </w:trPr>
-        <w:tc>
-          <w:tcPr>
-            <w:tcW w:type="dxa" w:w="1134"/>
-            <w:vAlign w:val="center"/>
-            <w:tcBorders>
-              <w:top w:val="single" w:sz="4" w:color="D9D9D9"/>
-              <w:left w:val="single" w:sz="4" w:color="D9D9D9"/>
-              <w:bottom w:val="single" w:sz="4" w:color="D9D9D9"/>
-              <w:right w:val="single" w:sz="4" w:color="D9D9D9"/>
-            </w:tcBorders>
-            <w:shd w:fill="FFFFFF"/>
-            <w:tcMar>
-              <w:top w:w="80" w:type="dxa"/>
-              <w:bottom w:w="80" w:type="dxa"/>
-              <w:left w:w="80" w:type="dxa"/>
-              <w:right w:w="80" w:type="dxa"/>
-            </w:tcMar>
-          </w:tcPr>
-          <w:p>
-            <w:pPr>
-              <w:spacing w:after="40" w:line="252" w:lineRule="auto"/>
-            </w:pPr>
-            <w:r>
-              <w:rPr>
-                <w:b w:val="0"/>
-                <w:sz w:val="18"/>
-              </w:rPr>
-              <w:t>DELETE</w:t>
-            </w:r>
-          </w:p>
-        </w:tc>
-        <w:tc>
-          <w:tcPr>
-            <w:tcW w:type="dxa" w:w="4649"/>
-            <w:vAlign w:val="center"/>
-            <w:tcBorders>
-              <w:top w:val="single" w:sz="4" w:color="D9D9D9"/>
-              <w:left w:val="single" w:sz="4" w:color="D9D9D9"/>
-              <w:bottom w:val="single" w:sz="4" w:color="D9D9D9"/>
-              <w:right w:val="single" w:sz="4" w:color="D9D9D9"/>
-            </w:tcBorders>
-            <w:shd w:fill="FFFFFF"/>
-            <w:tcMar>
-              <w:top w:w="80" w:type="dxa"/>
-              <w:bottom w:w="80" w:type="dxa"/>
-              <w:left w:w="80" w:type="dxa"/>
-              <w:right w:w="80" w:type="dxa"/>
-            </w:tcMar>
-          </w:tcPr>
-          <w:p>
-            <w:pPr>
-              <w:spacing w:after="40" w:line="252" w:lineRule="auto"/>
-            </w:pPr>
-            <w:r>
-              <w:rPr>
-                <w:b w:val="0"/>
-                <w:sz w:val="18"/>
-              </w:rPr>
-              <w:t>/api/permissions/{permissionId}</w:t>
-            </w:r>
-          </w:p>
-        </w:tc>
-        <w:tc>
-          <w:tcPr>
-            <w:tcW w:type="dxa" w:w="3855"/>
-            <w:vAlign w:val="center"/>
-            <w:tcBorders>
-              <w:top w:val="single" w:sz="4" w:color="D9D9D9"/>
-              <w:left w:val="single" w:sz="4" w:color="D9D9D9"/>
-              <w:bottom w:val="single" w:sz="4" w:color="D9D9D9"/>
-              <w:right w:val="single" w:sz="4" w:color="D9D9D9"/>
-            </w:tcBorders>
-            <w:shd w:fill="FFFFFF"/>
-            <w:tcMar>
-              <w:top w:w="80" w:type="dxa"/>
-              <w:bottom w:w="80" w:type="dxa"/>
-              <w:left w:w="80" w:type="dxa"/>
-              <w:right w:w="80" w:type="dxa"/>
-            </w:tcMar>
-          </w:tcPr>
-          <w:p>
-            <w:pPr>
-              <w:spacing w:after="40" w:line="252" w:lineRule="auto"/>
-            </w:pPr>
-            <w:r>
-              <w:rPr>
-                <w:b w:val="0"/>
-                <w:sz w:val="18"/>
-              </w:rPr>
-              <w:t>无请求体或使用路径参数</w:t>
             </w:r>
           </w:p>
         </w:tc>
@@ -7586,6 +7738,104 @@
                 <w:b w:val="0"/>
                 <w:sz w:val="18"/>
               </w:rPr>
+              <w:t>GET</w:t>
+            </w:r>
+          </w:p>
+        </w:tc>
+        <w:tc>
+          <w:tcPr>
+            <w:tcW w:type="dxa" w:w="4649"/>
+            <w:vAlign w:val="center"/>
+            <w:tcBorders>
+              <w:top w:val="single" w:sz="4" w:color="D9D9D9"/>
+              <w:left w:val="single" w:sz="4" w:color="D9D9D9"/>
+              <w:bottom w:val="single" w:sz="4" w:color="D9D9D9"/>
+              <w:right w:val="single" w:sz="4" w:color="D9D9D9"/>
+            </w:tcBorders>
+            <w:shd w:fill="FFFFFF"/>
+            <w:tcMar>
+              <w:top w:w="80" w:type="dxa"/>
+              <w:bottom w:w="80" w:type="dxa"/>
+              <w:left w:w="80" w:type="dxa"/>
+              <w:right w:w="80" w:type="dxa"/>
+            </w:tcMar>
+          </w:tcPr>
+          <w:p>
+            <w:pPr>
+              <w:spacing w:after="40" w:line="252" w:lineRule="auto"/>
+            </w:pPr>
+            <w:r>
+              <w:rPr>
+                <w:b w:val="0"/>
+                <w:sz w:val="18"/>
+              </w:rPr>
+              <w:t>/api/platform/dictionary</w:t>
+            </w:r>
+          </w:p>
+        </w:tc>
+        <w:tc>
+          <w:tcPr>
+            <w:tcW w:type="dxa" w:w="3855"/>
+            <w:vAlign w:val="center"/>
+            <w:tcBorders>
+              <w:top w:val="single" w:sz="4" w:color="D9D9D9"/>
+              <w:left w:val="single" w:sz="4" w:color="D9D9D9"/>
+              <w:bottom w:val="single" w:sz="4" w:color="D9D9D9"/>
+              <w:right w:val="single" w:sz="4" w:color="D9D9D9"/>
+            </w:tcBorders>
+            <w:shd w:fill="FFFFFF"/>
+            <w:tcMar>
+              <w:top w:w="80" w:type="dxa"/>
+              <w:bottom w:w="80" w:type="dxa"/>
+              <w:left w:w="80" w:type="dxa"/>
+              <w:right w:w="80" w:type="dxa"/>
+            </w:tcMar>
+          </w:tcPr>
+          <w:p>
+            <w:pPr>
+              <w:spacing w:after="40" w:line="252" w:lineRule="auto"/>
+            </w:pPr>
+            <w:r>
+              <w:rPr>
+                <w:b w:val="0"/>
+                <w:sz w:val="18"/>
+              </w:rPr>
+              <w:t>无请求体或使用路径参数</w:t>
+            </w:r>
+          </w:p>
+        </w:tc>
+      </w:tr>
+      <w:tr>
+        <w:trPr>
+          <w:cantSplit/>
+        </w:trPr>
+        <w:tc>
+          <w:tcPr>
+            <w:tcW w:type="dxa" w:w="1134"/>
+            <w:vAlign w:val="center"/>
+            <w:tcBorders>
+              <w:top w:val="single" w:sz="4" w:color="D9D9D9"/>
+              <w:left w:val="single" w:sz="4" w:color="D9D9D9"/>
+              <w:bottom w:val="single" w:sz="4" w:color="D9D9D9"/>
+              <w:right w:val="single" w:sz="4" w:color="D9D9D9"/>
+            </w:tcBorders>
+            <w:shd w:fill="FFFFFF"/>
+            <w:tcMar>
+              <w:top w:w="80" w:type="dxa"/>
+              <w:bottom w:w="80" w:type="dxa"/>
+              <w:left w:w="80" w:type="dxa"/>
+              <w:right w:w="80" w:type="dxa"/>
+            </w:tcMar>
+          </w:tcPr>
+          <w:p>
+            <w:pPr>
+              <w:spacing w:after="40" w:line="252" w:lineRule="auto"/>
+            </w:pPr>
+            <w:r>
+              <w:rPr>
+                <w:b w:val="0"/>
+                <w:sz w:val="18"/>
+              </w:rPr>
               <w:t>POST</w:t>
             </w:r>
           </w:p>
@@ -7715,7 +7965,7 @@
                 <w:b w:val="0"/>
                 <w:sz w:val="18"/>
               </w:rPr>
-              <w:t>/api/platform/dictionary</w:t>
+              <w:t>/api/platform/external-users</w:t>
             </w:r>
           </w:p>
         </w:tc>
@@ -7746,7 +7996,203 @@
                 <w:b w:val="0"/>
                 <w:sz w:val="18"/>
               </w:rPr>
-              <w:t>无请求体或使用路径参数</w:t>
+              <w:t>remindDays: int</w:t>
+            </w:r>
+          </w:p>
+        </w:tc>
+      </w:tr>
+      <w:tr>
+        <w:trPr>
+          <w:cantSplit/>
+        </w:trPr>
+        <w:tc>
+          <w:tcPr>
+            <w:tcW w:type="dxa" w:w="1134"/>
+            <w:vAlign w:val="center"/>
+            <w:tcBorders>
+              <w:top w:val="single" w:sz="4" w:color="D9D9D9"/>
+              <w:left w:val="single" w:sz="4" w:color="D9D9D9"/>
+              <w:bottom w:val="single" w:sz="4" w:color="D9D9D9"/>
+              <w:right w:val="single" w:sz="4" w:color="D9D9D9"/>
+            </w:tcBorders>
+            <w:shd w:fill="FFFFFF"/>
+            <w:tcMar>
+              <w:top w:w="80" w:type="dxa"/>
+              <w:bottom w:w="80" w:type="dxa"/>
+              <w:left w:w="80" w:type="dxa"/>
+              <w:right w:w="80" w:type="dxa"/>
+            </w:tcMar>
+          </w:tcPr>
+          <w:p>
+            <w:pPr>
+              <w:spacing w:after="40" w:line="252" w:lineRule="auto"/>
+            </w:pPr>
+            <w:r>
+              <w:rPr>
+                <w:b w:val="0"/>
+                <w:sz w:val="18"/>
+              </w:rPr>
+              <w:t>POST</w:t>
+            </w:r>
+          </w:p>
+        </w:tc>
+        <w:tc>
+          <w:tcPr>
+            <w:tcW w:type="dxa" w:w="4649"/>
+            <w:vAlign w:val="center"/>
+            <w:tcBorders>
+              <w:top w:val="single" w:sz="4" w:color="D9D9D9"/>
+              <w:left w:val="single" w:sz="4" w:color="D9D9D9"/>
+              <w:bottom w:val="single" w:sz="4" w:color="D9D9D9"/>
+              <w:right w:val="single" w:sz="4" w:color="D9D9D9"/>
+            </w:tcBorders>
+            <w:shd w:fill="FFFFFF"/>
+            <w:tcMar>
+              <w:top w:w="80" w:type="dxa"/>
+              <w:bottom w:w="80" w:type="dxa"/>
+              <w:left w:w="80" w:type="dxa"/>
+              <w:right w:w="80" w:type="dxa"/>
+            </w:tcMar>
+          </w:tcPr>
+          <w:p>
+            <w:pPr>
+              <w:spacing w:after="40" w:line="252" w:lineRule="auto"/>
+            </w:pPr>
+            <w:r>
+              <w:rPr>
+                <w:b w:val="0"/>
+                <w:sz w:val="18"/>
+              </w:rPr>
+              <w:t>/api/platform/external-users</w:t>
+            </w:r>
+          </w:p>
+        </w:tc>
+        <w:tc>
+          <w:tcPr>
+            <w:tcW w:type="dxa" w:w="3855"/>
+            <w:vAlign w:val="center"/>
+            <w:tcBorders>
+              <w:top w:val="single" w:sz="4" w:color="D9D9D9"/>
+              <w:left w:val="single" w:sz="4" w:color="D9D9D9"/>
+              <w:bottom w:val="single" w:sz="4" w:color="D9D9D9"/>
+              <w:right w:val="single" w:sz="4" w:color="D9D9D9"/>
+            </w:tcBorders>
+            <w:shd w:fill="FFFFFF"/>
+            <w:tcMar>
+              <w:top w:w="80" w:type="dxa"/>
+              <w:bottom w:w="80" w:type="dxa"/>
+              <w:left w:w="80" w:type="dxa"/>
+              <w:right w:w="80" w:type="dxa"/>
+            </w:tcMar>
+          </w:tcPr>
+          <w:p>
+            <w:pPr>
+              <w:spacing w:after="40" w:line="252" w:lineRule="auto"/>
+            </w:pPr>
+            <w:r>
+              <w:rPr>
+                <w:b w:val="0"/>
+                <w:sz w:val="18"/>
+              </w:rPr>
+              <w:t>body: username, displayName, personType, expiresOn, departmentId, postId, company, phone, password</w:t>
+            </w:r>
+          </w:p>
+        </w:tc>
+      </w:tr>
+      <w:tr>
+        <w:trPr>
+          <w:cantSplit/>
+        </w:trPr>
+        <w:tc>
+          <w:tcPr>
+            <w:tcW w:type="dxa" w:w="1134"/>
+            <w:vAlign w:val="center"/>
+            <w:tcBorders>
+              <w:top w:val="single" w:sz="4" w:color="D9D9D9"/>
+              <w:left w:val="single" w:sz="4" w:color="D9D9D9"/>
+              <w:bottom w:val="single" w:sz="4" w:color="D9D9D9"/>
+              <w:right w:val="single" w:sz="4" w:color="D9D9D9"/>
+            </w:tcBorders>
+            <w:shd w:fill="FFFFFF"/>
+            <w:tcMar>
+              <w:top w:w="80" w:type="dxa"/>
+              <w:bottom w:w="80" w:type="dxa"/>
+              <w:left w:w="80" w:type="dxa"/>
+              <w:right w:w="80" w:type="dxa"/>
+            </w:tcMar>
+          </w:tcPr>
+          <w:p>
+            <w:pPr>
+              <w:spacing w:after="40" w:line="252" w:lineRule="auto"/>
+            </w:pPr>
+            <w:r>
+              <w:rPr>
+                <w:b w:val="0"/>
+                <w:sz w:val="18"/>
+              </w:rPr>
+              <w:t>PUT</w:t>
+            </w:r>
+          </w:p>
+        </w:tc>
+        <w:tc>
+          <w:tcPr>
+            <w:tcW w:type="dxa" w:w="4649"/>
+            <w:vAlign w:val="center"/>
+            <w:tcBorders>
+              <w:top w:val="single" w:sz="4" w:color="D9D9D9"/>
+              <w:left w:val="single" w:sz="4" w:color="D9D9D9"/>
+              <w:bottom w:val="single" w:sz="4" w:color="D9D9D9"/>
+              <w:right w:val="single" w:sz="4" w:color="D9D9D9"/>
+            </w:tcBorders>
+            <w:shd w:fill="FFFFFF"/>
+            <w:tcMar>
+              <w:top w:w="80" w:type="dxa"/>
+              <w:bottom w:w="80" w:type="dxa"/>
+              <w:left w:w="80" w:type="dxa"/>
+              <w:right w:w="80" w:type="dxa"/>
+            </w:tcMar>
+          </w:tcPr>
+          <w:p>
+            <w:pPr>
+              <w:spacing w:after="40" w:line="252" w:lineRule="auto"/>
+            </w:pPr>
+            <w:r>
+              <w:rPr>
+                <w:b w:val="0"/>
+                <w:sz w:val="18"/>
+              </w:rPr>
+              <w:t>/api/platform/external-users/{id}/expiry</w:t>
+            </w:r>
+          </w:p>
+        </w:tc>
+        <w:tc>
+          <w:tcPr>
+            <w:tcW w:type="dxa" w:w="3855"/>
+            <w:vAlign w:val="center"/>
+            <w:tcBorders>
+              <w:top w:val="single" w:sz="4" w:color="D9D9D9"/>
+              <w:left w:val="single" w:sz="4" w:color="D9D9D9"/>
+              <w:bottom w:val="single" w:sz="4" w:color="D9D9D9"/>
+              <w:right w:val="single" w:sz="4" w:color="D9D9D9"/>
+            </w:tcBorders>
+            <w:shd w:fill="FFFFFF"/>
+            <w:tcMar>
+              <w:top w:w="80" w:type="dxa"/>
+              <w:bottom w:w="80" w:type="dxa"/>
+              <w:left w:w="80" w:type="dxa"/>
+              <w:right w:w="80" w:type="dxa"/>
+            </w:tcMar>
+          </w:tcPr>
+          <w:p>
+            <w:pPr>
+              <w:spacing w:after="40" w:line="252" w:lineRule="auto"/>
+            </w:pPr>
+            <w:r>
+              <w:rPr>
+                <w:b w:val="0"/>
+                <w:sz w:val="18"/>
+              </w:rPr>
+              <w:t>body: expiresOn</w:t>
             </w:r>
           </w:p>
         </w:tc>
@@ -8370,7 +8816,7 @@
                 <w:b w:val="0"/>
                 <w:sz w:val="18"/>
               </w:rPr>
-              <w:t>DELETE</w:t>
+              <w:t>PUT</w:t>
             </w:r>
           </w:p>
         </w:tc>
@@ -8468,7 +8914,7 @@
                 <w:b w:val="0"/>
                 <w:sz w:val="18"/>
               </w:rPr>
-              <w:t>PUT</w:t>
+              <w:t>DELETE</w:t>
             </w:r>
           </w:p>
         </w:tc>
@@ -9646,7 +10092,7 @@
                 <w:b w:val="0"/>
                 <w:sz w:val="18"/>
               </w:rPr>
-              <w:t>DELETE</w:t>
+              <w:t>PUT</w:t>
             </w:r>
           </w:p>
         </w:tc>
@@ -9744,7 +10190,7 @@
                 <w:b w:val="0"/>
                 <w:sz w:val="18"/>
               </w:rPr>
-              <w:t>PUT</w:t>
+              <w:t>DELETE</w:t>
             </w:r>
           </w:p>
         </w:tc>

--- a/docs/phase-one/03-API设计文档.docx
+++ b/docs/phase-one/03-API设计文档.docx
@@ -760,10 +760,830 @@
     </w:p>
     <w:p>
       <w:pPr>
+        <w:pStyle w:val="Heading2"/>
+      </w:pPr>
+      <w:r>
+        <w:t>1.1 错误响应格式与业务含义</w:t>
+      </w:r>
+    </w:p>
+    <w:p>
+      <w:r>
+        <w:t>业务错误统一返回 JSON：{"error":"&lt;HTTP 状态短语&gt;","message":"&lt;中文原因&gt;"}。前端按状态码决定动作，按 message 向用户解释原因。下表列出各状态码的业务含义与典型 message。</w:t>
+      </w:r>
+    </w:p>
+    <w:tbl>
+      <w:tblPr>
+        <w:tblW w:type="auto" w:w="0"/>
+        <w:tblLayout w:type="fixed"/>
+        <w:tblLook w:firstColumn="1" w:firstRow="1" w:lastColumn="0" w:lastRow="0" w:noHBand="0" w:noVBand="1" w:val="04A0"/>
+      </w:tblPr>
+      <w:tblGrid>
+        <w:gridCol w:w="2409"/>
+        <w:gridCol w:w="2409"/>
+        <w:gridCol w:w="2409"/>
+        <w:gridCol w:w="2409"/>
+      </w:tblGrid>
+      <w:tr>
+        <w:trPr>
+          <w:cantSplit/>
+          <w:tblHeader/>
+        </w:trPr>
+        <w:tc>
+          <w:tcPr>
+            <w:tcW w:type="dxa" w:w="2409"/>
+            <w:vAlign w:val="center"/>
+            <w:tcBorders>
+              <w:top w:val="single" w:sz="4" w:color="D9D9D9"/>
+              <w:left w:val="single" w:sz="4" w:color="D9D9D9"/>
+              <w:bottom w:val="single" w:sz="4" w:color="D9D9D9"/>
+              <w:right w:val="single" w:sz="4" w:color="D9D9D9"/>
+            </w:tcBorders>
+            <w:shd w:fill="E8EEF3"/>
+            <w:tcMar>
+              <w:top w:w="80" w:type="dxa"/>
+              <w:bottom w:w="80" w:type="dxa"/>
+              <w:left w:w="80" w:type="dxa"/>
+              <w:right w:w="80" w:type="dxa"/>
+            </w:tcMar>
+          </w:tcPr>
+          <w:p>
+            <w:pPr>
+              <w:keepNext/>
+              <w:spacing w:after="40" w:line="252" w:lineRule="auto"/>
+            </w:pPr>
+            <w:r>
+              <w:rPr>
+                <w:b/>
+                <w:sz w:val="18"/>
+              </w:rPr>
+              <w:t>状态</w:t>
+            </w:r>
+          </w:p>
+        </w:tc>
+        <w:tc>
+          <w:tcPr>
+            <w:tcW w:type="dxa" w:w="2409"/>
+            <w:vAlign w:val="center"/>
+            <w:tcBorders>
+              <w:top w:val="single" w:sz="4" w:color="D9D9D9"/>
+              <w:left w:val="single" w:sz="4" w:color="D9D9D9"/>
+              <w:bottom w:val="single" w:sz="4" w:color="D9D9D9"/>
+              <w:right w:val="single" w:sz="4" w:color="D9D9D9"/>
+            </w:tcBorders>
+            <w:shd w:fill="E8EEF3"/>
+            <w:tcMar>
+              <w:top w:w="80" w:type="dxa"/>
+              <w:bottom w:w="80" w:type="dxa"/>
+              <w:left w:w="80" w:type="dxa"/>
+              <w:right w:w="80" w:type="dxa"/>
+            </w:tcMar>
+          </w:tcPr>
+          <w:p>
+            <w:pPr>
+              <w:keepNext/>
+              <w:spacing w:after="40" w:line="252" w:lineRule="auto"/>
+            </w:pPr>
+            <w:r>
+              <w:rPr>
+                <w:b/>
+                <w:sz w:val="18"/>
+              </w:rPr>
+              <w:t>error</w:t>
+            </w:r>
+          </w:p>
+        </w:tc>
+        <w:tc>
+          <w:tcPr>
+            <w:tcW w:type="dxa" w:w="2409"/>
+            <w:vAlign w:val="center"/>
+            <w:tcBorders>
+              <w:top w:val="single" w:sz="4" w:color="D9D9D9"/>
+              <w:left w:val="single" w:sz="4" w:color="D9D9D9"/>
+              <w:bottom w:val="single" w:sz="4" w:color="D9D9D9"/>
+              <w:right w:val="single" w:sz="4" w:color="D9D9D9"/>
+            </w:tcBorders>
+            <w:shd w:fill="E8EEF3"/>
+            <w:tcMar>
+              <w:top w:w="80" w:type="dxa"/>
+              <w:bottom w:w="80" w:type="dxa"/>
+              <w:left w:w="80" w:type="dxa"/>
+              <w:right w:w="80" w:type="dxa"/>
+            </w:tcMar>
+          </w:tcPr>
+          <w:p>
+            <w:pPr>
+              <w:keepNext/>
+              <w:spacing w:after="40" w:line="252" w:lineRule="auto"/>
+            </w:pPr>
+            <w:r>
+              <w:rPr>
+                <w:b/>
+                <w:sz w:val="18"/>
+              </w:rPr>
+              <w:t>业务含义</w:t>
+            </w:r>
+          </w:p>
+        </w:tc>
+        <w:tc>
+          <w:tcPr>
+            <w:tcW w:type="dxa" w:w="2409"/>
+            <w:vAlign w:val="center"/>
+            <w:tcBorders>
+              <w:top w:val="single" w:sz="4" w:color="D9D9D9"/>
+              <w:left w:val="single" w:sz="4" w:color="D9D9D9"/>
+              <w:bottom w:val="single" w:sz="4" w:color="D9D9D9"/>
+              <w:right w:val="single" w:sz="4" w:color="D9D9D9"/>
+            </w:tcBorders>
+            <w:shd w:fill="E8EEF3"/>
+            <w:tcMar>
+              <w:top w:w="80" w:type="dxa"/>
+              <w:bottom w:w="80" w:type="dxa"/>
+              <w:left w:w="80" w:type="dxa"/>
+              <w:right w:w="80" w:type="dxa"/>
+            </w:tcMar>
+          </w:tcPr>
+          <w:p>
+            <w:pPr>
+              <w:keepNext/>
+              <w:spacing w:after="40" w:line="252" w:lineRule="auto"/>
+            </w:pPr>
+            <w:r>
+              <w:rPr>
+                <w:b/>
+                <w:sz w:val="18"/>
+              </w:rPr>
+              <w:t>典型 message</w:t>
+            </w:r>
+          </w:p>
+        </w:tc>
+      </w:tr>
+      <w:tr>
+        <w:trPr>
+          <w:cantSplit/>
+        </w:trPr>
+        <w:tc>
+          <w:tcPr>
+            <w:tcW w:type="dxa" w:w="2409"/>
+            <w:vAlign w:val="center"/>
+            <w:tcBorders>
+              <w:top w:val="single" w:sz="4" w:color="D9D9D9"/>
+              <w:left w:val="single" w:sz="4" w:color="D9D9D9"/>
+              <w:bottom w:val="single" w:sz="4" w:color="D9D9D9"/>
+              <w:right w:val="single" w:sz="4" w:color="D9D9D9"/>
+            </w:tcBorders>
+            <w:shd w:fill="FFFFFF"/>
+            <w:tcMar>
+              <w:top w:w="80" w:type="dxa"/>
+              <w:bottom w:w="80" w:type="dxa"/>
+              <w:left w:w="80" w:type="dxa"/>
+              <w:right w:w="80" w:type="dxa"/>
+            </w:tcMar>
+          </w:tcPr>
+          <w:p>
+            <w:pPr>
+              <w:spacing w:after="40" w:line="252" w:lineRule="auto"/>
+            </w:pPr>
+            <w:r>
+              <w:rPr>
+                <w:b w:val="0"/>
+                <w:sz w:val="18"/>
+              </w:rPr>
+              <w:t>400</w:t>
+            </w:r>
+          </w:p>
+        </w:tc>
+        <w:tc>
+          <w:tcPr>
+            <w:tcW w:type="dxa" w:w="2409"/>
+            <w:vAlign w:val="center"/>
+            <w:tcBorders>
+              <w:top w:val="single" w:sz="4" w:color="D9D9D9"/>
+              <w:left w:val="single" w:sz="4" w:color="D9D9D9"/>
+              <w:bottom w:val="single" w:sz="4" w:color="D9D9D9"/>
+              <w:right w:val="single" w:sz="4" w:color="D9D9D9"/>
+            </w:tcBorders>
+            <w:shd w:fill="FFFFFF"/>
+            <w:tcMar>
+              <w:top w:w="80" w:type="dxa"/>
+              <w:bottom w:w="80" w:type="dxa"/>
+              <w:left w:w="80" w:type="dxa"/>
+              <w:right w:w="80" w:type="dxa"/>
+            </w:tcMar>
+          </w:tcPr>
+          <w:p>
+            <w:pPr>
+              <w:spacing w:after="40" w:line="252" w:lineRule="auto"/>
+            </w:pPr>
+            <w:r>
+              <w:rPr>
+                <w:b w:val="0"/>
+                <w:sz w:val="18"/>
+              </w:rPr>
+              <w:t>Bad Request</w:t>
+            </w:r>
+          </w:p>
+        </w:tc>
+        <w:tc>
+          <w:tcPr>
+            <w:tcW w:type="dxa" w:w="2409"/>
+            <w:vAlign w:val="center"/>
+            <w:tcBorders>
+              <w:top w:val="single" w:sz="4" w:color="D9D9D9"/>
+              <w:left w:val="single" w:sz="4" w:color="D9D9D9"/>
+              <w:bottom w:val="single" w:sz="4" w:color="D9D9D9"/>
+              <w:right w:val="single" w:sz="4" w:color="D9D9D9"/>
+            </w:tcBorders>
+            <w:shd w:fill="FFFFFF"/>
+            <w:tcMar>
+              <w:top w:w="80" w:type="dxa"/>
+              <w:bottom w:w="80" w:type="dxa"/>
+              <w:left w:w="80" w:type="dxa"/>
+              <w:right w:w="80" w:type="dxa"/>
+            </w:tcMar>
+          </w:tcPr>
+          <w:p>
+            <w:pPr>
+              <w:spacing w:after="40" w:line="252" w:lineRule="auto"/>
+            </w:pPr>
+            <w:r>
+              <w:rPr>
+                <w:b w:val="0"/>
+                <w:sz w:val="18"/>
+              </w:rPr>
+              <w:t>字段校验失败、导入有错误、有效期或编码格式不合法、集成事件内容不完整</w:t>
+            </w:r>
+          </w:p>
+        </w:tc>
+        <w:tc>
+          <w:tcPr>
+            <w:tcW w:type="dxa" w:w="2409"/>
+            <w:vAlign w:val="center"/>
+            <w:tcBorders>
+              <w:top w:val="single" w:sz="4" w:color="D9D9D9"/>
+              <w:left w:val="single" w:sz="4" w:color="D9D9D9"/>
+              <w:bottom w:val="single" w:sz="4" w:color="D9D9D9"/>
+              <w:right w:val="single" w:sz="4" w:color="D9D9D9"/>
+            </w:tcBorders>
+            <w:shd w:fill="FFFFFF"/>
+            <w:tcMar>
+              <w:top w:w="80" w:type="dxa"/>
+              <w:bottom w:w="80" w:type="dxa"/>
+              <w:left w:w="80" w:type="dxa"/>
+              <w:right w:w="80" w:type="dxa"/>
+            </w:tcMar>
+          </w:tcPr>
+          <w:p>
+            <w:pPr>
+              <w:spacing w:after="40" w:line="252" w:lineRule="auto"/>
+            </w:pPr>
+            <w:r>
+              <w:rPr>
+                <w:b w:val="0"/>
+                <w:sz w:val="18"/>
+              </w:rPr>
+              <w:t>权限编码格式为 应用:模块:操作…；临时人员有效期最长 90 天</w:t>
+            </w:r>
+          </w:p>
+        </w:tc>
+      </w:tr>
+      <w:tr>
+        <w:trPr>
+          <w:cantSplit/>
+        </w:trPr>
+        <w:tc>
+          <w:tcPr>
+            <w:tcW w:type="dxa" w:w="2409"/>
+            <w:vAlign w:val="center"/>
+            <w:tcBorders>
+              <w:top w:val="single" w:sz="4" w:color="D9D9D9"/>
+              <w:left w:val="single" w:sz="4" w:color="D9D9D9"/>
+              <w:bottom w:val="single" w:sz="4" w:color="D9D9D9"/>
+              <w:right w:val="single" w:sz="4" w:color="D9D9D9"/>
+            </w:tcBorders>
+            <w:shd w:fill="FFFFFF"/>
+            <w:tcMar>
+              <w:top w:w="80" w:type="dxa"/>
+              <w:bottom w:w="80" w:type="dxa"/>
+              <w:left w:w="80" w:type="dxa"/>
+              <w:right w:w="80" w:type="dxa"/>
+            </w:tcMar>
+          </w:tcPr>
+          <w:p>
+            <w:pPr>
+              <w:spacing w:after="40" w:line="252" w:lineRule="auto"/>
+            </w:pPr>
+            <w:r>
+              <w:rPr>
+                <w:b w:val="0"/>
+                <w:sz w:val="18"/>
+              </w:rPr>
+              <w:t>401</w:t>
+            </w:r>
+          </w:p>
+        </w:tc>
+        <w:tc>
+          <w:tcPr>
+            <w:tcW w:type="dxa" w:w="2409"/>
+            <w:vAlign w:val="center"/>
+            <w:tcBorders>
+              <w:top w:val="single" w:sz="4" w:color="D9D9D9"/>
+              <w:left w:val="single" w:sz="4" w:color="D9D9D9"/>
+              <w:bottom w:val="single" w:sz="4" w:color="D9D9D9"/>
+              <w:right w:val="single" w:sz="4" w:color="D9D9D9"/>
+            </w:tcBorders>
+            <w:shd w:fill="FFFFFF"/>
+            <w:tcMar>
+              <w:top w:w="80" w:type="dxa"/>
+              <w:bottom w:w="80" w:type="dxa"/>
+              <w:left w:w="80" w:type="dxa"/>
+              <w:right w:w="80" w:type="dxa"/>
+            </w:tcMar>
+          </w:tcPr>
+          <w:p>
+            <w:pPr>
+              <w:spacing w:after="40" w:line="252" w:lineRule="auto"/>
+            </w:pPr>
+            <w:r>
+              <w:rPr>
+                <w:b w:val="0"/>
+                <w:sz w:val="18"/>
+              </w:rPr>
+              <w:t>Unauthorized</w:t>
+            </w:r>
+          </w:p>
+        </w:tc>
+        <w:tc>
+          <w:tcPr>
+            <w:tcW w:type="dxa" w:w="2409"/>
+            <w:vAlign w:val="center"/>
+            <w:tcBorders>
+              <w:top w:val="single" w:sz="4" w:color="D9D9D9"/>
+              <w:left w:val="single" w:sz="4" w:color="D9D9D9"/>
+              <w:bottom w:val="single" w:sz="4" w:color="D9D9D9"/>
+              <w:right w:val="single" w:sz="4" w:color="D9D9D9"/>
+            </w:tcBorders>
+            <w:shd w:fill="FFFFFF"/>
+            <w:tcMar>
+              <w:top w:w="80" w:type="dxa"/>
+              <w:bottom w:w="80" w:type="dxa"/>
+              <w:left w:w="80" w:type="dxa"/>
+              <w:right w:w="80" w:type="dxa"/>
+            </w:tcMar>
+          </w:tcPr>
+          <w:p>
+            <w:pPr>
+              <w:spacing w:after="40" w:line="252" w:lineRule="auto"/>
+            </w:pPr>
+            <w:r>
+              <w:rPr>
+                <w:b w:val="0"/>
+                <w:sz w:val="18"/>
+              </w:rPr>
+              <w:t>未登录、令牌无效或过期、会话被撤销、账号停用或过期、权限版本已变化</w:t>
+            </w:r>
+          </w:p>
+        </w:tc>
+        <w:tc>
+          <w:tcPr>
+            <w:tcW w:type="dxa" w:w="2409"/>
+            <w:vAlign w:val="center"/>
+            <w:tcBorders>
+              <w:top w:val="single" w:sz="4" w:color="D9D9D9"/>
+              <w:left w:val="single" w:sz="4" w:color="D9D9D9"/>
+              <w:bottom w:val="single" w:sz="4" w:color="D9D9D9"/>
+              <w:right w:val="single" w:sz="4" w:color="D9D9D9"/>
+            </w:tcBorders>
+            <w:shd w:fill="FFFFFF"/>
+            <w:tcMar>
+              <w:top w:w="80" w:type="dxa"/>
+              <w:bottom w:w="80" w:type="dxa"/>
+              <w:left w:w="80" w:type="dxa"/>
+              <w:right w:w="80" w:type="dxa"/>
+            </w:tcMar>
+          </w:tcPr>
+          <w:p>
+            <w:pPr>
+              <w:spacing w:after="40" w:line="252" w:lineRule="auto"/>
+            </w:pPr>
+            <w:r>
+              <w:rPr>
+                <w:b w:val="0"/>
+                <w:sz w:val="18"/>
+              </w:rPr>
+              <w:t>登录状态无效或已过期，请重新登录；权限版本已改变，请刷新或重新获取令牌</w:t>
+            </w:r>
+          </w:p>
+        </w:tc>
+      </w:tr>
+      <w:tr>
+        <w:trPr>
+          <w:cantSplit/>
+        </w:trPr>
+        <w:tc>
+          <w:tcPr>
+            <w:tcW w:type="dxa" w:w="2409"/>
+            <w:vAlign w:val="center"/>
+            <w:tcBorders>
+              <w:top w:val="single" w:sz="4" w:color="D9D9D9"/>
+              <w:left w:val="single" w:sz="4" w:color="D9D9D9"/>
+              <w:bottom w:val="single" w:sz="4" w:color="D9D9D9"/>
+              <w:right w:val="single" w:sz="4" w:color="D9D9D9"/>
+            </w:tcBorders>
+            <w:shd w:fill="FFFFFF"/>
+            <w:tcMar>
+              <w:top w:w="80" w:type="dxa"/>
+              <w:bottom w:w="80" w:type="dxa"/>
+              <w:left w:w="80" w:type="dxa"/>
+              <w:right w:w="80" w:type="dxa"/>
+            </w:tcMar>
+          </w:tcPr>
+          <w:p>
+            <w:pPr>
+              <w:spacing w:after="40" w:line="252" w:lineRule="auto"/>
+            </w:pPr>
+            <w:r>
+              <w:rPr>
+                <w:b w:val="0"/>
+                <w:sz w:val="18"/>
+              </w:rPr>
+              <w:t>403</w:t>
+            </w:r>
+          </w:p>
+        </w:tc>
+        <w:tc>
+          <w:tcPr>
+            <w:tcW w:type="dxa" w:w="2409"/>
+            <w:vAlign w:val="center"/>
+            <w:tcBorders>
+              <w:top w:val="single" w:sz="4" w:color="D9D9D9"/>
+              <w:left w:val="single" w:sz="4" w:color="D9D9D9"/>
+              <w:bottom w:val="single" w:sz="4" w:color="D9D9D9"/>
+              <w:right w:val="single" w:sz="4" w:color="D9D9D9"/>
+            </w:tcBorders>
+            <w:shd w:fill="FFFFFF"/>
+            <w:tcMar>
+              <w:top w:w="80" w:type="dxa"/>
+              <w:bottom w:w="80" w:type="dxa"/>
+              <w:left w:w="80" w:type="dxa"/>
+              <w:right w:w="80" w:type="dxa"/>
+            </w:tcMar>
+          </w:tcPr>
+          <w:p>
+            <w:pPr>
+              <w:spacing w:after="40" w:line="252" w:lineRule="auto"/>
+            </w:pPr>
+            <w:r>
+              <w:rPr>
+                <w:b w:val="0"/>
+                <w:sz w:val="18"/>
+              </w:rPr>
+              <w:t>Forbidden</w:t>
+            </w:r>
+          </w:p>
+        </w:tc>
+        <w:tc>
+          <w:tcPr>
+            <w:tcW w:type="dxa" w:w="2409"/>
+            <w:vAlign w:val="center"/>
+            <w:tcBorders>
+              <w:top w:val="single" w:sz="4" w:color="D9D9D9"/>
+              <w:left w:val="single" w:sz="4" w:color="D9D9D9"/>
+              <w:bottom w:val="single" w:sz="4" w:color="D9D9D9"/>
+              <w:right w:val="single" w:sz="4" w:color="D9D9D9"/>
+            </w:tcBorders>
+            <w:shd w:fill="FFFFFF"/>
+            <w:tcMar>
+              <w:top w:w="80" w:type="dxa"/>
+              <w:bottom w:w="80" w:type="dxa"/>
+              <w:left w:w="80" w:type="dxa"/>
+              <w:right w:w="80" w:type="dxa"/>
+            </w:tcMar>
+          </w:tcPr>
+          <w:p>
+            <w:pPr>
+              <w:spacing w:after="40" w:line="252" w:lineRule="auto"/>
+            </w:pPr>
+            <w:r>
+              <w:rPr>
+                <w:b w:val="0"/>
+                <w:sz w:val="18"/>
+              </w:rPr>
+              <w:t>身份有效但越权、超出部门范围、初始密码未修改、集成签名错误或过期</w:t>
+            </w:r>
+          </w:p>
+        </w:tc>
+        <w:tc>
+          <w:tcPr>
+            <w:tcW w:type="dxa" w:w="2409"/>
+            <w:vAlign w:val="center"/>
+            <w:tcBorders>
+              <w:top w:val="single" w:sz="4" w:color="D9D9D9"/>
+              <w:left w:val="single" w:sz="4" w:color="D9D9D9"/>
+              <w:bottom w:val="single" w:sz="4" w:color="D9D9D9"/>
+              <w:right w:val="single" w:sz="4" w:color="D9D9D9"/>
+            </w:tcBorders>
+            <w:shd w:fill="FFFFFF"/>
+            <w:tcMar>
+              <w:top w:w="80" w:type="dxa"/>
+              <w:bottom w:w="80" w:type="dxa"/>
+              <w:left w:w="80" w:type="dxa"/>
+              <w:right w:w="80" w:type="dxa"/>
+            </w:tcMar>
+          </w:tcPr>
+          <w:p>
+            <w:pPr>
+              <w:spacing w:after="40" w:line="252" w:lineRule="auto"/>
+            </w:pPr>
+            <w:r>
+              <w:rPr>
+                <w:b w:val="0"/>
+                <w:sz w:val="18"/>
+              </w:rPr>
+              <w:t>管理接口仅允许管理员访问；只能管理绑定部门的员工；请先修改初始密码</w:t>
+            </w:r>
+          </w:p>
+        </w:tc>
+      </w:tr>
+      <w:tr>
+        <w:trPr>
+          <w:cantSplit/>
+        </w:trPr>
+        <w:tc>
+          <w:tcPr>
+            <w:tcW w:type="dxa" w:w="2409"/>
+            <w:vAlign w:val="center"/>
+            <w:tcBorders>
+              <w:top w:val="single" w:sz="4" w:color="D9D9D9"/>
+              <w:left w:val="single" w:sz="4" w:color="D9D9D9"/>
+              <w:bottom w:val="single" w:sz="4" w:color="D9D9D9"/>
+              <w:right w:val="single" w:sz="4" w:color="D9D9D9"/>
+            </w:tcBorders>
+            <w:shd w:fill="FFFFFF"/>
+            <w:tcMar>
+              <w:top w:w="80" w:type="dxa"/>
+              <w:bottom w:w="80" w:type="dxa"/>
+              <w:left w:w="80" w:type="dxa"/>
+              <w:right w:w="80" w:type="dxa"/>
+            </w:tcMar>
+          </w:tcPr>
+          <w:p>
+            <w:pPr>
+              <w:spacing w:after="40" w:line="252" w:lineRule="auto"/>
+            </w:pPr>
+            <w:r>
+              <w:rPr>
+                <w:b w:val="0"/>
+                <w:sz w:val="18"/>
+              </w:rPr>
+              <w:t>404</w:t>
+            </w:r>
+          </w:p>
+        </w:tc>
+        <w:tc>
+          <w:tcPr>
+            <w:tcW w:type="dxa" w:w="2409"/>
+            <w:vAlign w:val="center"/>
+            <w:tcBorders>
+              <w:top w:val="single" w:sz="4" w:color="D9D9D9"/>
+              <w:left w:val="single" w:sz="4" w:color="D9D9D9"/>
+              <w:bottom w:val="single" w:sz="4" w:color="D9D9D9"/>
+              <w:right w:val="single" w:sz="4" w:color="D9D9D9"/>
+            </w:tcBorders>
+            <w:shd w:fill="FFFFFF"/>
+            <w:tcMar>
+              <w:top w:w="80" w:type="dxa"/>
+              <w:bottom w:w="80" w:type="dxa"/>
+              <w:left w:w="80" w:type="dxa"/>
+              <w:right w:w="80" w:type="dxa"/>
+            </w:tcMar>
+          </w:tcPr>
+          <w:p>
+            <w:pPr>
+              <w:spacing w:after="40" w:line="252" w:lineRule="auto"/>
+            </w:pPr>
+            <w:r>
+              <w:rPr>
+                <w:b w:val="0"/>
+                <w:sz w:val="18"/>
+              </w:rPr>
+              <w:t>Not Found</w:t>
+            </w:r>
+          </w:p>
+        </w:tc>
+        <w:tc>
+          <w:tcPr>
+            <w:tcW w:type="dxa" w:w="2409"/>
+            <w:vAlign w:val="center"/>
+            <w:tcBorders>
+              <w:top w:val="single" w:sz="4" w:color="D9D9D9"/>
+              <w:left w:val="single" w:sz="4" w:color="D9D9D9"/>
+              <w:bottom w:val="single" w:sz="4" w:color="D9D9D9"/>
+              <w:right w:val="single" w:sz="4" w:color="D9D9D9"/>
+            </w:tcBorders>
+            <w:shd w:fill="FFFFFF"/>
+            <w:tcMar>
+              <w:top w:w="80" w:type="dxa"/>
+              <w:bottom w:w="80" w:type="dxa"/>
+              <w:left w:w="80" w:type="dxa"/>
+              <w:right w:w="80" w:type="dxa"/>
+            </w:tcMar>
+          </w:tcPr>
+          <w:p>
+            <w:pPr>
+              <w:spacing w:after="40" w:line="252" w:lineRule="auto"/>
+            </w:pPr>
+            <w:r>
+              <w:rPr>
+                <w:b w:val="0"/>
+                <w:sz w:val="18"/>
+              </w:rPr>
+              <w:t>资源不存在</w:t>
+            </w:r>
+          </w:p>
+        </w:tc>
+        <w:tc>
+          <w:tcPr>
+            <w:tcW w:type="dxa" w:w="2409"/>
+            <w:vAlign w:val="center"/>
+            <w:tcBorders>
+              <w:top w:val="single" w:sz="4" w:color="D9D9D9"/>
+              <w:left w:val="single" w:sz="4" w:color="D9D9D9"/>
+              <w:bottom w:val="single" w:sz="4" w:color="D9D9D9"/>
+              <w:right w:val="single" w:sz="4" w:color="D9D9D9"/>
+            </w:tcBorders>
+            <w:shd w:fill="FFFFFF"/>
+            <w:tcMar>
+              <w:top w:w="80" w:type="dxa"/>
+              <w:bottom w:w="80" w:type="dxa"/>
+              <w:left w:w="80" w:type="dxa"/>
+              <w:right w:w="80" w:type="dxa"/>
+            </w:tcMar>
+          </w:tcPr>
+          <w:p>
+            <w:pPr>
+              <w:spacing w:after="40" w:line="252" w:lineRule="auto"/>
+            </w:pPr>
+            <w:r>
+              <w:rPr>
+                <w:b w:val="0"/>
+                <w:sz w:val="18"/>
+              </w:rPr>
+              <w:t>账号不存在</w:t>
+            </w:r>
+          </w:p>
+        </w:tc>
+      </w:tr>
+      <w:tr>
+        <w:trPr>
+          <w:cantSplit/>
+        </w:trPr>
+        <w:tc>
+          <w:tcPr>
+            <w:tcW w:type="dxa" w:w="2409"/>
+            <w:vAlign w:val="center"/>
+            <w:tcBorders>
+              <w:top w:val="single" w:sz="4" w:color="D9D9D9"/>
+              <w:left w:val="single" w:sz="4" w:color="D9D9D9"/>
+              <w:bottom w:val="single" w:sz="4" w:color="D9D9D9"/>
+              <w:right w:val="single" w:sz="4" w:color="D9D9D9"/>
+            </w:tcBorders>
+            <w:shd w:fill="FFFFFF"/>
+            <w:tcMar>
+              <w:top w:w="80" w:type="dxa"/>
+              <w:bottom w:w="80" w:type="dxa"/>
+              <w:left w:w="80" w:type="dxa"/>
+              <w:right w:w="80" w:type="dxa"/>
+            </w:tcMar>
+          </w:tcPr>
+          <w:p>
+            <w:pPr>
+              <w:spacing w:after="40" w:line="252" w:lineRule="auto"/>
+            </w:pPr>
+            <w:r>
+              <w:rPr>
+                <w:b w:val="0"/>
+                <w:sz w:val="18"/>
+              </w:rPr>
+              <w:t>409</w:t>
+            </w:r>
+          </w:p>
+        </w:tc>
+        <w:tc>
+          <w:tcPr>
+            <w:tcW w:type="dxa" w:w="2409"/>
+            <w:vAlign w:val="center"/>
+            <w:tcBorders>
+              <w:top w:val="single" w:sz="4" w:color="D9D9D9"/>
+              <w:left w:val="single" w:sz="4" w:color="D9D9D9"/>
+              <w:bottom w:val="single" w:sz="4" w:color="D9D9D9"/>
+              <w:right w:val="single" w:sz="4" w:color="D9D9D9"/>
+            </w:tcBorders>
+            <w:shd w:fill="FFFFFF"/>
+            <w:tcMar>
+              <w:top w:w="80" w:type="dxa"/>
+              <w:bottom w:w="80" w:type="dxa"/>
+              <w:left w:w="80" w:type="dxa"/>
+              <w:right w:w="80" w:type="dxa"/>
+            </w:tcMar>
+          </w:tcPr>
+          <w:p>
+            <w:pPr>
+              <w:spacing w:after="40" w:line="252" w:lineRule="auto"/>
+            </w:pPr>
+            <w:r>
+              <w:rPr>
+                <w:b w:val="0"/>
+                <w:sz w:val="18"/>
+              </w:rPr>
+              <w:t>Conflict</w:t>
+            </w:r>
+          </w:p>
+        </w:tc>
+        <w:tc>
+          <w:tcPr>
+            <w:tcW w:type="dxa" w:w="2409"/>
+            <w:vAlign w:val="center"/>
+            <w:tcBorders>
+              <w:top w:val="single" w:sz="4" w:color="D9D9D9"/>
+              <w:left w:val="single" w:sz="4" w:color="D9D9D9"/>
+              <w:bottom w:val="single" w:sz="4" w:color="D9D9D9"/>
+              <w:right w:val="single" w:sz="4" w:color="D9D9D9"/>
+            </w:tcBorders>
+            <w:shd w:fill="FFFFFF"/>
+            <w:tcMar>
+              <w:top w:w="80" w:type="dxa"/>
+              <w:bottom w:w="80" w:type="dxa"/>
+              <w:left w:w="80" w:type="dxa"/>
+              <w:right w:w="80" w:type="dxa"/>
+            </w:tcMar>
+          </w:tcPr>
+          <w:p>
+            <w:pPr>
+              <w:spacing w:after="40" w:line="252" w:lineRule="auto"/>
+            </w:pPr>
+            <w:r>
+              <w:rPr>
+                <w:b w:val="0"/>
+                <w:sz w:val="18"/>
+              </w:rPr>
+              <w:t>唯一键或外键冲突、仍被引用、幂等事件同编号不同内容、权限点已失效</w:t>
+            </w:r>
+          </w:p>
+        </w:tc>
+        <w:tc>
+          <w:tcPr>
+            <w:tcW w:type="dxa" w:w="2409"/>
+            <w:vAlign w:val="center"/>
+            <w:tcBorders>
+              <w:top w:val="single" w:sz="4" w:color="D9D9D9"/>
+              <w:left w:val="single" w:sz="4" w:color="D9D9D9"/>
+              <w:bottom w:val="single" w:sz="4" w:color="D9D9D9"/>
+              <w:right w:val="single" w:sz="4" w:color="D9D9D9"/>
+            </w:tcBorders>
+            <w:shd w:fill="FFFFFF"/>
+            <w:tcMar>
+              <w:top w:w="80" w:type="dxa"/>
+              <w:bottom w:w="80" w:type="dxa"/>
+              <w:left w:w="80" w:type="dxa"/>
+              <w:right w:w="80" w:type="dxa"/>
+            </w:tcMar>
+          </w:tcPr>
+          <w:p>
+            <w:pPr>
+              <w:spacing w:after="40" w:line="252" w:lineRule="auto"/>
+            </w:pPr>
+            <w:r>
+              <w:rPr>
+                <w:b w:val="0"/>
+                <w:sz w:val="18"/>
+              </w:rPr>
+              <w:t>角色仍被员工或岗位引用；同一请求编号不能对应不同内容</w:t>
+            </w:r>
+          </w:p>
+        </w:tc>
+      </w:tr>
+    </w:tbl>
+    <w:p>
+      <w:pPr>
+        <w:spacing w:after="0"/>
+      </w:pPr>
+    </w:p>
+    <w:p>
+      <w:r>
+        <w:t>与需求的偏离： 原需求第 11 节要求“统一响应体包含业务码、消息与数据三段，HTTP 状态码仅表达协议语义”。一期沿用第一次检查已交付的契约，用 HTTP 状态码区分业务结果、成功时直接返回数据。原因是前端、Postman 集合与 9 个串联场景都依赖现有状态码；改为统一包装需要版本化迁移（例如新增 /api/v2 前缀），列入后续工作。</w:t>
+      </w:r>
+    </w:p>
+    <w:p>
+      <w:pPr>
         <w:pStyle w:val="Heading1"/>
       </w:pPr>
       <w:r>
         <w:t>2 登录与自助接口</w:t>
+      </w:r>
+    </w:p>
+    <w:p>
+      <w:r>
+        <w:t>平台 JWT 默认有效期 15 分钟。POST /api/auth/refresh 携带当前令牌换取新令牌：只要会话仍存在、账号可用且最近 30 分钟内有操作，即使令牌刚过期也可以轮换，旧会话随即作废。管理界面在令牌使用超过 10 分钟或收到 401 时自动轮换一次。登录失败次数按解析后的真实账号累计，账号和手机号交替输错共享 5 次上限。</w:t>
       </w:r>
     </w:p>
     <w:p>
@@ -830,6 +1650,21 @@
     <w:p>
       <w:r>
         <w:t>POST /api/platform/organization/posts 同时创建岗位和同名角色。指定 departmentId 时形成受管角色。超级管理员通过 grant-limits 接口指定部门可授予的权限；部门管理员修改角色权限时，同时检查角色归属和委派上限。共享岗位角色只能由超级管理员维护。</w:t>
+      </w:r>
+    </w:p>
+    <w:p>
+      <w:r>
+        <w:t>GET /api/platform/sessions?scope=managed 返回管理范围内普通员工的有效会话（超级管理员为全部，部门管理员为绑定部门），撤销沿用 DELETE /api/platform/sessions/{id}；默认 scope=self 只返回本人会话。GET /api/platform/approvals 对部门管理员开放，只返回绑定部门员工的审批记录。审计事件同时记录操作人部门与被操作员工部门，部门管理员可看到超级管理员对本部门员工的操作；kind 过滤按前缀匹配并转义通配符。</w:t>
+      </w:r>
+    </w:p>
+    <w:p>
+      <w:r>
+        <w:t>POST /api/platform/initial-passwords 请求体 departmentId、可选 limit（≤ 200），为该部门从未设置密码的员工生成随机初始密码（12 位，含四类字符），标记首次登录须修改，并只在本响应中返回一次；GET 同路径加 departmentId 返回待生成人数。审计只记录数量（BR-03）。</w:t>
+      </w:r>
+    </w:p>
+    <w:p>
+      <w:r>
+        <w:t>权限点增加 type（MENU / BUTTON / API，默认 API）与 active。编码须为小写、冒号分隔、最多三段（如 oa:leave:approve），否则 400。DELETE /api/permissions/{id} 改为标记失效：既有授权保留但不再生效，失效权限点不能再授予（409），PUT 同路径带 active=true 可恢复。删除业务系统前须其权限点全部失效且无角色引用（BR-16）。</w:t>
       </w:r>
     </w:p>
     <w:p>
@@ -1336,17 +2171,17 @@
     </w:p>
     <w:p>
       <w:r>
-        <w:t>本地固定两个 public client：oa-demo 回调为 http://127.0.0.1:18101/callback，hr-demo 回调为 http://127.0.0.1:18102/callback。使用 authorization_code，要求 PKCE S256、精确回调、openid/profile scope。客户端校验 state、nonce、RS256 签名、issuer、audience 和 exp。授权码只能消费一次。</w:t>
+        <w:t>本地固定两个客户端：oa-demo 回调为 http://127.0.0.1:18101/callback，hr-demo 回调为 http://127.0.0.1:18102/callback。默认是 public client，使用 authorization_code + PKCE S256、精确回调、openid/profile scope；客户端校验 state、nonce、RS256 签名、issuer、audience 和 exp，授权码只能消费一次。配置 PERMISSION_OIDC_CLIENT_SECRET（至少 32 字符）后，两个客户端还可用 client_secret_post / client_secret_basic 认证，此时授权服务器签发 refresh_token（8 小时，每次刷新轮换、旧刷新令牌作废）；按 OAuth 规范，public client 不签发刷新令牌（UC-A07）。</w:t>
       </w:r>
     </w:p>
     <w:p>
       <w:r>
-        <w:t>服务运行时生成 RSA 密钥。当前客户端、授权记录、同意记录、签名密钥均为进程内保存，重启即失效。OIDC 授权后的业务请求仍需独立检查 RBAC0 权限。</w:t>
+        <w:t>服务运行时生成 RSA 密钥。客户端、授权记录、同意记录、签名密钥均为进程内保存，重启即失效，未开放动态注册。刷新时重新检查账号是否停用或过期，并写入当前 permission_version。授权码被重放时，服务器撤销该授权码签发的全部令牌。OIDC 授权后的业务请求仍需独立检查 RBAC0 权限。</w:t>
       </w:r>
     </w:p>
     <w:p>
       <w:r>
-        <w:t>GET /api/oidc/permissions/check?code=...&amp;clientId=... 使用 OIDC Bearer，检查 access token 类型、audience、签名、有效期、平台账号、关联会话和 permission_version 后再判断权限。与旧平台 JWT 的实时数据库检查不同，版本不一致时返回 401，客户端需要重新获取令牌。当前普通平台鉴权仍保持“回收角色后同 JWT 返回 403”的演示契约。</w:t>
+        <w:t>GET /api/oidc/permissions/check?code=...&amp;clientId=... 使用 OIDC Bearer，检查 access token 的签名、audience、有效期、授权记录、账号状态和 permission_version，再判断权限；允许时返回 grantedBy（提供该权限的启用角色）与 permissionVersion，拒绝时写 ACCESS_DENIED 审计（UC-B07）。强制下线、停用、离职、改密都会使权限版本号加一，因此旧 OIDC 令牌在下一次校验时返回 401，应用用刷新令牌或重新授权获取新令牌。GET /api/oidc/permissions 返回本人权限编码集合；/userinfo 同样携带 permissions 与 permission_version（UC-B08）。GET /api/oidc/directory/departments 与 /api/oidc/directory/users（分页，可按 departmentId 过滤）向接入应用下发组织数据，不含电话等联系方式（UC-D02）。</w:t>
       </w:r>
     </w:p>
     <w:p>
@@ -1393,6 +2228,175 @@
     <w:p>
       <w:r>
         <w:t>GET /api/platform/external-users?remindDays=14 返回管理范围内的外部与临时人员：id、username、display_name、person_type、company、department_id、post_id、enabled、expires_on、days_left、status（ACTIVE / EXPIRING / EXPIRED）。有效期截止为到期日次日 0 点（Asia/Shanghai），到期后登录和已有令牌都返回 401。</w:t>
+      </w:r>
+    </w:p>
+    <w:p>
+      <w:pPr>
+        <w:pStyle w:val="Heading2"/>
+      </w:pPr>
+      <w:r>
+        <w:t>9.2 主要接口响应示例</w:t>
+      </w:r>
+    </w:p>
+    <w:p>
+      <w:r>
+        <w:t>以下示例来自本机演示实例，编号与令牌已替换为示意值。</w:t>
+      </w:r>
+    </w:p>
+    <w:p>
+      <w:r>
+        <w:t>登录成功（POST /api/auth/login，200）：</w:t>
+      </w:r>
+    </w:p>
+    <w:p>
+      <w:pPr>
+        <w:spacing w:line="240" w:lineRule="auto"/>
+      </w:pPr>
+      <w:r>
+        <w:rPr>
+          <w:sz w:val="18"/>
+        </w:rPr>
+        <w:t>{"accessToken":"eyJ…","userId":3,"username":"demo_li","displayName":"演示李","permissions":[{"id":7,"code":"expense:list","name":"查看报销","type":"MENU","active":true,"systemId":2}]}</w:t>
+      </w:r>
+    </w:p>
+    <w:p>
+      <w:r>
+        <w:t>令牌轮换（POST /api/auth/refresh，200；旧令牌随即失效）：</w:t>
+      </w:r>
+    </w:p>
+    <w:p>
+      <w:pPr>
+        <w:spacing w:line="240" w:lineRule="auto"/>
+      </w:pPr>
+      <w:r>
+        <w:rPr>
+          <w:sz w:val="18"/>
+        </w:rPr>
+        <w:t>{"accessToken":"eyJ…"}</w:t>
+      </w:r>
+    </w:p>
+    <w:p>
+      <w:r>
+        <w:t>越权（普通用户 GET /api/users，403）：</w:t>
+      </w:r>
+    </w:p>
+    <w:p>
+      <w:pPr>
+        <w:spacing w:line="240" w:lineRule="auto"/>
+      </w:pPr>
+      <w:r>
+        <w:rPr>
+          <w:sz w:val="18"/>
+        </w:rPr>
+        <w:t>{"error":"Forbidden","message":"管理接口仅允许管理员访问"}</w:t>
+      </w:r>
+    </w:p>
+    <w:p>
+      <w:r>
+        <w:t>权限点格式错误（POST /api/permissions，400）：</w:t>
+      </w:r>
+    </w:p>
+    <w:p>
+      <w:pPr>
+        <w:spacing w:line="240" w:lineRule="auto"/>
+      </w:pPr>
+      <w:r>
+        <w:rPr>
+          <w:sz w:val="18"/>
+        </w:rPr>
+        <w:t>{"error":"Bad Request","message":"code: 权限编码格式为 应用:模块:操作，小写字母、数字、下划线或连字符，最多三段"}</w:t>
+      </w:r>
+    </w:p>
+    <w:p>
+      <w:r>
+        <w:t>外部人员创建（POST /api/platform/external-users，200）与到期提醒（GET /api/platform/external-users）：</w:t>
+      </w:r>
+    </w:p>
+    <w:p>
+      <w:pPr>
+        <w:spacing w:line="240" w:lineRule="auto"/>
+      </w:pPr>
+      <w:r>
+        <w:rPr>
+          <w:sz w:val="18"/>
+        </w:rPr>
+        <w:t>{"id":5,"personType":"TEMPORARY","expiresOn":"2026-10-31"}</w:t>
+        <w:br/>
+        <w:t>[{"id":5,"username":"ext_vendor01","person_type":"TEMPORARY","company":"演示外包公司","department_id":2,"expires_on":"2026-10-31","days_left":9,"status":"EXPIRING"}]</w:t>
+      </w:r>
+    </w:p>
+    <w:p>
+      <w:r>
+        <w:t>初始密码（POST /api/platform/initial-passwords，200；密码只在此响应出现一次）：</w:t>
+      </w:r>
+    </w:p>
+    <w:p>
+      <w:pPr>
+        <w:spacing w:line="240" w:lineRule="auto"/>
+      </w:pPr>
+      <w:r>
+        <w:rPr>
+          <w:sz w:val="18"/>
+        </w:rPr>
+        <w:t>{"departmentId":2,"issued":[{"username":"hr_demo_cfaf","displayName":"演示入职员工","initialPassword":"…"}],"remaining":0}</w:t>
+      </w:r>
+    </w:p>
+    <w:p>
+      <w:r>
+        <w:t>接入应用鉴权（GET /api/oidc/permissions/check，200 / 403 / 401）：</w:t>
+      </w:r>
+    </w:p>
+    <w:p>
+      <w:pPr>
+        <w:spacing w:line="240" w:lineRule="auto"/>
+      </w:pPr>
+      <w:r>
+        <w:rPr>
+          <w:sz w:val="18"/>
+        </w:rPr>
+        <w:t>{"allowed":true,"userId":3,"code":"expense:list","grantedBy":["expense_viewer"],"permissionVersion":4}</w:t>
+        <w:br/>
+        <w:t>{"error":"Forbidden","message":"用户没有权限: expense:approve"}</w:t>
+        <w:br/>
+        <w:t>{"error":"Unauthorized","message":"权限版本已改变，请刷新或重新获取令牌"}</w:t>
+      </w:r>
+    </w:p>
+    <w:p>
+      <w:r>
+        <w:t>权限集合与组织数据下发（GET /api/oidc/permissions、/api/oidc/directory/users）：</w:t>
+      </w:r>
+    </w:p>
+    <w:p>
+      <w:pPr>
+        <w:spacing w:line="240" w:lineRule="auto"/>
+      </w:pPr>
+      <w:r>
+        <w:rPr>
+          <w:sz w:val="18"/>
+        </w:rPr>
+        <w:t>{"userId":3,"permissionVersion":4,"permissions":["expense:list"]}</w:t>
+        <w:br/>
+        <w:t>{"total":6,"page":0,"size":100,"items":[{"id":2,"username":"demo_zhang","display_name":"演示张","enabled":true,"department_id":2,"post_id":1,"person_type":"EMPLOYEE"}]}</w:t>
+      </w:r>
+    </w:p>
+    <w:p>
+      <w:r>
+        <w:t>HR / OA 签名事件（POST /api/integration/hr，200 / 409）：</w:t>
+      </w:r>
+    </w:p>
+    <w:p>
+      <w:pPr>
+        <w:spacing w:line="240" w:lineRule="auto"/>
+      </w:pPr>
+      <w:r>
+        <w:rPr>
+          <w:sz w:val="18"/>
+        </w:rPr>
+        <w:t>{"reused":false,"result":"SUCCESS"}</w:t>
+        <w:br/>
+        <w:t>{"reused":true,"result":"SUCCESS"}</w:t>
+        <w:br/>
+        <w:t>{"error":"Conflict","message":"同一请求编号不能对应不同内容"}</w:t>
       </w:r>
     </w:p>
     <w:p>
@@ -2782,6 +3786,19 @@
     </w:p>
     <w:p>
       <w:pPr>
+        <w:pStyle w:val="Heading2"/>
+      </w:pPr>
+      <w:r>
+        <w:t>10.2 OpenAPI 与实际路由的对应</w:t>
+      </w:r>
+    </w:p>
+    <w:p>
+      <w:r>
+        <w:t>apifox/openapi.json 由 scripts/build-design-assets.py 按测试导出的实际路由生成，当前 77 个操作。Spring 注册的 Controller 路由共 80 个，差额 3 个是有意不纳入接口契约的页面：OIDC 登录页 GET /login、授权同意页 GET /consent，以及第一次检查保留的 GET /hello 演示。OIDC 协议端点（/oauth2/*、/userinfo、/.well-known/*）由授权服务器过滤器提供，见第 8 节。</w:t>
+      </w:r>
+    </w:p>
+    <w:p>
+      <w:pPr>
         <w:pStyle w:val="Heading1"/>
       </w:pPr>
       <w:r>
@@ -3203,6 +4220,104 @@
           </w:p>
         </w:tc>
       </w:tr>
+      <w:tr>
+        <w:trPr>
+          <w:cantSplit/>
+        </w:trPr>
+        <w:tc>
+          <w:tcPr>
+            <w:tcW w:type="dxa" w:w="1134"/>
+            <w:vAlign w:val="center"/>
+            <w:tcBorders>
+              <w:top w:val="single" w:sz="4" w:color="D9D9D9"/>
+              <w:left w:val="single" w:sz="4" w:color="D9D9D9"/>
+              <w:bottom w:val="single" w:sz="4" w:color="D9D9D9"/>
+              <w:right w:val="single" w:sz="4" w:color="D9D9D9"/>
+            </w:tcBorders>
+            <w:shd w:fill="FFFFFF"/>
+            <w:tcMar>
+              <w:top w:w="80" w:type="dxa"/>
+              <w:bottom w:w="80" w:type="dxa"/>
+              <w:left w:w="80" w:type="dxa"/>
+              <w:right w:w="80" w:type="dxa"/>
+            </w:tcMar>
+          </w:tcPr>
+          <w:p>
+            <w:pPr>
+              <w:spacing w:after="40" w:line="252" w:lineRule="auto"/>
+            </w:pPr>
+            <w:r>
+              <w:rPr>
+                <w:b w:val="0"/>
+                <w:sz w:val="18"/>
+              </w:rPr>
+              <w:t>POST</w:t>
+            </w:r>
+          </w:p>
+        </w:tc>
+        <w:tc>
+          <w:tcPr>
+            <w:tcW w:type="dxa" w:w="4649"/>
+            <w:vAlign w:val="center"/>
+            <w:tcBorders>
+              <w:top w:val="single" w:sz="4" w:color="D9D9D9"/>
+              <w:left w:val="single" w:sz="4" w:color="D9D9D9"/>
+              <w:bottom w:val="single" w:sz="4" w:color="D9D9D9"/>
+              <w:right w:val="single" w:sz="4" w:color="D9D9D9"/>
+            </w:tcBorders>
+            <w:shd w:fill="FFFFFF"/>
+            <w:tcMar>
+              <w:top w:w="80" w:type="dxa"/>
+              <w:bottom w:w="80" w:type="dxa"/>
+              <w:left w:w="80" w:type="dxa"/>
+              <w:right w:w="80" w:type="dxa"/>
+            </w:tcMar>
+          </w:tcPr>
+          <w:p>
+            <w:pPr>
+              <w:spacing w:after="40" w:line="252" w:lineRule="auto"/>
+            </w:pPr>
+            <w:r>
+              <w:rPr>
+                <w:b w:val="0"/>
+                <w:sz w:val="18"/>
+              </w:rPr>
+              <w:t>/api/auth/refresh</w:t>
+            </w:r>
+          </w:p>
+        </w:tc>
+        <w:tc>
+          <w:tcPr>
+            <w:tcW w:type="dxa" w:w="3855"/>
+            <w:vAlign w:val="center"/>
+            <w:tcBorders>
+              <w:top w:val="single" w:sz="4" w:color="D9D9D9"/>
+              <w:left w:val="single" w:sz="4" w:color="D9D9D9"/>
+              <w:bottom w:val="single" w:sz="4" w:color="D9D9D9"/>
+              <w:right w:val="single" w:sz="4" w:color="D9D9D9"/>
+            </w:tcBorders>
+            <w:shd w:fill="FFFFFF"/>
+            <w:tcMar>
+              <w:top w:w="80" w:type="dxa"/>
+              <w:bottom w:w="80" w:type="dxa"/>
+              <w:left w:w="80" w:type="dxa"/>
+              <w:right w:w="80" w:type="dxa"/>
+            </w:tcMar>
+          </w:tcPr>
+          <w:p>
+            <w:pPr>
+              <w:spacing w:after="40" w:line="252" w:lineRule="auto"/>
+            </w:pPr>
+            <w:r>
+              <w:rPr>
+                <w:b w:val="0"/>
+                <w:sz w:val="18"/>
+              </w:rPr>
+              <w:t>无请求体或使用路径参数</w:t>
+            </w:r>
+          </w:p>
+        </w:tc>
+      </w:tr>
     </w:tbl>
     <w:p>
       <w:pPr>
@@ -3361,6 +4476,104 @@
                 <w:b w:val="0"/>
                 <w:sz w:val="18"/>
               </w:rPr>
+              <w:t>POST</w:t>
+            </w:r>
+          </w:p>
+        </w:tc>
+        <w:tc>
+          <w:tcPr>
+            <w:tcW w:type="dxa" w:w="4649"/>
+            <w:vAlign w:val="center"/>
+            <w:tcBorders>
+              <w:top w:val="single" w:sz="4" w:color="D9D9D9"/>
+              <w:left w:val="single" w:sz="4" w:color="D9D9D9"/>
+              <w:bottom w:val="single" w:sz="4" w:color="D9D9D9"/>
+              <w:right w:val="single" w:sz="4" w:color="D9D9D9"/>
+            </w:tcBorders>
+            <w:shd w:fill="FFFFFF"/>
+            <w:tcMar>
+              <w:top w:w="80" w:type="dxa"/>
+              <w:bottom w:w="80" w:type="dxa"/>
+              <w:left w:w="80" w:type="dxa"/>
+              <w:right w:w="80" w:type="dxa"/>
+            </w:tcMar>
+          </w:tcPr>
+          <w:p>
+            <w:pPr>
+              <w:spacing w:after="40" w:line="252" w:lineRule="auto"/>
+            </w:pPr>
+            <w:r>
+              <w:rPr>
+                <w:b w:val="0"/>
+                <w:sz w:val="18"/>
+              </w:rPr>
+              <w:t>/api/users</w:t>
+            </w:r>
+          </w:p>
+        </w:tc>
+        <w:tc>
+          <w:tcPr>
+            <w:tcW w:type="dxa" w:w="3855"/>
+            <w:vAlign w:val="center"/>
+            <w:tcBorders>
+              <w:top w:val="single" w:sz="4" w:color="D9D9D9"/>
+              <w:left w:val="single" w:sz="4" w:color="D9D9D9"/>
+              <w:bottom w:val="single" w:sz="4" w:color="D9D9D9"/>
+              <w:right w:val="single" w:sz="4" w:color="D9D9D9"/>
+            </w:tcBorders>
+            <w:shd w:fill="FFFFFF"/>
+            <w:tcMar>
+              <w:top w:w="80" w:type="dxa"/>
+              <w:bottom w:w="80" w:type="dxa"/>
+              <w:left w:w="80" w:type="dxa"/>
+              <w:right w:w="80" w:type="dxa"/>
+            </w:tcMar>
+          </w:tcPr>
+          <w:p>
+            <w:pPr>
+              <w:spacing w:after="40" w:line="252" w:lineRule="auto"/>
+            </w:pPr>
+            <w:r>
+              <w:rPr>
+                <w:b w:val="0"/>
+                <w:sz w:val="18"/>
+              </w:rPr>
+              <w:t>body: username, displayName</w:t>
+            </w:r>
+          </w:p>
+        </w:tc>
+      </w:tr>
+      <w:tr>
+        <w:trPr>
+          <w:cantSplit/>
+        </w:trPr>
+        <w:tc>
+          <w:tcPr>
+            <w:tcW w:type="dxa" w:w="1134"/>
+            <w:vAlign w:val="center"/>
+            <w:tcBorders>
+              <w:top w:val="single" w:sz="4" w:color="D9D9D9"/>
+              <w:left w:val="single" w:sz="4" w:color="D9D9D9"/>
+              <w:bottom w:val="single" w:sz="4" w:color="D9D9D9"/>
+              <w:right w:val="single" w:sz="4" w:color="D9D9D9"/>
+            </w:tcBorders>
+            <w:shd w:fill="FFFFFF"/>
+            <w:tcMar>
+              <w:top w:w="80" w:type="dxa"/>
+              <w:bottom w:w="80" w:type="dxa"/>
+              <w:left w:w="80" w:type="dxa"/>
+              <w:right w:w="80" w:type="dxa"/>
+            </w:tcMar>
+          </w:tcPr>
+          <w:p>
+            <w:pPr>
+              <w:spacing w:after="40" w:line="252" w:lineRule="auto"/>
+            </w:pPr>
+            <w:r>
+              <w:rPr>
+                <w:b w:val="0"/>
+                <w:sz w:val="18"/>
+              </w:rPr>
               <w:t>GET</w:t>
             </w:r>
           </w:p>
@@ -3424,104 +4637,6 @@
                 <w:sz w:val="18"/>
               </w:rPr>
               <w:t>无请求体或使用路径参数</w:t>
-            </w:r>
-          </w:p>
-        </w:tc>
-      </w:tr>
-      <w:tr>
-        <w:trPr>
-          <w:cantSplit/>
-        </w:trPr>
-        <w:tc>
-          <w:tcPr>
-            <w:tcW w:type="dxa" w:w="1134"/>
-            <w:vAlign w:val="center"/>
-            <w:tcBorders>
-              <w:top w:val="single" w:sz="4" w:color="D9D9D9"/>
-              <w:left w:val="single" w:sz="4" w:color="D9D9D9"/>
-              <w:bottom w:val="single" w:sz="4" w:color="D9D9D9"/>
-              <w:right w:val="single" w:sz="4" w:color="D9D9D9"/>
-            </w:tcBorders>
-            <w:shd w:fill="FFFFFF"/>
-            <w:tcMar>
-              <w:top w:w="80" w:type="dxa"/>
-              <w:bottom w:w="80" w:type="dxa"/>
-              <w:left w:w="80" w:type="dxa"/>
-              <w:right w:w="80" w:type="dxa"/>
-            </w:tcMar>
-          </w:tcPr>
-          <w:p>
-            <w:pPr>
-              <w:spacing w:after="40" w:line="252" w:lineRule="auto"/>
-            </w:pPr>
-            <w:r>
-              <w:rPr>
-                <w:b w:val="0"/>
-                <w:sz w:val="18"/>
-              </w:rPr>
-              <w:t>POST</w:t>
-            </w:r>
-          </w:p>
-        </w:tc>
-        <w:tc>
-          <w:tcPr>
-            <w:tcW w:type="dxa" w:w="4649"/>
-            <w:vAlign w:val="center"/>
-            <w:tcBorders>
-              <w:top w:val="single" w:sz="4" w:color="D9D9D9"/>
-              <w:left w:val="single" w:sz="4" w:color="D9D9D9"/>
-              <w:bottom w:val="single" w:sz="4" w:color="D9D9D9"/>
-              <w:right w:val="single" w:sz="4" w:color="D9D9D9"/>
-            </w:tcBorders>
-            <w:shd w:fill="FFFFFF"/>
-            <w:tcMar>
-              <w:top w:w="80" w:type="dxa"/>
-              <w:bottom w:w="80" w:type="dxa"/>
-              <w:left w:w="80" w:type="dxa"/>
-              <w:right w:w="80" w:type="dxa"/>
-            </w:tcMar>
-          </w:tcPr>
-          <w:p>
-            <w:pPr>
-              <w:spacing w:after="40" w:line="252" w:lineRule="auto"/>
-            </w:pPr>
-            <w:r>
-              <w:rPr>
-                <w:b w:val="0"/>
-                <w:sz w:val="18"/>
-              </w:rPr>
-              <w:t>/api/users</w:t>
-            </w:r>
-          </w:p>
-        </w:tc>
-        <w:tc>
-          <w:tcPr>
-            <w:tcW w:type="dxa" w:w="3855"/>
-            <w:vAlign w:val="center"/>
-            <w:tcBorders>
-              <w:top w:val="single" w:sz="4" w:color="D9D9D9"/>
-              <w:left w:val="single" w:sz="4" w:color="D9D9D9"/>
-              <w:bottom w:val="single" w:sz="4" w:color="D9D9D9"/>
-              <w:right w:val="single" w:sz="4" w:color="D9D9D9"/>
-            </w:tcBorders>
-            <w:shd w:fill="FFFFFF"/>
-            <w:tcMar>
-              <w:top w:w="80" w:type="dxa"/>
-              <w:bottom w:w="80" w:type="dxa"/>
-              <w:left w:w="80" w:type="dxa"/>
-              <w:right w:w="80" w:type="dxa"/>
-            </w:tcMar>
-          </w:tcPr>
-          <w:p>
-            <w:pPr>
-              <w:spacing w:after="40" w:line="252" w:lineRule="auto"/>
-            </w:pPr>
-            <w:r>
-              <w:rPr>
-                <w:b w:val="0"/>
-                <w:sz w:val="18"/>
-              </w:rPr>
-              <w:t>body: username, displayName</w:t>
             </w:r>
           </w:p>
         </w:tc>
@@ -4145,7 +5260,7 @@
                 <w:b w:val="0"/>
                 <w:sz w:val="18"/>
               </w:rPr>
-              <w:t>PUT</w:t>
+              <w:t>DELETE</w:t>
             </w:r>
           </w:p>
         </w:tc>
@@ -4243,7 +5358,7 @@
                 <w:b w:val="0"/>
                 <w:sz w:val="18"/>
               </w:rPr>
-              <w:t>DELETE</w:t>
+              <w:t>PUT</w:t>
             </w:r>
           </w:p>
         </w:tc>
@@ -4958,7 +6073,7 @@
                 <w:b w:val="0"/>
                 <w:sz w:val="18"/>
               </w:rPr>
-              <w:t>PUT</w:t>
+              <w:t>DELETE</w:t>
             </w:r>
           </w:p>
         </w:tc>
@@ -5056,7 +6171,7 @@
                 <w:b w:val="0"/>
                 <w:sz w:val="18"/>
               </w:rPr>
-              <w:t>DELETE</w:t>
+              <w:t>PUT</w:t>
             </w:r>
           </w:p>
         </w:tc>
@@ -5281,6 +6396,104 @@
                 <w:b w:val="0"/>
                 <w:sz w:val="18"/>
               </w:rPr>
+              <w:t>POST</w:t>
+            </w:r>
+          </w:p>
+        </w:tc>
+        <w:tc>
+          <w:tcPr>
+            <w:tcW w:type="dxa" w:w="4649"/>
+            <w:vAlign w:val="center"/>
+            <w:tcBorders>
+              <w:top w:val="single" w:sz="4" w:color="D9D9D9"/>
+              <w:left w:val="single" w:sz="4" w:color="D9D9D9"/>
+              <w:bottom w:val="single" w:sz="4" w:color="D9D9D9"/>
+              <w:right w:val="single" w:sz="4" w:color="D9D9D9"/>
+            </w:tcBorders>
+            <w:shd w:fill="FFFFFF"/>
+            <w:tcMar>
+              <w:top w:w="80" w:type="dxa"/>
+              <w:bottom w:w="80" w:type="dxa"/>
+              <w:left w:w="80" w:type="dxa"/>
+              <w:right w:w="80" w:type="dxa"/>
+            </w:tcMar>
+          </w:tcPr>
+          <w:p>
+            <w:pPr>
+              <w:spacing w:after="40" w:line="252" w:lineRule="auto"/>
+            </w:pPr>
+            <w:r>
+              <w:rPr>
+                <w:b w:val="0"/>
+                <w:sz w:val="18"/>
+              </w:rPr>
+              <w:t>/api/systems</w:t>
+            </w:r>
+          </w:p>
+        </w:tc>
+        <w:tc>
+          <w:tcPr>
+            <w:tcW w:type="dxa" w:w="3855"/>
+            <w:vAlign w:val="center"/>
+            <w:tcBorders>
+              <w:top w:val="single" w:sz="4" w:color="D9D9D9"/>
+              <w:left w:val="single" w:sz="4" w:color="D9D9D9"/>
+              <w:bottom w:val="single" w:sz="4" w:color="D9D9D9"/>
+              <w:right w:val="single" w:sz="4" w:color="D9D9D9"/>
+            </w:tcBorders>
+            <w:shd w:fill="FFFFFF"/>
+            <w:tcMar>
+              <w:top w:w="80" w:type="dxa"/>
+              <w:bottom w:w="80" w:type="dxa"/>
+              <w:left w:w="80" w:type="dxa"/>
+              <w:right w:w="80" w:type="dxa"/>
+            </w:tcMar>
+          </w:tcPr>
+          <w:p>
+            <w:pPr>
+              <w:spacing w:after="40" w:line="252" w:lineRule="auto"/>
+            </w:pPr>
+            <w:r>
+              <w:rPr>
+                <w:b w:val="0"/>
+                <w:sz w:val="18"/>
+              </w:rPr>
+              <w:t>body: code, name, baseUrl</w:t>
+            </w:r>
+          </w:p>
+        </w:tc>
+      </w:tr>
+      <w:tr>
+        <w:trPr>
+          <w:cantSplit/>
+        </w:trPr>
+        <w:tc>
+          <w:tcPr>
+            <w:tcW w:type="dxa" w:w="1134"/>
+            <w:vAlign w:val="center"/>
+            <w:tcBorders>
+              <w:top w:val="single" w:sz="4" w:color="D9D9D9"/>
+              <w:left w:val="single" w:sz="4" w:color="D9D9D9"/>
+              <w:bottom w:val="single" w:sz="4" w:color="D9D9D9"/>
+              <w:right w:val="single" w:sz="4" w:color="D9D9D9"/>
+            </w:tcBorders>
+            <w:shd w:fill="FFFFFF"/>
+            <w:tcMar>
+              <w:top w:w="80" w:type="dxa"/>
+              <w:bottom w:w="80" w:type="dxa"/>
+              <w:left w:w="80" w:type="dxa"/>
+              <w:right w:w="80" w:type="dxa"/>
+            </w:tcMar>
+          </w:tcPr>
+          <w:p>
+            <w:pPr>
+              <w:spacing w:after="40" w:line="252" w:lineRule="auto"/>
+            </w:pPr>
+            <w:r>
+              <w:rPr>
+                <w:b w:val="0"/>
+                <w:sz w:val="18"/>
+              </w:rPr>
               <w:t>GET</w:t>
             </w:r>
           </w:p>
@@ -5344,104 +6557,6 @@
                 <w:sz w:val="18"/>
               </w:rPr>
               <w:t>无请求体或使用路径参数</w:t>
-            </w:r>
-          </w:p>
-        </w:tc>
-      </w:tr>
-      <w:tr>
-        <w:trPr>
-          <w:cantSplit/>
-        </w:trPr>
-        <w:tc>
-          <w:tcPr>
-            <w:tcW w:type="dxa" w:w="1134"/>
-            <w:vAlign w:val="center"/>
-            <w:tcBorders>
-              <w:top w:val="single" w:sz="4" w:color="D9D9D9"/>
-              <w:left w:val="single" w:sz="4" w:color="D9D9D9"/>
-              <w:bottom w:val="single" w:sz="4" w:color="D9D9D9"/>
-              <w:right w:val="single" w:sz="4" w:color="D9D9D9"/>
-            </w:tcBorders>
-            <w:shd w:fill="FFFFFF"/>
-            <w:tcMar>
-              <w:top w:w="80" w:type="dxa"/>
-              <w:bottom w:w="80" w:type="dxa"/>
-              <w:left w:w="80" w:type="dxa"/>
-              <w:right w:w="80" w:type="dxa"/>
-            </w:tcMar>
-          </w:tcPr>
-          <w:p>
-            <w:pPr>
-              <w:spacing w:after="40" w:line="252" w:lineRule="auto"/>
-            </w:pPr>
-            <w:r>
-              <w:rPr>
-                <w:b w:val="0"/>
-                <w:sz w:val="18"/>
-              </w:rPr>
-              <w:t>POST</w:t>
-            </w:r>
-          </w:p>
-        </w:tc>
-        <w:tc>
-          <w:tcPr>
-            <w:tcW w:type="dxa" w:w="4649"/>
-            <w:vAlign w:val="center"/>
-            <w:tcBorders>
-              <w:top w:val="single" w:sz="4" w:color="D9D9D9"/>
-              <w:left w:val="single" w:sz="4" w:color="D9D9D9"/>
-              <w:bottom w:val="single" w:sz="4" w:color="D9D9D9"/>
-              <w:right w:val="single" w:sz="4" w:color="D9D9D9"/>
-            </w:tcBorders>
-            <w:shd w:fill="FFFFFF"/>
-            <w:tcMar>
-              <w:top w:w="80" w:type="dxa"/>
-              <w:bottom w:w="80" w:type="dxa"/>
-              <w:left w:w="80" w:type="dxa"/>
-              <w:right w:w="80" w:type="dxa"/>
-            </w:tcMar>
-          </w:tcPr>
-          <w:p>
-            <w:pPr>
-              <w:spacing w:after="40" w:line="252" w:lineRule="auto"/>
-            </w:pPr>
-            <w:r>
-              <w:rPr>
-                <w:b w:val="0"/>
-                <w:sz w:val="18"/>
-              </w:rPr>
-              <w:t>/api/systems</w:t>
-            </w:r>
-          </w:p>
-        </w:tc>
-        <w:tc>
-          <w:tcPr>
-            <w:tcW w:type="dxa" w:w="3855"/>
-            <w:vAlign w:val="center"/>
-            <w:tcBorders>
-              <w:top w:val="single" w:sz="4" w:color="D9D9D9"/>
-              <w:left w:val="single" w:sz="4" w:color="D9D9D9"/>
-              <w:bottom w:val="single" w:sz="4" w:color="D9D9D9"/>
-              <w:right w:val="single" w:sz="4" w:color="D9D9D9"/>
-            </w:tcBorders>
-            <w:shd w:fill="FFFFFF"/>
-            <w:tcMar>
-              <w:top w:w="80" w:type="dxa"/>
-              <w:bottom w:w="80" w:type="dxa"/>
-              <w:left w:w="80" w:type="dxa"/>
-              <w:right w:w="80" w:type="dxa"/>
-            </w:tcMar>
-          </w:tcPr>
-          <w:p>
-            <w:pPr>
-              <w:spacing w:after="40" w:line="252" w:lineRule="auto"/>
-            </w:pPr>
-            <w:r>
-              <w:rPr>
-                <w:b w:val="0"/>
-                <w:sz w:val="18"/>
-              </w:rPr>
-              <w:t>body: code, name, baseUrl</w:t>
             </w:r>
           </w:p>
         </w:tc>
@@ -5960,7 +7075,105 @@
                 <w:b w:val="0"/>
                 <w:sz w:val="18"/>
               </w:rPr>
-              <w:t>body: systemId, code, name, menuPath</w:t>
+              <w:t>body: systemId, code, name, menuPath, type</w:t>
+            </w:r>
+          </w:p>
+        </w:tc>
+      </w:tr>
+      <w:tr>
+        <w:trPr>
+          <w:cantSplit/>
+        </w:trPr>
+        <w:tc>
+          <w:tcPr>
+            <w:tcW w:type="dxa" w:w="1134"/>
+            <w:vAlign w:val="center"/>
+            <w:tcBorders>
+              <w:top w:val="single" w:sz="4" w:color="D9D9D9"/>
+              <w:left w:val="single" w:sz="4" w:color="D9D9D9"/>
+              <w:bottom w:val="single" w:sz="4" w:color="D9D9D9"/>
+              <w:right w:val="single" w:sz="4" w:color="D9D9D9"/>
+            </w:tcBorders>
+            <w:shd w:fill="FFFFFF"/>
+            <w:tcMar>
+              <w:top w:w="80" w:type="dxa"/>
+              <w:bottom w:w="80" w:type="dxa"/>
+              <w:left w:w="80" w:type="dxa"/>
+              <w:right w:w="80" w:type="dxa"/>
+            </w:tcMar>
+          </w:tcPr>
+          <w:p>
+            <w:pPr>
+              <w:spacing w:after="40" w:line="252" w:lineRule="auto"/>
+            </w:pPr>
+            <w:r>
+              <w:rPr>
+                <w:b w:val="0"/>
+                <w:sz w:val="18"/>
+              </w:rPr>
+              <w:t>PUT</w:t>
+            </w:r>
+          </w:p>
+        </w:tc>
+        <w:tc>
+          <w:tcPr>
+            <w:tcW w:type="dxa" w:w="4649"/>
+            <w:vAlign w:val="center"/>
+            <w:tcBorders>
+              <w:top w:val="single" w:sz="4" w:color="D9D9D9"/>
+              <w:left w:val="single" w:sz="4" w:color="D9D9D9"/>
+              <w:bottom w:val="single" w:sz="4" w:color="D9D9D9"/>
+              <w:right w:val="single" w:sz="4" w:color="D9D9D9"/>
+            </w:tcBorders>
+            <w:shd w:fill="FFFFFF"/>
+            <w:tcMar>
+              <w:top w:w="80" w:type="dxa"/>
+              <w:bottom w:w="80" w:type="dxa"/>
+              <w:left w:w="80" w:type="dxa"/>
+              <w:right w:w="80" w:type="dxa"/>
+            </w:tcMar>
+          </w:tcPr>
+          <w:p>
+            <w:pPr>
+              <w:spacing w:after="40" w:line="252" w:lineRule="auto"/>
+            </w:pPr>
+            <w:r>
+              <w:rPr>
+                <w:b w:val="0"/>
+                <w:sz w:val="18"/>
+              </w:rPr>
+              <w:t>/api/permissions/{permissionId}</w:t>
+            </w:r>
+          </w:p>
+        </w:tc>
+        <w:tc>
+          <w:tcPr>
+            <w:tcW w:type="dxa" w:w="3855"/>
+            <w:vAlign w:val="center"/>
+            <w:tcBorders>
+              <w:top w:val="single" w:sz="4" w:color="D9D9D9"/>
+              <w:left w:val="single" w:sz="4" w:color="D9D9D9"/>
+              <w:bottom w:val="single" w:sz="4" w:color="D9D9D9"/>
+              <w:right w:val="single" w:sz="4" w:color="D9D9D9"/>
+            </w:tcBorders>
+            <w:shd w:fill="FFFFFF"/>
+            <w:tcMar>
+              <w:top w:w="80" w:type="dxa"/>
+              <w:bottom w:w="80" w:type="dxa"/>
+              <w:left w:w="80" w:type="dxa"/>
+              <w:right w:w="80" w:type="dxa"/>
+            </w:tcMar>
+          </w:tcPr>
+          <w:p>
+            <w:pPr>
+              <w:spacing w:after="40" w:line="252" w:lineRule="auto"/>
+            </w:pPr>
+            <w:r>
+              <w:rPr>
+                <w:b w:val="0"/>
+                <w:sz w:val="18"/>
+              </w:rPr>
+              <w:t>body: name, menuPath, type, active</w:t>
             </w:r>
           </w:p>
         </w:tc>
@@ -6059,104 +7272,6 @@
                 <w:sz w:val="18"/>
               </w:rPr>
               <w:t>无请求体或使用路径参数</w:t>
-            </w:r>
-          </w:p>
-        </w:tc>
-      </w:tr>
-      <w:tr>
-        <w:trPr>
-          <w:cantSplit/>
-        </w:trPr>
-        <w:tc>
-          <w:tcPr>
-            <w:tcW w:type="dxa" w:w="1134"/>
-            <w:vAlign w:val="center"/>
-            <w:tcBorders>
-              <w:top w:val="single" w:sz="4" w:color="D9D9D9"/>
-              <w:left w:val="single" w:sz="4" w:color="D9D9D9"/>
-              <w:bottom w:val="single" w:sz="4" w:color="D9D9D9"/>
-              <w:right w:val="single" w:sz="4" w:color="D9D9D9"/>
-            </w:tcBorders>
-            <w:shd w:fill="FFFFFF"/>
-            <w:tcMar>
-              <w:top w:w="80" w:type="dxa"/>
-              <w:bottom w:w="80" w:type="dxa"/>
-              <w:left w:w="80" w:type="dxa"/>
-              <w:right w:w="80" w:type="dxa"/>
-            </w:tcMar>
-          </w:tcPr>
-          <w:p>
-            <w:pPr>
-              <w:spacing w:after="40" w:line="252" w:lineRule="auto"/>
-            </w:pPr>
-            <w:r>
-              <w:rPr>
-                <w:b w:val="0"/>
-                <w:sz w:val="18"/>
-              </w:rPr>
-              <w:t>PUT</w:t>
-            </w:r>
-          </w:p>
-        </w:tc>
-        <w:tc>
-          <w:tcPr>
-            <w:tcW w:type="dxa" w:w="4649"/>
-            <w:vAlign w:val="center"/>
-            <w:tcBorders>
-              <w:top w:val="single" w:sz="4" w:color="D9D9D9"/>
-              <w:left w:val="single" w:sz="4" w:color="D9D9D9"/>
-              <w:bottom w:val="single" w:sz="4" w:color="D9D9D9"/>
-              <w:right w:val="single" w:sz="4" w:color="D9D9D9"/>
-            </w:tcBorders>
-            <w:shd w:fill="FFFFFF"/>
-            <w:tcMar>
-              <w:top w:w="80" w:type="dxa"/>
-              <w:bottom w:w="80" w:type="dxa"/>
-              <w:left w:w="80" w:type="dxa"/>
-              <w:right w:w="80" w:type="dxa"/>
-            </w:tcMar>
-          </w:tcPr>
-          <w:p>
-            <w:pPr>
-              <w:spacing w:after="40" w:line="252" w:lineRule="auto"/>
-            </w:pPr>
-            <w:r>
-              <w:rPr>
-                <w:b w:val="0"/>
-                <w:sz w:val="18"/>
-              </w:rPr>
-              <w:t>/api/permissions/{permissionId}</w:t>
-            </w:r>
-          </w:p>
-        </w:tc>
-        <w:tc>
-          <w:tcPr>
-            <w:tcW w:type="dxa" w:w="3855"/>
-            <w:vAlign w:val="center"/>
-            <w:tcBorders>
-              <w:top w:val="single" w:sz="4" w:color="D9D9D9"/>
-              <w:left w:val="single" w:sz="4" w:color="D9D9D9"/>
-              <w:bottom w:val="single" w:sz="4" w:color="D9D9D9"/>
-              <w:right w:val="single" w:sz="4" w:color="D9D9D9"/>
-            </w:tcBorders>
-            <w:shd w:fill="FFFFFF"/>
-            <w:tcMar>
-              <w:top w:w="80" w:type="dxa"/>
-              <w:bottom w:w="80" w:type="dxa"/>
-              <w:left w:w="80" w:type="dxa"/>
-              <w:right w:w="80" w:type="dxa"/>
-            </w:tcMar>
-          </w:tcPr>
-          <w:p>
-            <w:pPr>
-              <w:spacing w:after="40" w:line="252" w:lineRule="auto"/>
-            </w:pPr>
-            <w:r>
-              <w:rPr>
-                <w:b w:val="0"/>
-                <w:sz w:val="18"/>
-              </w:rPr>
-              <w:t>body: name, menuPath</w:t>
             </w:r>
           </w:p>
         </w:tc>
@@ -7738,6 +8853,104 @@
                 <w:b w:val="0"/>
                 <w:sz w:val="18"/>
               </w:rPr>
+              <w:t>POST</w:t>
+            </w:r>
+          </w:p>
+        </w:tc>
+        <w:tc>
+          <w:tcPr>
+            <w:tcW w:type="dxa" w:w="4649"/>
+            <w:vAlign w:val="center"/>
+            <w:tcBorders>
+              <w:top w:val="single" w:sz="4" w:color="D9D9D9"/>
+              <w:left w:val="single" w:sz="4" w:color="D9D9D9"/>
+              <w:bottom w:val="single" w:sz="4" w:color="D9D9D9"/>
+              <w:right w:val="single" w:sz="4" w:color="D9D9D9"/>
+            </w:tcBorders>
+            <w:shd w:fill="FFFFFF"/>
+            <w:tcMar>
+              <w:top w:w="80" w:type="dxa"/>
+              <w:bottom w:w="80" w:type="dxa"/>
+              <w:left w:w="80" w:type="dxa"/>
+              <w:right w:w="80" w:type="dxa"/>
+            </w:tcMar>
+          </w:tcPr>
+          <w:p>
+            <w:pPr>
+              <w:spacing w:after="40" w:line="252" w:lineRule="auto"/>
+            </w:pPr>
+            <w:r>
+              <w:rPr>
+                <w:b w:val="0"/>
+                <w:sz w:val="18"/>
+              </w:rPr>
+              <w:t>/api/platform/dictionary</w:t>
+            </w:r>
+          </w:p>
+        </w:tc>
+        <w:tc>
+          <w:tcPr>
+            <w:tcW w:type="dxa" w:w="3855"/>
+            <w:vAlign w:val="center"/>
+            <w:tcBorders>
+              <w:top w:val="single" w:sz="4" w:color="D9D9D9"/>
+              <w:left w:val="single" w:sz="4" w:color="D9D9D9"/>
+              <w:bottom w:val="single" w:sz="4" w:color="D9D9D9"/>
+              <w:right w:val="single" w:sz="4" w:color="D9D9D9"/>
+            </w:tcBorders>
+            <w:shd w:fill="FFFFFF"/>
+            <w:tcMar>
+              <w:top w:w="80" w:type="dxa"/>
+              <w:bottom w:w="80" w:type="dxa"/>
+              <w:left w:w="80" w:type="dxa"/>
+              <w:right w:w="80" w:type="dxa"/>
+            </w:tcMar>
+          </w:tcPr>
+          <w:p>
+            <w:pPr>
+              <w:spacing w:after="40" w:line="252" w:lineRule="auto"/>
+            </w:pPr>
+            <w:r>
+              <w:rPr>
+                <w:b w:val="0"/>
+                <w:sz w:val="18"/>
+              </w:rPr>
+              <w:t>body: category, code, name</w:t>
+            </w:r>
+          </w:p>
+        </w:tc>
+      </w:tr>
+      <w:tr>
+        <w:trPr>
+          <w:cantSplit/>
+        </w:trPr>
+        <w:tc>
+          <w:tcPr>
+            <w:tcW w:type="dxa" w:w="1134"/>
+            <w:vAlign w:val="center"/>
+            <w:tcBorders>
+              <w:top w:val="single" w:sz="4" w:color="D9D9D9"/>
+              <w:left w:val="single" w:sz="4" w:color="D9D9D9"/>
+              <w:bottom w:val="single" w:sz="4" w:color="D9D9D9"/>
+              <w:right w:val="single" w:sz="4" w:color="D9D9D9"/>
+            </w:tcBorders>
+            <w:shd w:fill="FFFFFF"/>
+            <w:tcMar>
+              <w:top w:w="80" w:type="dxa"/>
+              <w:bottom w:w="80" w:type="dxa"/>
+              <w:left w:w="80" w:type="dxa"/>
+              <w:right w:w="80" w:type="dxa"/>
+            </w:tcMar>
+          </w:tcPr>
+          <w:p>
+            <w:pPr>
+              <w:spacing w:after="40" w:line="252" w:lineRule="auto"/>
+            </w:pPr>
+            <w:r>
+              <w:rPr>
+                <w:b w:val="0"/>
+                <w:sz w:val="18"/>
+              </w:rPr>
               <w:t>GET</w:t>
             </w:r>
           </w:p>
@@ -7801,104 +9014,6 @@
                 <w:sz w:val="18"/>
               </w:rPr>
               <w:t>无请求体或使用路径参数</w:t>
-            </w:r>
-          </w:p>
-        </w:tc>
-      </w:tr>
-      <w:tr>
-        <w:trPr>
-          <w:cantSplit/>
-        </w:trPr>
-        <w:tc>
-          <w:tcPr>
-            <w:tcW w:type="dxa" w:w="1134"/>
-            <w:vAlign w:val="center"/>
-            <w:tcBorders>
-              <w:top w:val="single" w:sz="4" w:color="D9D9D9"/>
-              <w:left w:val="single" w:sz="4" w:color="D9D9D9"/>
-              <w:bottom w:val="single" w:sz="4" w:color="D9D9D9"/>
-              <w:right w:val="single" w:sz="4" w:color="D9D9D9"/>
-            </w:tcBorders>
-            <w:shd w:fill="FFFFFF"/>
-            <w:tcMar>
-              <w:top w:w="80" w:type="dxa"/>
-              <w:bottom w:w="80" w:type="dxa"/>
-              <w:left w:w="80" w:type="dxa"/>
-              <w:right w:w="80" w:type="dxa"/>
-            </w:tcMar>
-          </w:tcPr>
-          <w:p>
-            <w:pPr>
-              <w:spacing w:after="40" w:line="252" w:lineRule="auto"/>
-            </w:pPr>
-            <w:r>
-              <w:rPr>
-                <w:b w:val="0"/>
-                <w:sz w:val="18"/>
-              </w:rPr>
-              <w:t>POST</w:t>
-            </w:r>
-          </w:p>
-        </w:tc>
-        <w:tc>
-          <w:tcPr>
-            <w:tcW w:type="dxa" w:w="4649"/>
-            <w:vAlign w:val="center"/>
-            <w:tcBorders>
-              <w:top w:val="single" w:sz="4" w:color="D9D9D9"/>
-              <w:left w:val="single" w:sz="4" w:color="D9D9D9"/>
-              <w:bottom w:val="single" w:sz="4" w:color="D9D9D9"/>
-              <w:right w:val="single" w:sz="4" w:color="D9D9D9"/>
-            </w:tcBorders>
-            <w:shd w:fill="FFFFFF"/>
-            <w:tcMar>
-              <w:top w:w="80" w:type="dxa"/>
-              <w:bottom w:w="80" w:type="dxa"/>
-              <w:left w:w="80" w:type="dxa"/>
-              <w:right w:w="80" w:type="dxa"/>
-            </w:tcMar>
-          </w:tcPr>
-          <w:p>
-            <w:pPr>
-              <w:spacing w:after="40" w:line="252" w:lineRule="auto"/>
-            </w:pPr>
-            <w:r>
-              <w:rPr>
-                <w:b w:val="0"/>
-                <w:sz w:val="18"/>
-              </w:rPr>
-              <w:t>/api/platform/dictionary</w:t>
-            </w:r>
-          </w:p>
-        </w:tc>
-        <w:tc>
-          <w:tcPr>
-            <w:tcW w:type="dxa" w:w="3855"/>
-            <w:vAlign w:val="center"/>
-            <w:tcBorders>
-              <w:top w:val="single" w:sz="4" w:color="D9D9D9"/>
-              <w:left w:val="single" w:sz="4" w:color="D9D9D9"/>
-              <w:bottom w:val="single" w:sz="4" w:color="D9D9D9"/>
-              <w:right w:val="single" w:sz="4" w:color="D9D9D9"/>
-            </w:tcBorders>
-            <w:shd w:fill="FFFFFF"/>
-            <w:tcMar>
-              <w:top w:w="80" w:type="dxa"/>
-              <w:bottom w:w="80" w:type="dxa"/>
-              <w:left w:w="80" w:type="dxa"/>
-              <w:right w:w="80" w:type="dxa"/>
-            </w:tcMar>
-          </w:tcPr>
-          <w:p>
-            <w:pPr>
-              <w:spacing w:after="40" w:line="252" w:lineRule="auto"/>
-            </w:pPr>
-            <w:r>
-              <w:rPr>
-                <w:b w:val="0"/>
-                <w:sz w:val="18"/>
-              </w:rPr>
-              <w:t>body: category, code, name</w:t>
             </w:r>
           </w:p>
         </w:tc>
@@ -8193,6 +9308,202 @@
                 <w:sz w:val="18"/>
               </w:rPr>
               <w:t>body: expiresOn</w:t>
+            </w:r>
+          </w:p>
+        </w:tc>
+      </w:tr>
+      <w:tr>
+        <w:trPr>
+          <w:cantSplit/>
+        </w:trPr>
+        <w:tc>
+          <w:tcPr>
+            <w:tcW w:type="dxa" w:w="1134"/>
+            <w:vAlign w:val="center"/>
+            <w:tcBorders>
+              <w:top w:val="single" w:sz="4" w:color="D9D9D9"/>
+              <w:left w:val="single" w:sz="4" w:color="D9D9D9"/>
+              <w:bottom w:val="single" w:sz="4" w:color="D9D9D9"/>
+              <w:right w:val="single" w:sz="4" w:color="D9D9D9"/>
+            </w:tcBorders>
+            <w:shd w:fill="FFFFFF"/>
+            <w:tcMar>
+              <w:top w:w="80" w:type="dxa"/>
+              <w:bottom w:w="80" w:type="dxa"/>
+              <w:left w:w="80" w:type="dxa"/>
+              <w:right w:w="80" w:type="dxa"/>
+            </w:tcMar>
+          </w:tcPr>
+          <w:p>
+            <w:pPr>
+              <w:spacing w:after="40" w:line="252" w:lineRule="auto"/>
+            </w:pPr>
+            <w:r>
+              <w:rPr>
+                <w:b w:val="0"/>
+                <w:sz w:val="18"/>
+              </w:rPr>
+              <w:t>GET</w:t>
+            </w:r>
+          </w:p>
+        </w:tc>
+        <w:tc>
+          <w:tcPr>
+            <w:tcW w:type="dxa" w:w="4649"/>
+            <w:vAlign w:val="center"/>
+            <w:tcBorders>
+              <w:top w:val="single" w:sz="4" w:color="D9D9D9"/>
+              <w:left w:val="single" w:sz="4" w:color="D9D9D9"/>
+              <w:bottom w:val="single" w:sz="4" w:color="D9D9D9"/>
+              <w:right w:val="single" w:sz="4" w:color="D9D9D9"/>
+            </w:tcBorders>
+            <w:shd w:fill="FFFFFF"/>
+            <w:tcMar>
+              <w:top w:w="80" w:type="dxa"/>
+              <w:bottom w:w="80" w:type="dxa"/>
+              <w:left w:w="80" w:type="dxa"/>
+              <w:right w:w="80" w:type="dxa"/>
+            </w:tcMar>
+          </w:tcPr>
+          <w:p>
+            <w:pPr>
+              <w:spacing w:after="40" w:line="252" w:lineRule="auto"/>
+            </w:pPr>
+            <w:r>
+              <w:rPr>
+                <w:b w:val="0"/>
+                <w:sz w:val="18"/>
+              </w:rPr>
+              <w:t>/api/platform/initial-passwords</w:t>
+            </w:r>
+          </w:p>
+        </w:tc>
+        <w:tc>
+          <w:tcPr>
+            <w:tcW w:type="dxa" w:w="3855"/>
+            <w:vAlign w:val="center"/>
+            <w:tcBorders>
+              <w:top w:val="single" w:sz="4" w:color="D9D9D9"/>
+              <w:left w:val="single" w:sz="4" w:color="D9D9D9"/>
+              <w:bottom w:val="single" w:sz="4" w:color="D9D9D9"/>
+              <w:right w:val="single" w:sz="4" w:color="D9D9D9"/>
+            </w:tcBorders>
+            <w:shd w:fill="FFFFFF"/>
+            <w:tcMar>
+              <w:top w:w="80" w:type="dxa"/>
+              <w:bottom w:w="80" w:type="dxa"/>
+              <w:left w:w="80" w:type="dxa"/>
+              <w:right w:w="80" w:type="dxa"/>
+            </w:tcMar>
+          </w:tcPr>
+          <w:p>
+            <w:pPr>
+              <w:spacing w:after="40" w:line="252" w:lineRule="auto"/>
+            </w:pPr>
+            <w:r>
+              <w:rPr>
+                <w:b w:val="0"/>
+                <w:sz w:val="18"/>
+              </w:rPr>
+              <w:t>departmentId: long</w:t>
+            </w:r>
+          </w:p>
+        </w:tc>
+      </w:tr>
+      <w:tr>
+        <w:trPr>
+          <w:cantSplit/>
+        </w:trPr>
+        <w:tc>
+          <w:tcPr>
+            <w:tcW w:type="dxa" w:w="1134"/>
+            <w:vAlign w:val="center"/>
+            <w:tcBorders>
+              <w:top w:val="single" w:sz="4" w:color="D9D9D9"/>
+              <w:left w:val="single" w:sz="4" w:color="D9D9D9"/>
+              <w:bottom w:val="single" w:sz="4" w:color="D9D9D9"/>
+              <w:right w:val="single" w:sz="4" w:color="D9D9D9"/>
+            </w:tcBorders>
+            <w:shd w:fill="FFFFFF"/>
+            <w:tcMar>
+              <w:top w:w="80" w:type="dxa"/>
+              <w:bottom w:w="80" w:type="dxa"/>
+              <w:left w:w="80" w:type="dxa"/>
+              <w:right w:w="80" w:type="dxa"/>
+            </w:tcMar>
+          </w:tcPr>
+          <w:p>
+            <w:pPr>
+              <w:spacing w:after="40" w:line="252" w:lineRule="auto"/>
+            </w:pPr>
+            <w:r>
+              <w:rPr>
+                <w:b w:val="0"/>
+                <w:sz w:val="18"/>
+              </w:rPr>
+              <w:t>POST</w:t>
+            </w:r>
+          </w:p>
+        </w:tc>
+        <w:tc>
+          <w:tcPr>
+            <w:tcW w:type="dxa" w:w="4649"/>
+            <w:vAlign w:val="center"/>
+            <w:tcBorders>
+              <w:top w:val="single" w:sz="4" w:color="D9D9D9"/>
+              <w:left w:val="single" w:sz="4" w:color="D9D9D9"/>
+              <w:bottom w:val="single" w:sz="4" w:color="D9D9D9"/>
+              <w:right w:val="single" w:sz="4" w:color="D9D9D9"/>
+            </w:tcBorders>
+            <w:shd w:fill="FFFFFF"/>
+            <w:tcMar>
+              <w:top w:w="80" w:type="dxa"/>
+              <w:bottom w:w="80" w:type="dxa"/>
+              <w:left w:w="80" w:type="dxa"/>
+              <w:right w:w="80" w:type="dxa"/>
+            </w:tcMar>
+          </w:tcPr>
+          <w:p>
+            <w:pPr>
+              <w:spacing w:after="40" w:line="252" w:lineRule="auto"/>
+            </w:pPr>
+            <w:r>
+              <w:rPr>
+                <w:b w:val="0"/>
+                <w:sz w:val="18"/>
+              </w:rPr>
+              <w:t>/api/platform/initial-passwords</w:t>
+            </w:r>
+          </w:p>
+        </w:tc>
+        <w:tc>
+          <w:tcPr>
+            <w:tcW w:type="dxa" w:w="3855"/>
+            <w:vAlign w:val="center"/>
+            <w:tcBorders>
+              <w:top w:val="single" w:sz="4" w:color="D9D9D9"/>
+              <w:left w:val="single" w:sz="4" w:color="D9D9D9"/>
+              <w:bottom w:val="single" w:sz="4" w:color="D9D9D9"/>
+              <w:right w:val="single" w:sz="4" w:color="D9D9D9"/>
+            </w:tcBorders>
+            <w:shd w:fill="FFFFFF"/>
+            <w:tcMar>
+              <w:top w:w="80" w:type="dxa"/>
+              <w:bottom w:w="80" w:type="dxa"/>
+              <w:left w:w="80" w:type="dxa"/>
+              <w:right w:w="80" w:type="dxa"/>
+            </w:tcMar>
+          </w:tcPr>
+          <w:p>
+            <w:pPr>
+              <w:spacing w:after="40" w:line="252" w:lineRule="auto"/>
+            </w:pPr>
+            <w:r>
+              <w:rPr>
+                <w:b w:val="0"/>
+                <w:sz w:val="18"/>
+              </w:rPr>
+              <w:t>body: departmentId, limit</w:t>
             </w:r>
           </w:p>
         </w:tc>
@@ -8816,7 +10127,7 @@
                 <w:b w:val="0"/>
                 <w:sz w:val="18"/>
               </w:rPr>
-              <w:t>PUT</w:t>
+              <w:t>DELETE</w:t>
             </w:r>
           </w:p>
         </w:tc>
@@ -8914,7 +10225,7 @@
                 <w:b w:val="0"/>
                 <w:sz w:val="18"/>
               </w:rPr>
-              <w:t>DELETE</w:t>
+              <w:t>PUT</w:t>
             </w:r>
           </w:p>
         </w:tc>
@@ -9110,6 +10421,104 @@
                 <w:b w:val="0"/>
                 <w:sz w:val="18"/>
               </w:rPr>
+              <w:t>POST</w:t>
+            </w:r>
+          </w:p>
+        </w:tc>
+        <w:tc>
+          <w:tcPr>
+            <w:tcW w:type="dxa" w:w="4649"/>
+            <w:vAlign w:val="center"/>
+            <w:tcBorders>
+              <w:top w:val="single" w:sz="4" w:color="D9D9D9"/>
+              <w:left w:val="single" w:sz="4" w:color="D9D9D9"/>
+              <w:bottom w:val="single" w:sz="4" w:color="D9D9D9"/>
+              <w:right w:val="single" w:sz="4" w:color="D9D9D9"/>
+            </w:tcBorders>
+            <w:shd w:fill="FFFFFF"/>
+            <w:tcMar>
+              <w:top w:w="80" w:type="dxa"/>
+              <w:bottom w:w="80" w:type="dxa"/>
+              <w:left w:w="80" w:type="dxa"/>
+              <w:right w:w="80" w:type="dxa"/>
+            </w:tcMar>
+          </w:tcPr>
+          <w:p>
+            <w:pPr>
+              <w:spacing w:after="40" w:line="252" w:lineRule="auto"/>
+            </w:pPr>
+            <w:r>
+              <w:rPr>
+                <w:b w:val="0"/>
+                <w:sz w:val="18"/>
+              </w:rPr>
+              <w:t>/api/platform/self/applications</w:t>
+            </w:r>
+          </w:p>
+        </w:tc>
+        <w:tc>
+          <w:tcPr>
+            <w:tcW w:type="dxa" w:w="3855"/>
+            <w:vAlign w:val="center"/>
+            <w:tcBorders>
+              <w:top w:val="single" w:sz="4" w:color="D9D9D9"/>
+              <w:left w:val="single" w:sz="4" w:color="D9D9D9"/>
+              <w:bottom w:val="single" w:sz="4" w:color="D9D9D9"/>
+              <w:right w:val="single" w:sz="4" w:color="D9D9D9"/>
+            </w:tcBorders>
+            <w:shd w:fill="FFFFFF"/>
+            <w:tcMar>
+              <w:top w:w="80" w:type="dxa"/>
+              <w:bottom w:w="80" w:type="dxa"/>
+              <w:left w:w="80" w:type="dxa"/>
+              <w:right w:w="80" w:type="dxa"/>
+            </w:tcMar>
+          </w:tcPr>
+          <w:p>
+            <w:pPr>
+              <w:spacing w:after="40" w:line="252" w:lineRule="auto"/>
+            </w:pPr>
+            <w:r>
+              <w:rPr>
+                <w:b w:val="0"/>
+                <w:sz w:val="18"/>
+              </w:rPr>
+              <w:t>body: roleId</w:t>
+            </w:r>
+          </w:p>
+        </w:tc>
+      </w:tr>
+      <w:tr>
+        <w:trPr>
+          <w:cantSplit/>
+        </w:trPr>
+        <w:tc>
+          <w:tcPr>
+            <w:tcW w:type="dxa" w:w="1134"/>
+            <w:vAlign w:val="center"/>
+            <w:tcBorders>
+              <w:top w:val="single" w:sz="4" w:color="D9D9D9"/>
+              <w:left w:val="single" w:sz="4" w:color="D9D9D9"/>
+              <w:bottom w:val="single" w:sz="4" w:color="D9D9D9"/>
+              <w:right w:val="single" w:sz="4" w:color="D9D9D9"/>
+            </w:tcBorders>
+            <w:shd w:fill="FFFFFF"/>
+            <w:tcMar>
+              <w:top w:w="80" w:type="dxa"/>
+              <w:bottom w:w="80" w:type="dxa"/>
+              <w:left w:w="80" w:type="dxa"/>
+              <w:right w:w="80" w:type="dxa"/>
+            </w:tcMar>
+          </w:tcPr>
+          <w:p>
+            <w:pPr>
+              <w:spacing w:after="40" w:line="252" w:lineRule="auto"/>
+            </w:pPr>
+            <w:r>
+              <w:rPr>
+                <w:b w:val="0"/>
+                <w:sz w:val="18"/>
+              </w:rPr>
               <w:t>GET</w:t>
             </w:r>
           </w:p>
@@ -9173,104 +10582,6 @@
                 <w:sz w:val="18"/>
               </w:rPr>
               <w:t>无请求体或使用路径参数</w:t>
-            </w:r>
-          </w:p>
-        </w:tc>
-      </w:tr>
-      <w:tr>
-        <w:trPr>
-          <w:cantSplit/>
-        </w:trPr>
-        <w:tc>
-          <w:tcPr>
-            <w:tcW w:type="dxa" w:w="1134"/>
-            <w:vAlign w:val="center"/>
-            <w:tcBorders>
-              <w:top w:val="single" w:sz="4" w:color="D9D9D9"/>
-              <w:left w:val="single" w:sz="4" w:color="D9D9D9"/>
-              <w:bottom w:val="single" w:sz="4" w:color="D9D9D9"/>
-              <w:right w:val="single" w:sz="4" w:color="D9D9D9"/>
-            </w:tcBorders>
-            <w:shd w:fill="FFFFFF"/>
-            <w:tcMar>
-              <w:top w:w="80" w:type="dxa"/>
-              <w:bottom w:w="80" w:type="dxa"/>
-              <w:left w:w="80" w:type="dxa"/>
-              <w:right w:w="80" w:type="dxa"/>
-            </w:tcMar>
-          </w:tcPr>
-          <w:p>
-            <w:pPr>
-              <w:spacing w:after="40" w:line="252" w:lineRule="auto"/>
-            </w:pPr>
-            <w:r>
-              <w:rPr>
-                <w:b w:val="0"/>
-                <w:sz w:val="18"/>
-              </w:rPr>
-              <w:t>POST</w:t>
-            </w:r>
-          </w:p>
-        </w:tc>
-        <w:tc>
-          <w:tcPr>
-            <w:tcW w:type="dxa" w:w="4649"/>
-            <w:vAlign w:val="center"/>
-            <w:tcBorders>
-              <w:top w:val="single" w:sz="4" w:color="D9D9D9"/>
-              <w:left w:val="single" w:sz="4" w:color="D9D9D9"/>
-              <w:bottom w:val="single" w:sz="4" w:color="D9D9D9"/>
-              <w:right w:val="single" w:sz="4" w:color="D9D9D9"/>
-            </w:tcBorders>
-            <w:shd w:fill="FFFFFF"/>
-            <w:tcMar>
-              <w:top w:w="80" w:type="dxa"/>
-              <w:bottom w:w="80" w:type="dxa"/>
-              <w:left w:w="80" w:type="dxa"/>
-              <w:right w:w="80" w:type="dxa"/>
-            </w:tcMar>
-          </w:tcPr>
-          <w:p>
-            <w:pPr>
-              <w:spacing w:after="40" w:line="252" w:lineRule="auto"/>
-            </w:pPr>
-            <w:r>
-              <w:rPr>
-                <w:b w:val="0"/>
-                <w:sz w:val="18"/>
-              </w:rPr>
-              <w:t>/api/platform/self/applications</w:t>
-            </w:r>
-          </w:p>
-        </w:tc>
-        <w:tc>
-          <w:tcPr>
-            <w:tcW w:type="dxa" w:w="3855"/>
-            <w:vAlign w:val="center"/>
-            <w:tcBorders>
-              <w:top w:val="single" w:sz="4" w:color="D9D9D9"/>
-              <w:left w:val="single" w:sz="4" w:color="D9D9D9"/>
-              <w:bottom w:val="single" w:sz="4" w:color="D9D9D9"/>
-              <w:right w:val="single" w:sz="4" w:color="D9D9D9"/>
-            </w:tcBorders>
-            <w:shd w:fill="FFFFFF"/>
-            <w:tcMar>
-              <w:top w:w="80" w:type="dxa"/>
-              <w:bottom w:w="80" w:type="dxa"/>
-              <w:left w:w="80" w:type="dxa"/>
-              <w:right w:w="80" w:type="dxa"/>
-            </w:tcMar>
-          </w:tcPr>
-          <w:p>
-            <w:pPr>
-              <w:spacing w:after="40" w:line="252" w:lineRule="auto"/>
-            </w:pPr>
-            <w:r>
-              <w:rPr>
-                <w:b w:val="0"/>
-                <w:sz w:val="18"/>
-              </w:rPr>
-              <w:t>body: roleId</w:t>
             </w:r>
           </w:p>
         </w:tc>
@@ -9564,7 +10875,7 @@
                 <w:b w:val="0"/>
                 <w:sz w:val="18"/>
               </w:rPr>
-              <w:t>无请求体或使用路径参数</w:t>
+              <w:t>scope: String</w:t>
             </w:r>
           </w:p>
         </w:tc>
@@ -10092,7 +11403,7 @@
                 <w:b w:val="0"/>
                 <w:sz w:val="18"/>
               </w:rPr>
-              <w:t>PUT</w:t>
+              <w:t>DELETE</w:t>
             </w:r>
           </w:p>
         </w:tc>
@@ -10190,7 +11501,7 @@
                 <w:b w:val="0"/>
                 <w:sz w:val="18"/>
               </w:rPr>
-              <w:t>DELETE</w:t>
+              <w:t>PUT</w:t>
             </w:r>
           </w:p>
         </w:tc>
@@ -10703,6 +12014,306 @@
                 <w:sz w:val="18"/>
               </w:rPr>
               <w:t>请求字段</w:t>
+            </w:r>
+          </w:p>
+        </w:tc>
+      </w:tr>
+      <w:tr>
+        <w:trPr>
+          <w:cantSplit/>
+        </w:trPr>
+        <w:tc>
+          <w:tcPr>
+            <w:tcW w:type="dxa" w:w="1134"/>
+            <w:vAlign w:val="center"/>
+            <w:tcBorders>
+              <w:top w:val="single" w:sz="4" w:color="D9D9D9"/>
+              <w:left w:val="single" w:sz="4" w:color="D9D9D9"/>
+              <w:bottom w:val="single" w:sz="4" w:color="D9D9D9"/>
+              <w:right w:val="single" w:sz="4" w:color="D9D9D9"/>
+            </w:tcBorders>
+            <w:shd w:fill="FFFFFF"/>
+            <w:tcMar>
+              <w:top w:w="80" w:type="dxa"/>
+              <w:bottom w:w="80" w:type="dxa"/>
+              <w:left w:w="80" w:type="dxa"/>
+              <w:right w:w="80" w:type="dxa"/>
+            </w:tcMar>
+          </w:tcPr>
+          <w:p>
+            <w:pPr>
+              <w:spacing w:after="40" w:line="252" w:lineRule="auto"/>
+            </w:pPr>
+            <w:r>
+              <w:rPr>
+                <w:b w:val="0"/>
+                <w:sz w:val="18"/>
+              </w:rPr>
+              <w:t>GET</w:t>
+            </w:r>
+          </w:p>
+        </w:tc>
+        <w:tc>
+          <w:tcPr>
+            <w:tcW w:type="dxa" w:w="4649"/>
+            <w:vAlign w:val="center"/>
+            <w:tcBorders>
+              <w:top w:val="single" w:sz="4" w:color="D9D9D9"/>
+              <w:left w:val="single" w:sz="4" w:color="D9D9D9"/>
+              <w:bottom w:val="single" w:sz="4" w:color="D9D9D9"/>
+              <w:right w:val="single" w:sz="4" w:color="D9D9D9"/>
+            </w:tcBorders>
+            <w:shd w:fill="FFFFFF"/>
+            <w:tcMar>
+              <w:top w:w="80" w:type="dxa"/>
+              <w:bottom w:w="80" w:type="dxa"/>
+              <w:left w:w="80" w:type="dxa"/>
+              <w:right w:w="80" w:type="dxa"/>
+            </w:tcMar>
+          </w:tcPr>
+          <w:p>
+            <w:pPr>
+              <w:spacing w:after="40" w:line="252" w:lineRule="auto"/>
+            </w:pPr>
+            <w:r>
+              <w:rPr>
+                <w:b w:val="0"/>
+                <w:sz w:val="18"/>
+              </w:rPr>
+              <w:t>/api/oidc/directory/departments</w:t>
+            </w:r>
+          </w:p>
+        </w:tc>
+        <w:tc>
+          <w:tcPr>
+            <w:tcW w:type="dxa" w:w="3855"/>
+            <w:vAlign w:val="center"/>
+            <w:tcBorders>
+              <w:top w:val="single" w:sz="4" w:color="D9D9D9"/>
+              <w:left w:val="single" w:sz="4" w:color="D9D9D9"/>
+              <w:bottom w:val="single" w:sz="4" w:color="D9D9D9"/>
+              <w:right w:val="single" w:sz="4" w:color="D9D9D9"/>
+            </w:tcBorders>
+            <w:shd w:fill="FFFFFF"/>
+            <w:tcMar>
+              <w:top w:w="80" w:type="dxa"/>
+              <w:bottom w:w="80" w:type="dxa"/>
+              <w:left w:w="80" w:type="dxa"/>
+              <w:right w:w="80" w:type="dxa"/>
+            </w:tcMar>
+          </w:tcPr>
+          <w:p>
+            <w:pPr>
+              <w:spacing w:after="40" w:line="252" w:lineRule="auto"/>
+            </w:pPr>
+            <w:r>
+              <w:rPr>
+                <w:b w:val="0"/>
+                <w:sz w:val="18"/>
+              </w:rPr>
+              <w:t>clientId: String</w:t>
+            </w:r>
+          </w:p>
+        </w:tc>
+      </w:tr>
+      <w:tr>
+        <w:trPr>
+          <w:cantSplit/>
+        </w:trPr>
+        <w:tc>
+          <w:tcPr>
+            <w:tcW w:type="dxa" w:w="1134"/>
+            <w:vAlign w:val="center"/>
+            <w:tcBorders>
+              <w:top w:val="single" w:sz="4" w:color="D9D9D9"/>
+              <w:left w:val="single" w:sz="4" w:color="D9D9D9"/>
+              <w:bottom w:val="single" w:sz="4" w:color="D9D9D9"/>
+              <w:right w:val="single" w:sz="4" w:color="D9D9D9"/>
+            </w:tcBorders>
+            <w:shd w:fill="FFFFFF"/>
+            <w:tcMar>
+              <w:top w:w="80" w:type="dxa"/>
+              <w:bottom w:w="80" w:type="dxa"/>
+              <w:left w:w="80" w:type="dxa"/>
+              <w:right w:w="80" w:type="dxa"/>
+            </w:tcMar>
+          </w:tcPr>
+          <w:p>
+            <w:pPr>
+              <w:spacing w:after="40" w:line="252" w:lineRule="auto"/>
+            </w:pPr>
+            <w:r>
+              <w:rPr>
+                <w:b w:val="0"/>
+                <w:sz w:val="18"/>
+              </w:rPr>
+              <w:t>GET</w:t>
+            </w:r>
+          </w:p>
+        </w:tc>
+        <w:tc>
+          <w:tcPr>
+            <w:tcW w:type="dxa" w:w="4649"/>
+            <w:vAlign w:val="center"/>
+            <w:tcBorders>
+              <w:top w:val="single" w:sz="4" w:color="D9D9D9"/>
+              <w:left w:val="single" w:sz="4" w:color="D9D9D9"/>
+              <w:bottom w:val="single" w:sz="4" w:color="D9D9D9"/>
+              <w:right w:val="single" w:sz="4" w:color="D9D9D9"/>
+            </w:tcBorders>
+            <w:shd w:fill="FFFFFF"/>
+            <w:tcMar>
+              <w:top w:w="80" w:type="dxa"/>
+              <w:bottom w:w="80" w:type="dxa"/>
+              <w:left w:w="80" w:type="dxa"/>
+              <w:right w:w="80" w:type="dxa"/>
+            </w:tcMar>
+          </w:tcPr>
+          <w:p>
+            <w:pPr>
+              <w:spacing w:after="40" w:line="252" w:lineRule="auto"/>
+            </w:pPr>
+            <w:r>
+              <w:rPr>
+                <w:b w:val="0"/>
+                <w:sz w:val="18"/>
+              </w:rPr>
+              <w:t>/api/oidc/directory/users</w:t>
+            </w:r>
+          </w:p>
+        </w:tc>
+        <w:tc>
+          <w:tcPr>
+            <w:tcW w:type="dxa" w:w="3855"/>
+            <w:vAlign w:val="center"/>
+            <w:tcBorders>
+              <w:top w:val="single" w:sz="4" w:color="D9D9D9"/>
+              <w:left w:val="single" w:sz="4" w:color="D9D9D9"/>
+              <w:bottom w:val="single" w:sz="4" w:color="D9D9D9"/>
+              <w:right w:val="single" w:sz="4" w:color="D9D9D9"/>
+            </w:tcBorders>
+            <w:shd w:fill="FFFFFF"/>
+            <w:tcMar>
+              <w:top w:w="80" w:type="dxa"/>
+              <w:bottom w:w="80" w:type="dxa"/>
+              <w:left w:w="80" w:type="dxa"/>
+              <w:right w:w="80" w:type="dxa"/>
+            </w:tcMar>
+          </w:tcPr>
+          <w:p>
+            <w:pPr>
+              <w:spacing w:after="40" w:line="252" w:lineRule="auto"/>
+            </w:pPr>
+            <w:r>
+              <w:rPr>
+                <w:b w:val="0"/>
+                <w:sz w:val="18"/>
+              </w:rPr>
+              <w:t>clientId: String</w:t>
+              <w:br/>
+              <w:t>departmentId: Long</w:t>
+              <w:br/>
+              <w:t>page: int</w:t>
+              <w:br/>
+              <w:t>size: int</w:t>
+            </w:r>
+          </w:p>
+        </w:tc>
+      </w:tr>
+      <w:tr>
+        <w:trPr>
+          <w:cantSplit/>
+        </w:trPr>
+        <w:tc>
+          <w:tcPr>
+            <w:tcW w:type="dxa" w:w="1134"/>
+            <w:vAlign w:val="center"/>
+            <w:tcBorders>
+              <w:top w:val="single" w:sz="4" w:color="D9D9D9"/>
+              <w:left w:val="single" w:sz="4" w:color="D9D9D9"/>
+              <w:bottom w:val="single" w:sz="4" w:color="D9D9D9"/>
+              <w:right w:val="single" w:sz="4" w:color="D9D9D9"/>
+            </w:tcBorders>
+            <w:shd w:fill="FFFFFF"/>
+            <w:tcMar>
+              <w:top w:w="80" w:type="dxa"/>
+              <w:bottom w:w="80" w:type="dxa"/>
+              <w:left w:w="80" w:type="dxa"/>
+              <w:right w:w="80" w:type="dxa"/>
+            </w:tcMar>
+          </w:tcPr>
+          <w:p>
+            <w:pPr>
+              <w:spacing w:after="40" w:line="252" w:lineRule="auto"/>
+            </w:pPr>
+            <w:r>
+              <w:rPr>
+                <w:b w:val="0"/>
+                <w:sz w:val="18"/>
+              </w:rPr>
+              <w:t>GET</w:t>
+            </w:r>
+          </w:p>
+        </w:tc>
+        <w:tc>
+          <w:tcPr>
+            <w:tcW w:type="dxa" w:w="4649"/>
+            <w:vAlign w:val="center"/>
+            <w:tcBorders>
+              <w:top w:val="single" w:sz="4" w:color="D9D9D9"/>
+              <w:left w:val="single" w:sz="4" w:color="D9D9D9"/>
+              <w:bottom w:val="single" w:sz="4" w:color="D9D9D9"/>
+              <w:right w:val="single" w:sz="4" w:color="D9D9D9"/>
+            </w:tcBorders>
+            <w:shd w:fill="FFFFFF"/>
+            <w:tcMar>
+              <w:top w:w="80" w:type="dxa"/>
+              <w:bottom w:w="80" w:type="dxa"/>
+              <w:left w:w="80" w:type="dxa"/>
+              <w:right w:w="80" w:type="dxa"/>
+            </w:tcMar>
+          </w:tcPr>
+          <w:p>
+            <w:pPr>
+              <w:spacing w:after="40" w:line="252" w:lineRule="auto"/>
+            </w:pPr>
+            <w:r>
+              <w:rPr>
+                <w:b w:val="0"/>
+                <w:sz w:val="18"/>
+              </w:rPr>
+              <w:t>/api/oidc/permissions</w:t>
+            </w:r>
+          </w:p>
+        </w:tc>
+        <w:tc>
+          <w:tcPr>
+            <w:tcW w:type="dxa" w:w="3855"/>
+            <w:vAlign w:val="center"/>
+            <w:tcBorders>
+              <w:top w:val="single" w:sz="4" w:color="D9D9D9"/>
+              <w:left w:val="single" w:sz="4" w:color="D9D9D9"/>
+              <w:bottom w:val="single" w:sz="4" w:color="D9D9D9"/>
+              <w:right w:val="single" w:sz="4" w:color="D9D9D9"/>
+            </w:tcBorders>
+            <w:shd w:fill="FFFFFF"/>
+            <w:tcMar>
+              <w:top w:w="80" w:type="dxa"/>
+              <w:bottom w:w="80" w:type="dxa"/>
+              <w:left w:w="80" w:type="dxa"/>
+              <w:right w:w="80" w:type="dxa"/>
+            </w:tcMar>
+          </w:tcPr>
+          <w:p>
+            <w:pPr>
+              <w:spacing w:after="40" w:line="252" w:lineRule="auto"/>
+            </w:pPr>
+            <w:r>
+              <w:rPr>
+                <w:b w:val="0"/>
+                <w:sz w:val="18"/>
+              </w:rPr>
+              <w:t>clientId: String</w:t>
             </w:r>
           </w:p>
         </w:tc>

--- a/docs/phase-one/03-API设计文档.docx
+++ b/docs/phase-one/03-API设计文档.docx
@@ -25,7 +25,7 @@
     </w:p>
     <w:p>
       <w:r>
-        <w:t>说明统一响应、认证、签名回调、应用接入和新增管理接口。接口清单来自当前编译类的离线反射，不代表已经发送请求验收。</w:t>
+        <w:t>说明统一响应、认证、签名回调、应用接入和新增管理接口。接口清单来自当前编译类的离线反射，具体运行结果见 cloud-verification.json。</w:t>
       </w:r>
     </w:p>
     <w:p>
@@ -33,7 +33,7 @@
         <w:pStyle w:val="Subtitle"/>
       </w:pPr>
       <w:r>
-        <w:t>依据 DOC 01 V1.0 原始需求  本次未运行项目测试</w:t>
+        <w:t>依据 DOC 01 V1.0 原始需求  本次未运行项目测试套件  接口联调另有记录</w:t>
       </w:r>
     </w:p>
     <w:p>
@@ -51,7 +51,7 @@
     </w:p>
     <w:p>
       <w:r>
-        <w:t>当前前端发送 Accept: application/vnd.cdwy.v2+json，普通 JSON 响应包含 code、message、data。成功码 SUCCESS；参数、认证、授权、资源和冲突分别使用 INVALID_ARGUMENT、UNAUTHENTICATED、FORBIDDEN、NOT_FOUND、CONFLICT。HTTP 仍表达相应协议状态。204 无响应体。未发送版本头的旧客户端保持旧表示；OAuth/OIDC 端点维持协议原有格式。OpenAPI 的普通成功 schema 描述 data 的结构，旧表示直接返回该结构。</w:t>
+        <w:t>当前前端发送 Accept: application/vnd.cdwy.v2+json，普通 JSON 响应包含 code、message、data。成功码 SUCCESS；参数、认证、授权、资源和冲突分别使用 INVALID_ARGUMENT、UNAUTHENTICATED、FORBIDDEN、NOT_FOUND、CONFLICT。HTTP 仍表达相应协议状态。204 无响应体。未发送版本头的旧客户端保持旧表示；OAuth/OIDC 端点维持协议原有格式。OpenAPI 分别描述 application/json 原始响应和 application/vnd.cdwy.v2+json 包装响应，创建资源按201、无响应体按204记录。</w:t>
       </w:r>
     </w:p>
     <w:p>
@@ -1405,7 +1405,7 @@
     </w:p>
     <w:p>
       <w:r>
-        <w:t>APPLICATION 接收 OA requestId、userId、单元素 roleIds，登记待审批申请；申请在 OA 发起。QUERY_PERMISSIONS 按 userId 查询当前权限；QUERY_APPLICATION_STATUS 按 requestId 查询状态。RESULT 按 requestId 或兼容 approvalId 指定申请，decision 为 APPROVED、REJECTED、CANCELLED。已处理申请的相同结论返回成功，不同结论409。批准前检查申请人有效状态，拒绝和取消不授予权限。</w:t>
+        <w:t>APPLICATION 接收 OA requestId、userId、单元素 roleIds，登记待审批申请；申请在 OA 发起。旧 POST /api/platform/self/applications 已删除，GET 本人状态查询保留。QUERY_PERMISSIONS 按 userId 查询当前权限；QUERY_APPLICATION_STATUS 按 requestId 查询状态。RESULT 按 requestId 或兼容 approvalId 指定申请，decision 为 APPROVED、REJECTED、CANCELLED。已处理申请的相同结论返回成功，不同结论409。批准前检查申请人有效状态，拒绝和取消不授予权限。</w:t>
       </w:r>
     </w:p>
     <w:p>
@@ -2236,7 +2236,7 @@
                 <w:b w:val="0"/>
                 <w:sz w:val="18"/>
               </w:rPr>
-              <w:t>POST</w:t>
+              <w:t>GET</w:t>
             </w:r>
           </w:p>
         </w:tc>
@@ -2267,7 +2267,7 @@
                 <w:b w:val="0"/>
                 <w:sz w:val="18"/>
               </w:rPr>
-              <w:t>/​api/​company/​posts/​{id}/​template</w:t>
+              <w:t>/​api/​company/​posts</w:t>
             </w:r>
           </w:p>
         </w:tc>
@@ -2298,7 +2298,7 @@
                 <w:b w:val="0"/>
                 <w:sz w:val="18"/>
               </w:rPr>
-              <w:t>Company​Controller.template</w:t>
+              <w:t>Company​Controller.posts</w:t>
             </w:r>
           </w:p>
         </w:tc>
@@ -2334,7 +2334,7 @@
                 <w:b w:val="0"/>
                 <w:sz w:val="18"/>
               </w:rPr>
-              <w:t>GET</w:t>
+              <w:t>POST</w:t>
             </w:r>
           </w:p>
         </w:tc>
@@ -2365,7 +2365,7 @@
                 <w:b w:val="0"/>
                 <w:sz w:val="18"/>
               </w:rPr>
-              <w:t>/​api/​company/​posts</w:t>
+              <w:t>/​api/​company/​posts/​{id}/​template</w:t>
             </w:r>
           </w:p>
         </w:tc>
@@ -2396,7 +2396,7 @@
                 <w:b w:val="0"/>
                 <w:sz w:val="18"/>
               </w:rPr>
-              <w:t>Company​Controller.posts</w:t>
+              <w:t>Company​Controller.template</w:t>
             </w:r>
           </w:p>
         </w:tc>
@@ -4619,7 +4619,7 @@
                 <w:b w:val="0"/>
                 <w:sz w:val="18"/>
               </w:rPr>
-              <w:t>/​api/​users/​{user​Id}/​roles</w:t>
+              <w:t>/​api/​users/​{user​Id}/​permissions</w:t>
             </w:r>
           </w:p>
         </w:tc>
@@ -4650,7 +4650,203 @@
                 <w:b w:val="0"/>
                 <w:sz w:val="18"/>
               </w:rPr>
+              <w:t>User​Controller.list​Permissions</w:t>
+            </w:r>
+          </w:p>
+        </w:tc>
+      </w:tr>
+      <w:tr>
+        <w:trPr>
+          <w:cantSplit/>
+        </w:trPr>
+        <w:tc>
+          <w:tcPr>
+            <w:tcW w:type="dxa" w:w="1134"/>
+            <w:vAlign w:val="center"/>
+            <w:tcBorders>
+              <w:top w:val="single" w:sz="4" w:color="D9D9D9"/>
+              <w:left w:val="single" w:sz="4" w:color="D9D9D9"/>
+              <w:bottom w:val="single" w:sz="4" w:color="D9D9D9"/>
+              <w:right w:val="single" w:sz="4" w:color="D9D9D9"/>
+            </w:tcBorders>
+            <w:shd w:fill="FFFFFF"/>
+            <w:tcMar>
+              <w:top w:w="95" w:type="dxa"/>
+              <w:bottom w:w="95" w:type="dxa"/>
+              <w:left w:w="95" w:type="dxa"/>
+              <w:right w:w="95" w:type="dxa"/>
+            </w:tcMar>
+          </w:tcPr>
+          <w:p>
+            <w:pPr>
+              <w:spacing w:after="40" w:line="264" w:lineRule="auto"/>
+            </w:pPr>
+            <w:r>
+              <w:rPr>
+                <w:b w:val="0"/>
+                <w:sz w:val="18"/>
+              </w:rPr>
+              <w:t>GET</w:t>
+            </w:r>
+          </w:p>
+        </w:tc>
+        <w:tc>
+          <w:tcPr>
+            <w:tcW w:type="dxa" w:w="5102"/>
+            <w:vAlign w:val="center"/>
+            <w:tcBorders>
+              <w:top w:val="single" w:sz="4" w:color="D9D9D9"/>
+              <w:left w:val="single" w:sz="4" w:color="D9D9D9"/>
+              <w:bottom w:val="single" w:sz="4" w:color="D9D9D9"/>
+              <w:right w:val="single" w:sz="4" w:color="D9D9D9"/>
+            </w:tcBorders>
+            <w:shd w:fill="FFFFFF"/>
+            <w:tcMar>
+              <w:top w:w="95" w:type="dxa"/>
+              <w:bottom w:w="95" w:type="dxa"/>
+              <w:left w:w="95" w:type="dxa"/>
+              <w:right w:w="95" w:type="dxa"/>
+            </w:tcMar>
+          </w:tcPr>
+          <w:p>
+            <w:pPr>
+              <w:spacing w:after="40" w:line="264" w:lineRule="auto"/>
+            </w:pPr>
+            <w:r>
+              <w:rPr>
+                <w:b w:val="0"/>
+                <w:sz w:val="18"/>
+              </w:rPr>
+              <w:t>/​api/​users/​{user​Id}/​roles</w:t>
+            </w:r>
+          </w:p>
+        </w:tc>
+        <w:tc>
+          <w:tcPr>
+            <w:tcW w:type="dxa" w:w="3402"/>
+            <w:vAlign w:val="center"/>
+            <w:tcBorders>
+              <w:top w:val="single" w:sz="4" w:color="D9D9D9"/>
+              <w:left w:val="single" w:sz="4" w:color="D9D9D9"/>
+              <w:bottom w:val="single" w:sz="4" w:color="D9D9D9"/>
+              <w:right w:val="single" w:sz="4" w:color="D9D9D9"/>
+            </w:tcBorders>
+            <w:shd w:fill="FFFFFF"/>
+            <w:tcMar>
+              <w:top w:w="95" w:type="dxa"/>
+              <w:bottom w:w="95" w:type="dxa"/>
+              <w:left w:w="95" w:type="dxa"/>
+              <w:right w:w="95" w:type="dxa"/>
+            </w:tcMar>
+          </w:tcPr>
+          <w:p>
+            <w:pPr>
+              <w:spacing w:after="40" w:line="264" w:lineRule="auto"/>
+            </w:pPr>
+            <w:r>
+              <w:rPr>
+                <w:b w:val="0"/>
+                <w:sz w:val="18"/>
+              </w:rPr>
               <w:t>User​Controller.list​Roles</w:t>
+            </w:r>
+          </w:p>
+        </w:tc>
+      </w:tr>
+      <w:tr>
+        <w:trPr>
+          <w:cantSplit/>
+        </w:trPr>
+        <w:tc>
+          <w:tcPr>
+            <w:tcW w:type="dxa" w:w="1134"/>
+            <w:vAlign w:val="center"/>
+            <w:tcBorders>
+              <w:top w:val="single" w:sz="4" w:color="D9D9D9"/>
+              <w:left w:val="single" w:sz="4" w:color="D9D9D9"/>
+              <w:bottom w:val="single" w:sz="4" w:color="D9D9D9"/>
+              <w:right w:val="single" w:sz="4" w:color="D9D9D9"/>
+            </w:tcBorders>
+            <w:shd w:fill="F7F9FB"/>
+            <w:tcMar>
+              <w:top w:w="95" w:type="dxa"/>
+              <w:bottom w:w="95" w:type="dxa"/>
+              <w:left w:w="95" w:type="dxa"/>
+              <w:right w:w="95" w:type="dxa"/>
+            </w:tcMar>
+          </w:tcPr>
+          <w:p>
+            <w:pPr>
+              <w:spacing w:after="40" w:line="264" w:lineRule="auto"/>
+            </w:pPr>
+            <w:r>
+              <w:rPr>
+                <w:b w:val="0"/>
+                <w:sz w:val="18"/>
+              </w:rPr>
+              <w:t>PUT</w:t>
+            </w:r>
+          </w:p>
+        </w:tc>
+        <w:tc>
+          <w:tcPr>
+            <w:tcW w:type="dxa" w:w="5102"/>
+            <w:vAlign w:val="center"/>
+            <w:tcBorders>
+              <w:top w:val="single" w:sz="4" w:color="D9D9D9"/>
+              <w:left w:val="single" w:sz="4" w:color="D9D9D9"/>
+              <w:bottom w:val="single" w:sz="4" w:color="D9D9D9"/>
+              <w:right w:val="single" w:sz="4" w:color="D9D9D9"/>
+            </w:tcBorders>
+            <w:shd w:fill="F7F9FB"/>
+            <w:tcMar>
+              <w:top w:w="95" w:type="dxa"/>
+              <w:bottom w:w="95" w:type="dxa"/>
+              <w:left w:w="95" w:type="dxa"/>
+              <w:right w:w="95" w:type="dxa"/>
+            </w:tcMar>
+          </w:tcPr>
+          <w:p>
+            <w:pPr>
+              <w:spacing w:after="40" w:line="264" w:lineRule="auto"/>
+            </w:pPr>
+            <w:r>
+              <w:rPr>
+                <w:b w:val="0"/>
+                <w:sz w:val="18"/>
+              </w:rPr>
+              <w:t>/​api/​users/​{user​Id}/​password</w:t>
+            </w:r>
+          </w:p>
+        </w:tc>
+        <w:tc>
+          <w:tcPr>
+            <w:tcW w:type="dxa" w:w="3402"/>
+            <w:vAlign w:val="center"/>
+            <w:tcBorders>
+              <w:top w:val="single" w:sz="4" w:color="D9D9D9"/>
+              <w:left w:val="single" w:sz="4" w:color="D9D9D9"/>
+              <w:bottom w:val="single" w:sz="4" w:color="D9D9D9"/>
+              <w:right w:val="single" w:sz="4" w:color="D9D9D9"/>
+            </w:tcBorders>
+            <w:shd w:fill="F7F9FB"/>
+            <w:tcMar>
+              <w:top w:w="95" w:type="dxa"/>
+              <w:bottom w:w="95" w:type="dxa"/>
+              <w:left w:w="95" w:type="dxa"/>
+              <w:right w:w="95" w:type="dxa"/>
+            </w:tcMar>
+          </w:tcPr>
+          <w:p>
+            <w:pPr>
+              <w:spacing w:after="40" w:line="264" w:lineRule="auto"/>
+            </w:pPr>
+            <w:r>
+              <w:rPr>
+                <w:b w:val="0"/>
+                <w:sz w:val="18"/>
+              </w:rPr>
+              <w:t>User​Controller.set​Password</w:t>
             </w:r>
           </w:p>
         </w:tc>
@@ -4717,7 +4913,7 @@
                 <w:b w:val="0"/>
                 <w:sz w:val="18"/>
               </w:rPr>
-              <w:t>/​api/​users/​{user​Id}/​password</w:t>
+              <w:t>/​api/​users/​{user​Id}/​roles/​{role​Id}</w:t>
             </w:r>
           </w:p>
         </w:tc>
@@ -4748,7 +4944,7 @@
                 <w:b w:val="0"/>
                 <w:sz w:val="18"/>
               </w:rPr>
-              <w:t>User​Controller.set​Password</w:t>
+              <w:t>User​Controller.assign​Role</w:t>
             </w:r>
           </w:p>
         </w:tc>
@@ -4784,7 +4980,7 @@
                 <w:b w:val="0"/>
                 <w:sz w:val="18"/>
               </w:rPr>
-              <w:t>PUT</w:t>
+              <w:t>DELETE</w:t>
             </w:r>
           </w:p>
         </w:tc>
@@ -4846,203 +5042,7 @@
                 <w:b w:val="0"/>
                 <w:sz w:val="18"/>
               </w:rPr>
-              <w:t>User​Controller.assign​Role</w:t>
-            </w:r>
-          </w:p>
-        </w:tc>
-      </w:tr>
-      <w:tr>
-        <w:trPr>
-          <w:cantSplit/>
-        </w:trPr>
-        <w:tc>
-          <w:tcPr>
-            <w:tcW w:type="dxa" w:w="1134"/>
-            <w:vAlign w:val="center"/>
-            <w:tcBorders>
-              <w:top w:val="single" w:sz="4" w:color="D9D9D9"/>
-              <w:left w:val="single" w:sz="4" w:color="D9D9D9"/>
-              <w:bottom w:val="single" w:sz="4" w:color="D9D9D9"/>
-              <w:right w:val="single" w:sz="4" w:color="D9D9D9"/>
-            </w:tcBorders>
-            <w:shd w:fill="FFFFFF"/>
-            <w:tcMar>
-              <w:top w:w="95" w:type="dxa"/>
-              <w:bottom w:w="95" w:type="dxa"/>
-              <w:left w:w="95" w:type="dxa"/>
-              <w:right w:w="95" w:type="dxa"/>
-            </w:tcMar>
-          </w:tcPr>
-          <w:p>
-            <w:pPr>
-              <w:spacing w:after="40" w:line="264" w:lineRule="auto"/>
-            </w:pPr>
-            <w:r>
-              <w:rPr>
-                <w:b w:val="0"/>
-                <w:sz w:val="18"/>
-              </w:rPr>
-              <w:t>DELETE</w:t>
-            </w:r>
-          </w:p>
-        </w:tc>
-        <w:tc>
-          <w:tcPr>
-            <w:tcW w:type="dxa" w:w="5102"/>
-            <w:vAlign w:val="center"/>
-            <w:tcBorders>
-              <w:top w:val="single" w:sz="4" w:color="D9D9D9"/>
-              <w:left w:val="single" w:sz="4" w:color="D9D9D9"/>
-              <w:bottom w:val="single" w:sz="4" w:color="D9D9D9"/>
-              <w:right w:val="single" w:sz="4" w:color="D9D9D9"/>
-            </w:tcBorders>
-            <w:shd w:fill="FFFFFF"/>
-            <w:tcMar>
-              <w:top w:w="95" w:type="dxa"/>
-              <w:bottom w:w="95" w:type="dxa"/>
-              <w:left w:w="95" w:type="dxa"/>
-              <w:right w:w="95" w:type="dxa"/>
-            </w:tcMar>
-          </w:tcPr>
-          <w:p>
-            <w:pPr>
-              <w:spacing w:after="40" w:line="264" w:lineRule="auto"/>
-            </w:pPr>
-            <w:r>
-              <w:rPr>
-                <w:b w:val="0"/>
-                <w:sz w:val="18"/>
-              </w:rPr>
-              <w:t>/​api/​users/​{user​Id}/​roles/​{role​Id}</w:t>
-            </w:r>
-          </w:p>
-        </w:tc>
-        <w:tc>
-          <w:tcPr>
-            <w:tcW w:type="dxa" w:w="3402"/>
-            <w:vAlign w:val="center"/>
-            <w:tcBorders>
-              <w:top w:val="single" w:sz="4" w:color="D9D9D9"/>
-              <w:left w:val="single" w:sz="4" w:color="D9D9D9"/>
-              <w:bottom w:val="single" w:sz="4" w:color="D9D9D9"/>
-              <w:right w:val="single" w:sz="4" w:color="D9D9D9"/>
-            </w:tcBorders>
-            <w:shd w:fill="FFFFFF"/>
-            <w:tcMar>
-              <w:top w:w="95" w:type="dxa"/>
-              <w:bottom w:w="95" w:type="dxa"/>
-              <w:left w:w="95" w:type="dxa"/>
-              <w:right w:w="95" w:type="dxa"/>
-            </w:tcMar>
-          </w:tcPr>
-          <w:p>
-            <w:pPr>
-              <w:spacing w:after="40" w:line="264" w:lineRule="auto"/>
-            </w:pPr>
-            <w:r>
-              <w:rPr>
-                <w:b w:val="0"/>
-                <w:sz w:val="18"/>
-              </w:rPr>
               <w:t>User​Controller.remove​Role</w:t>
-            </w:r>
-          </w:p>
-        </w:tc>
-      </w:tr>
-      <w:tr>
-        <w:trPr>
-          <w:cantSplit/>
-        </w:trPr>
-        <w:tc>
-          <w:tcPr>
-            <w:tcW w:type="dxa" w:w="1134"/>
-            <w:vAlign w:val="center"/>
-            <w:tcBorders>
-              <w:top w:val="single" w:sz="4" w:color="D9D9D9"/>
-              <w:left w:val="single" w:sz="4" w:color="D9D9D9"/>
-              <w:bottom w:val="single" w:sz="4" w:color="D9D9D9"/>
-              <w:right w:val="single" w:sz="4" w:color="D9D9D9"/>
-            </w:tcBorders>
-            <w:shd w:fill="F7F9FB"/>
-            <w:tcMar>
-              <w:top w:w="95" w:type="dxa"/>
-              <w:bottom w:w="95" w:type="dxa"/>
-              <w:left w:w="95" w:type="dxa"/>
-              <w:right w:w="95" w:type="dxa"/>
-            </w:tcMar>
-          </w:tcPr>
-          <w:p>
-            <w:pPr>
-              <w:spacing w:after="40" w:line="264" w:lineRule="auto"/>
-            </w:pPr>
-            <w:r>
-              <w:rPr>
-                <w:b w:val="0"/>
-                <w:sz w:val="18"/>
-              </w:rPr>
-              <w:t>GET</w:t>
-            </w:r>
-          </w:p>
-        </w:tc>
-        <w:tc>
-          <w:tcPr>
-            <w:tcW w:type="dxa" w:w="5102"/>
-            <w:vAlign w:val="center"/>
-            <w:tcBorders>
-              <w:top w:val="single" w:sz="4" w:color="D9D9D9"/>
-              <w:left w:val="single" w:sz="4" w:color="D9D9D9"/>
-              <w:bottom w:val="single" w:sz="4" w:color="D9D9D9"/>
-              <w:right w:val="single" w:sz="4" w:color="D9D9D9"/>
-            </w:tcBorders>
-            <w:shd w:fill="F7F9FB"/>
-            <w:tcMar>
-              <w:top w:w="95" w:type="dxa"/>
-              <w:bottom w:w="95" w:type="dxa"/>
-              <w:left w:w="95" w:type="dxa"/>
-              <w:right w:w="95" w:type="dxa"/>
-            </w:tcMar>
-          </w:tcPr>
-          <w:p>
-            <w:pPr>
-              <w:spacing w:after="40" w:line="264" w:lineRule="auto"/>
-            </w:pPr>
-            <w:r>
-              <w:rPr>
-                <w:b w:val="0"/>
-                <w:sz w:val="18"/>
-              </w:rPr>
-              <w:t>/​api/​users/​{user​Id}/​permissions</w:t>
-            </w:r>
-          </w:p>
-        </w:tc>
-        <w:tc>
-          <w:tcPr>
-            <w:tcW w:type="dxa" w:w="3402"/>
-            <w:vAlign w:val="center"/>
-            <w:tcBorders>
-              <w:top w:val="single" w:sz="4" w:color="D9D9D9"/>
-              <w:left w:val="single" w:sz="4" w:color="D9D9D9"/>
-              <w:bottom w:val="single" w:sz="4" w:color="D9D9D9"/>
-              <w:right w:val="single" w:sz="4" w:color="D9D9D9"/>
-            </w:tcBorders>
-            <w:shd w:fill="F7F9FB"/>
-            <w:tcMar>
-              <w:top w:w="95" w:type="dxa"/>
-              <w:bottom w:w="95" w:type="dxa"/>
-              <w:left w:w="95" w:type="dxa"/>
-              <w:right w:w="95" w:type="dxa"/>
-            </w:tcMar>
-          </w:tcPr>
-          <w:p>
-            <w:pPr>
-              <w:spacing w:after="40" w:line="264" w:lineRule="auto"/>
-            </w:pPr>
-            <w:r>
-              <w:rPr>
-                <w:b w:val="0"/>
-                <w:sz w:val="18"/>
-              </w:rPr>
-              <w:t>User​Controller.list​Permissions</w:t>
             </w:r>
           </w:p>
         </w:tc>
@@ -7528,7 +7528,7 @@
                 <w:b w:val="0"/>
                 <w:sz w:val="18"/>
               </w:rPr>
-              <w:t>PUT</w:t>
+              <w:t>GET</w:t>
             </w:r>
           </w:p>
         </w:tc>
@@ -7559,7 +7559,7 @@
                 <w:b w:val="0"/>
                 <w:sz w:val="18"/>
               </w:rPr>
-              <w:t>/​api/​platform/​organization/​departments/​{id}</w:t>
+              <w:t>/​api/​platform/​organization/​roles</w:t>
             </w:r>
           </w:p>
         </w:tc>
@@ -7590,7 +7590,7 @@
                 <w:b w:val="0"/>
                 <w:sz w:val="18"/>
               </w:rPr>
-              <w:t>Organization​Controller.department</w:t>
+              <w:t>Organization​Controller.roles</w:t>
             </w:r>
           </w:p>
         </w:tc>
@@ -7626,7 +7626,7 @@
                 <w:b w:val="0"/>
                 <w:sz w:val="18"/>
               </w:rPr>
-              <w:t>POST</w:t>
+              <w:t>PUT</w:t>
             </w:r>
           </w:p>
         </w:tc>
@@ -7657,7 +7657,7 @@
                 <w:b w:val="0"/>
                 <w:sz w:val="18"/>
               </w:rPr>
-              <w:t>/​api/​platform/​organization/​departments</w:t>
+              <w:t>/​api/​platform/​organization/​departments/​{id}</w:t>
             </w:r>
           </w:p>
         </w:tc>
@@ -7724,7 +7724,7 @@
                 <w:b w:val="0"/>
                 <w:sz w:val="18"/>
               </w:rPr>
-              <w:t>GET</w:t>
+              <w:t>POST</w:t>
             </w:r>
           </w:p>
         </w:tc>
@@ -7755,7 +7755,7 @@
                 <w:b w:val="0"/>
                 <w:sz w:val="18"/>
               </w:rPr>
-              <w:t>/​api/​platform/​organization/​roles</w:t>
+              <w:t>/​api/​platform/​organization/​departments</w:t>
             </w:r>
           </w:p>
         </w:tc>
@@ -7786,7 +7786,7 @@
                 <w:b w:val="0"/>
                 <w:sz w:val="18"/>
               </w:rPr>
-              <w:t>Organization​Controller.roles</w:t>
+              <w:t>Organization​Controller.department</w:t>
             </w:r>
           </w:p>
         </w:tc>
@@ -8704,6 +8704,398 @@
                 <w:b w:val="0"/>
                 <w:sz w:val="18"/>
               </w:rPr>
+              <w:t>PUT</w:t>
+            </w:r>
+          </w:p>
+        </w:tc>
+        <w:tc>
+          <w:tcPr>
+            <w:tcW w:type="dxa" w:w="5102"/>
+            <w:vAlign w:val="center"/>
+            <w:tcBorders>
+              <w:top w:val="single" w:sz="4" w:color="D9D9D9"/>
+              <w:left w:val="single" w:sz="4" w:color="D9D9D9"/>
+              <w:bottom w:val="single" w:sz="4" w:color="D9D9D9"/>
+              <w:right w:val="single" w:sz="4" w:color="D9D9D9"/>
+            </w:tcBorders>
+            <w:shd w:fill="F7F9FB"/>
+            <w:tcMar>
+              <w:top w:w="95" w:type="dxa"/>
+              <w:bottom w:w="95" w:type="dxa"/>
+              <w:left w:w="95" w:type="dxa"/>
+              <w:right w:w="95" w:type="dxa"/>
+            </w:tcMar>
+          </w:tcPr>
+          <w:p>
+            <w:pPr>
+              <w:spacing w:after="40" w:line="264" w:lineRule="auto"/>
+            </w:pPr>
+            <w:r>
+              <w:rPr>
+                <w:b w:val="0"/>
+                <w:sz w:val="18"/>
+              </w:rPr>
+              <w:t>/​api/​platform/​users/​{id}/​roles/​{role}</w:t>
+            </w:r>
+          </w:p>
+        </w:tc>
+        <w:tc>
+          <w:tcPr>
+            <w:tcW w:type="dxa" w:w="3402"/>
+            <w:vAlign w:val="center"/>
+            <w:tcBorders>
+              <w:top w:val="single" w:sz="4" w:color="D9D9D9"/>
+              <w:left w:val="single" w:sz="4" w:color="D9D9D9"/>
+              <w:bottom w:val="single" w:sz="4" w:color="D9D9D9"/>
+              <w:right w:val="single" w:sz="4" w:color="D9D9D9"/>
+            </w:tcBorders>
+            <w:shd w:fill="F7F9FB"/>
+            <w:tcMar>
+              <w:top w:w="95" w:type="dxa"/>
+              <w:bottom w:w="95" w:type="dxa"/>
+              <w:left w:w="95" w:type="dxa"/>
+              <w:right w:w="95" w:type="dxa"/>
+            </w:tcMar>
+          </w:tcPr>
+          <w:p>
+            <w:pPr>
+              <w:spacing w:after="40" w:line="264" w:lineRule="auto"/>
+            </w:pPr>
+            <w:r>
+              <w:rPr>
+                <w:b w:val="0"/>
+                <w:sz w:val="18"/>
+              </w:rPr>
+              <w:t>Platform​Controller.grant</w:t>
+            </w:r>
+          </w:p>
+        </w:tc>
+      </w:tr>
+      <w:tr>
+        <w:trPr>
+          <w:cantSplit/>
+        </w:trPr>
+        <w:tc>
+          <w:tcPr>
+            <w:tcW w:type="dxa" w:w="1134"/>
+            <w:vAlign w:val="center"/>
+            <w:tcBorders>
+              <w:top w:val="single" w:sz="4" w:color="D9D9D9"/>
+              <w:left w:val="single" w:sz="4" w:color="D9D9D9"/>
+              <w:bottom w:val="single" w:sz="4" w:color="D9D9D9"/>
+              <w:right w:val="single" w:sz="4" w:color="D9D9D9"/>
+            </w:tcBorders>
+            <w:shd w:fill="FFFFFF"/>
+            <w:tcMar>
+              <w:top w:w="95" w:type="dxa"/>
+              <w:bottom w:w="95" w:type="dxa"/>
+              <w:left w:w="95" w:type="dxa"/>
+              <w:right w:w="95" w:type="dxa"/>
+            </w:tcMar>
+          </w:tcPr>
+          <w:p>
+            <w:pPr>
+              <w:spacing w:after="40" w:line="264" w:lineRule="auto"/>
+            </w:pPr>
+            <w:r>
+              <w:rPr>
+                <w:b w:val="0"/>
+                <w:sz w:val="18"/>
+              </w:rPr>
+              <w:t>GET</w:t>
+            </w:r>
+          </w:p>
+        </w:tc>
+        <w:tc>
+          <w:tcPr>
+            <w:tcW w:type="dxa" w:w="5102"/>
+            <w:vAlign w:val="center"/>
+            <w:tcBorders>
+              <w:top w:val="single" w:sz="4" w:color="D9D9D9"/>
+              <w:left w:val="single" w:sz="4" w:color="D9D9D9"/>
+              <w:bottom w:val="single" w:sz="4" w:color="D9D9D9"/>
+              <w:right w:val="single" w:sz="4" w:color="D9D9D9"/>
+            </w:tcBorders>
+            <w:shd w:fill="FFFFFF"/>
+            <w:tcMar>
+              <w:top w:w="95" w:type="dxa"/>
+              <w:bottom w:w="95" w:type="dxa"/>
+              <w:left w:w="95" w:type="dxa"/>
+              <w:right w:w="95" w:type="dxa"/>
+            </w:tcMar>
+          </w:tcPr>
+          <w:p>
+            <w:pPr>
+              <w:spacing w:after="40" w:line="264" w:lineRule="auto"/>
+            </w:pPr>
+            <w:r>
+              <w:rPr>
+                <w:b w:val="0"/>
+                <w:sz w:val="18"/>
+              </w:rPr>
+              <w:t>/​api/​platform/​audit</w:t>
+            </w:r>
+          </w:p>
+        </w:tc>
+        <w:tc>
+          <w:tcPr>
+            <w:tcW w:type="dxa" w:w="3402"/>
+            <w:vAlign w:val="center"/>
+            <w:tcBorders>
+              <w:top w:val="single" w:sz="4" w:color="D9D9D9"/>
+              <w:left w:val="single" w:sz="4" w:color="D9D9D9"/>
+              <w:bottom w:val="single" w:sz="4" w:color="D9D9D9"/>
+              <w:right w:val="single" w:sz="4" w:color="D9D9D9"/>
+            </w:tcBorders>
+            <w:shd w:fill="FFFFFF"/>
+            <w:tcMar>
+              <w:top w:w="95" w:type="dxa"/>
+              <w:bottom w:w="95" w:type="dxa"/>
+              <w:left w:w="95" w:type="dxa"/>
+              <w:right w:w="95" w:type="dxa"/>
+            </w:tcMar>
+          </w:tcPr>
+          <w:p>
+            <w:pPr>
+              <w:spacing w:after="40" w:line="264" w:lineRule="auto"/>
+            </w:pPr>
+            <w:r>
+              <w:rPr>
+                <w:b w:val="0"/>
+                <w:sz w:val="18"/>
+              </w:rPr>
+              <w:t>Platform​Controller.audit</w:t>
+            </w:r>
+          </w:p>
+        </w:tc>
+      </w:tr>
+      <w:tr>
+        <w:trPr>
+          <w:cantSplit/>
+        </w:trPr>
+        <w:tc>
+          <w:tcPr>
+            <w:tcW w:type="dxa" w:w="1134"/>
+            <w:vAlign w:val="center"/>
+            <w:tcBorders>
+              <w:top w:val="single" w:sz="4" w:color="D9D9D9"/>
+              <w:left w:val="single" w:sz="4" w:color="D9D9D9"/>
+              <w:bottom w:val="single" w:sz="4" w:color="D9D9D9"/>
+              <w:right w:val="single" w:sz="4" w:color="D9D9D9"/>
+            </w:tcBorders>
+            <w:shd w:fill="F7F9FB"/>
+            <w:tcMar>
+              <w:top w:w="95" w:type="dxa"/>
+              <w:bottom w:w="95" w:type="dxa"/>
+              <w:left w:w="95" w:type="dxa"/>
+              <w:right w:w="95" w:type="dxa"/>
+            </w:tcMar>
+          </w:tcPr>
+          <w:p>
+            <w:pPr>
+              <w:spacing w:after="40" w:line="264" w:lineRule="auto"/>
+            </w:pPr>
+            <w:r>
+              <w:rPr>
+                <w:b w:val="0"/>
+                <w:sz w:val="18"/>
+              </w:rPr>
+              <w:t>DELETE</w:t>
+            </w:r>
+          </w:p>
+        </w:tc>
+        <w:tc>
+          <w:tcPr>
+            <w:tcW w:type="dxa" w:w="5102"/>
+            <w:vAlign w:val="center"/>
+            <w:tcBorders>
+              <w:top w:val="single" w:sz="4" w:color="D9D9D9"/>
+              <w:left w:val="single" w:sz="4" w:color="D9D9D9"/>
+              <w:bottom w:val="single" w:sz="4" w:color="D9D9D9"/>
+              <w:right w:val="single" w:sz="4" w:color="D9D9D9"/>
+            </w:tcBorders>
+            <w:shd w:fill="F7F9FB"/>
+            <w:tcMar>
+              <w:top w:w="95" w:type="dxa"/>
+              <w:bottom w:w="95" w:type="dxa"/>
+              <w:left w:w="95" w:type="dxa"/>
+              <w:right w:w="95" w:type="dxa"/>
+            </w:tcMar>
+          </w:tcPr>
+          <w:p>
+            <w:pPr>
+              <w:spacing w:after="40" w:line="264" w:lineRule="auto"/>
+            </w:pPr>
+            <w:r>
+              <w:rPr>
+                <w:b w:val="0"/>
+                <w:sz w:val="18"/>
+              </w:rPr>
+              <w:t>/​api/​platform/​users/​{id}/​roles/​{role}</w:t>
+            </w:r>
+          </w:p>
+        </w:tc>
+        <w:tc>
+          <w:tcPr>
+            <w:tcW w:type="dxa" w:w="3402"/>
+            <w:vAlign w:val="center"/>
+            <w:tcBorders>
+              <w:top w:val="single" w:sz="4" w:color="D9D9D9"/>
+              <w:left w:val="single" w:sz="4" w:color="D9D9D9"/>
+              <w:bottom w:val="single" w:sz="4" w:color="D9D9D9"/>
+              <w:right w:val="single" w:sz="4" w:color="D9D9D9"/>
+            </w:tcBorders>
+            <w:shd w:fill="F7F9FB"/>
+            <w:tcMar>
+              <w:top w:w="95" w:type="dxa"/>
+              <w:bottom w:w="95" w:type="dxa"/>
+              <w:left w:w="95" w:type="dxa"/>
+              <w:right w:w="95" w:type="dxa"/>
+            </w:tcMar>
+          </w:tcPr>
+          <w:p>
+            <w:pPr>
+              <w:spacing w:after="40" w:line="264" w:lineRule="auto"/>
+            </w:pPr>
+            <w:r>
+              <w:rPr>
+                <w:b w:val="0"/>
+                <w:sz w:val="18"/>
+              </w:rPr>
+              <w:t>Platform​Controller.revoke</w:t>
+            </w:r>
+          </w:p>
+        </w:tc>
+      </w:tr>
+      <w:tr>
+        <w:trPr>
+          <w:cantSplit/>
+        </w:trPr>
+        <w:tc>
+          <w:tcPr>
+            <w:tcW w:type="dxa" w:w="1134"/>
+            <w:vAlign w:val="center"/>
+            <w:tcBorders>
+              <w:top w:val="single" w:sz="4" w:color="D9D9D9"/>
+              <w:left w:val="single" w:sz="4" w:color="D9D9D9"/>
+              <w:bottom w:val="single" w:sz="4" w:color="D9D9D9"/>
+              <w:right w:val="single" w:sz="4" w:color="D9D9D9"/>
+            </w:tcBorders>
+            <w:shd w:fill="FFFFFF"/>
+            <w:tcMar>
+              <w:top w:w="95" w:type="dxa"/>
+              <w:bottom w:w="95" w:type="dxa"/>
+              <w:left w:w="95" w:type="dxa"/>
+              <w:right w:w="95" w:type="dxa"/>
+            </w:tcMar>
+          </w:tcPr>
+          <w:p>
+            <w:pPr>
+              <w:spacing w:after="40" w:line="264" w:lineRule="auto"/>
+            </w:pPr>
+            <w:r>
+              <w:rPr>
+                <w:b w:val="0"/>
+                <w:sz w:val="18"/>
+              </w:rPr>
+              <w:t>DELETE</w:t>
+            </w:r>
+          </w:p>
+        </w:tc>
+        <w:tc>
+          <w:tcPr>
+            <w:tcW w:type="dxa" w:w="5102"/>
+            <w:vAlign w:val="center"/>
+            <w:tcBorders>
+              <w:top w:val="single" w:sz="4" w:color="D9D9D9"/>
+              <w:left w:val="single" w:sz="4" w:color="D9D9D9"/>
+              <w:bottom w:val="single" w:sz="4" w:color="D9D9D9"/>
+              <w:right w:val="single" w:sz="4" w:color="D9D9D9"/>
+            </w:tcBorders>
+            <w:shd w:fill="FFFFFF"/>
+            <w:tcMar>
+              <w:top w:w="95" w:type="dxa"/>
+              <w:bottom w:w="95" w:type="dxa"/>
+              <w:left w:w="95" w:type="dxa"/>
+              <w:right w:w="95" w:type="dxa"/>
+            </w:tcMar>
+          </w:tcPr>
+          <w:p>
+            <w:pPr>
+              <w:spacing w:after="40" w:line="264" w:lineRule="auto"/>
+            </w:pPr>
+            <w:r>
+              <w:rPr>
+                <w:b w:val="0"/>
+                <w:sz w:val="18"/>
+              </w:rPr>
+              <w:t>/​api/​platform/​administrators/​{id}/​{department}</w:t>
+            </w:r>
+          </w:p>
+        </w:tc>
+        <w:tc>
+          <w:tcPr>
+            <w:tcW w:type="dxa" w:w="3402"/>
+            <w:vAlign w:val="center"/>
+            <w:tcBorders>
+              <w:top w:val="single" w:sz="4" w:color="D9D9D9"/>
+              <w:left w:val="single" w:sz="4" w:color="D9D9D9"/>
+              <w:bottom w:val="single" w:sz="4" w:color="D9D9D9"/>
+              <w:right w:val="single" w:sz="4" w:color="D9D9D9"/>
+            </w:tcBorders>
+            <w:shd w:fill="FFFFFF"/>
+            <w:tcMar>
+              <w:top w:w="95" w:type="dxa"/>
+              <w:bottom w:w="95" w:type="dxa"/>
+              <w:left w:w="95" w:type="dxa"/>
+              <w:right w:w="95" w:type="dxa"/>
+            </w:tcMar>
+          </w:tcPr>
+          <w:p>
+            <w:pPr>
+              <w:spacing w:after="40" w:line="264" w:lineRule="auto"/>
+            </w:pPr>
+            <w:r>
+              <w:rPr>
+                <w:b w:val="0"/>
+                <w:sz w:val="18"/>
+              </w:rPr>
+              <w:t>Platform​Controller.unbind</w:t>
+            </w:r>
+          </w:p>
+        </w:tc>
+      </w:tr>
+      <w:tr>
+        <w:trPr>
+          <w:cantSplit/>
+        </w:trPr>
+        <w:tc>
+          <w:tcPr>
+            <w:tcW w:type="dxa" w:w="1134"/>
+            <w:vAlign w:val="center"/>
+            <w:tcBorders>
+              <w:top w:val="single" w:sz="4" w:color="D9D9D9"/>
+              <w:left w:val="single" w:sz="4" w:color="D9D9D9"/>
+              <w:bottom w:val="single" w:sz="4" w:color="D9D9D9"/>
+              <w:right w:val="single" w:sz="4" w:color="D9D9D9"/>
+            </w:tcBorders>
+            <w:shd w:fill="F7F9FB"/>
+            <w:tcMar>
+              <w:top w:w="95" w:type="dxa"/>
+              <w:bottom w:w="95" w:type="dxa"/>
+              <w:left w:w="95" w:type="dxa"/>
+              <w:right w:w="95" w:type="dxa"/>
+            </w:tcMar>
+          </w:tcPr>
+          <w:p>
+            <w:pPr>
+              <w:spacing w:after="40" w:line="264" w:lineRule="auto"/>
+            </w:pPr>
+            <w:r>
+              <w:rPr>
+                <w:b w:val="0"/>
+                <w:sz w:val="18"/>
+              </w:rPr>
               <w:t>POST</w:t>
             </w:r>
           </w:p>
@@ -9257,398 +9649,6 @@
                 <w:sz w:val="18"/>
               </w:rPr>
               <w:t>Platform​Controller.my​Applications</w:t>
-            </w:r>
-          </w:p>
-        </w:tc>
-      </w:tr>
-      <w:tr>
-        <w:trPr>
-          <w:cantSplit/>
-        </w:trPr>
-        <w:tc>
-          <w:tcPr>
-            <w:tcW w:type="dxa" w:w="1134"/>
-            <w:vAlign w:val="center"/>
-            <w:tcBorders>
-              <w:top w:val="single" w:sz="4" w:color="D9D9D9"/>
-              <w:left w:val="single" w:sz="4" w:color="D9D9D9"/>
-              <w:bottom w:val="single" w:sz="4" w:color="D9D9D9"/>
-              <w:right w:val="single" w:sz="4" w:color="D9D9D9"/>
-            </w:tcBorders>
-            <w:shd w:fill="F7F9FB"/>
-            <w:tcMar>
-              <w:top w:w="95" w:type="dxa"/>
-              <w:bottom w:w="95" w:type="dxa"/>
-              <w:left w:w="95" w:type="dxa"/>
-              <w:right w:w="95" w:type="dxa"/>
-            </w:tcMar>
-          </w:tcPr>
-          <w:p>
-            <w:pPr>
-              <w:spacing w:after="40" w:line="264" w:lineRule="auto"/>
-            </w:pPr>
-            <w:r>
-              <w:rPr>
-                <w:b w:val="0"/>
-                <w:sz w:val="18"/>
-              </w:rPr>
-              <w:t>PUT</w:t>
-            </w:r>
-          </w:p>
-        </w:tc>
-        <w:tc>
-          <w:tcPr>
-            <w:tcW w:type="dxa" w:w="5102"/>
-            <w:vAlign w:val="center"/>
-            <w:tcBorders>
-              <w:top w:val="single" w:sz="4" w:color="D9D9D9"/>
-              <w:left w:val="single" w:sz="4" w:color="D9D9D9"/>
-              <w:bottom w:val="single" w:sz="4" w:color="D9D9D9"/>
-              <w:right w:val="single" w:sz="4" w:color="D9D9D9"/>
-            </w:tcBorders>
-            <w:shd w:fill="F7F9FB"/>
-            <w:tcMar>
-              <w:top w:w="95" w:type="dxa"/>
-              <w:bottom w:w="95" w:type="dxa"/>
-              <w:left w:w="95" w:type="dxa"/>
-              <w:right w:w="95" w:type="dxa"/>
-            </w:tcMar>
-          </w:tcPr>
-          <w:p>
-            <w:pPr>
-              <w:spacing w:after="40" w:line="264" w:lineRule="auto"/>
-            </w:pPr>
-            <w:r>
-              <w:rPr>
-                <w:b w:val="0"/>
-                <w:sz w:val="18"/>
-              </w:rPr>
-              <w:t>/​api/​platform/​users/​{id}/​roles/​{role}</w:t>
-            </w:r>
-          </w:p>
-        </w:tc>
-        <w:tc>
-          <w:tcPr>
-            <w:tcW w:type="dxa" w:w="3402"/>
-            <w:vAlign w:val="center"/>
-            <w:tcBorders>
-              <w:top w:val="single" w:sz="4" w:color="D9D9D9"/>
-              <w:left w:val="single" w:sz="4" w:color="D9D9D9"/>
-              <w:bottom w:val="single" w:sz="4" w:color="D9D9D9"/>
-              <w:right w:val="single" w:sz="4" w:color="D9D9D9"/>
-            </w:tcBorders>
-            <w:shd w:fill="F7F9FB"/>
-            <w:tcMar>
-              <w:top w:w="95" w:type="dxa"/>
-              <w:bottom w:w="95" w:type="dxa"/>
-              <w:left w:w="95" w:type="dxa"/>
-              <w:right w:w="95" w:type="dxa"/>
-            </w:tcMar>
-          </w:tcPr>
-          <w:p>
-            <w:pPr>
-              <w:spacing w:after="40" w:line="264" w:lineRule="auto"/>
-            </w:pPr>
-            <w:r>
-              <w:rPr>
-                <w:b w:val="0"/>
-                <w:sz w:val="18"/>
-              </w:rPr>
-              <w:t>Platform​Controller.grant</w:t>
-            </w:r>
-          </w:p>
-        </w:tc>
-      </w:tr>
-      <w:tr>
-        <w:trPr>
-          <w:cantSplit/>
-        </w:trPr>
-        <w:tc>
-          <w:tcPr>
-            <w:tcW w:type="dxa" w:w="1134"/>
-            <w:vAlign w:val="center"/>
-            <w:tcBorders>
-              <w:top w:val="single" w:sz="4" w:color="D9D9D9"/>
-              <w:left w:val="single" w:sz="4" w:color="D9D9D9"/>
-              <w:bottom w:val="single" w:sz="4" w:color="D9D9D9"/>
-              <w:right w:val="single" w:sz="4" w:color="D9D9D9"/>
-            </w:tcBorders>
-            <w:shd w:fill="FFFFFF"/>
-            <w:tcMar>
-              <w:top w:w="95" w:type="dxa"/>
-              <w:bottom w:w="95" w:type="dxa"/>
-              <w:left w:w="95" w:type="dxa"/>
-              <w:right w:w="95" w:type="dxa"/>
-            </w:tcMar>
-          </w:tcPr>
-          <w:p>
-            <w:pPr>
-              <w:spacing w:after="40" w:line="264" w:lineRule="auto"/>
-            </w:pPr>
-            <w:r>
-              <w:rPr>
-                <w:b w:val="0"/>
-                <w:sz w:val="18"/>
-              </w:rPr>
-              <w:t>GET</w:t>
-            </w:r>
-          </w:p>
-        </w:tc>
-        <w:tc>
-          <w:tcPr>
-            <w:tcW w:type="dxa" w:w="5102"/>
-            <w:vAlign w:val="center"/>
-            <w:tcBorders>
-              <w:top w:val="single" w:sz="4" w:color="D9D9D9"/>
-              <w:left w:val="single" w:sz="4" w:color="D9D9D9"/>
-              <w:bottom w:val="single" w:sz="4" w:color="D9D9D9"/>
-              <w:right w:val="single" w:sz="4" w:color="D9D9D9"/>
-            </w:tcBorders>
-            <w:shd w:fill="FFFFFF"/>
-            <w:tcMar>
-              <w:top w:w="95" w:type="dxa"/>
-              <w:bottom w:w="95" w:type="dxa"/>
-              <w:left w:w="95" w:type="dxa"/>
-              <w:right w:w="95" w:type="dxa"/>
-            </w:tcMar>
-          </w:tcPr>
-          <w:p>
-            <w:pPr>
-              <w:spacing w:after="40" w:line="264" w:lineRule="auto"/>
-            </w:pPr>
-            <w:r>
-              <w:rPr>
-                <w:b w:val="0"/>
-                <w:sz w:val="18"/>
-              </w:rPr>
-              <w:t>/​api/​platform/​audit</w:t>
-            </w:r>
-          </w:p>
-        </w:tc>
-        <w:tc>
-          <w:tcPr>
-            <w:tcW w:type="dxa" w:w="3402"/>
-            <w:vAlign w:val="center"/>
-            <w:tcBorders>
-              <w:top w:val="single" w:sz="4" w:color="D9D9D9"/>
-              <w:left w:val="single" w:sz="4" w:color="D9D9D9"/>
-              <w:bottom w:val="single" w:sz="4" w:color="D9D9D9"/>
-              <w:right w:val="single" w:sz="4" w:color="D9D9D9"/>
-            </w:tcBorders>
-            <w:shd w:fill="FFFFFF"/>
-            <w:tcMar>
-              <w:top w:w="95" w:type="dxa"/>
-              <w:bottom w:w="95" w:type="dxa"/>
-              <w:left w:w="95" w:type="dxa"/>
-              <w:right w:w="95" w:type="dxa"/>
-            </w:tcMar>
-          </w:tcPr>
-          <w:p>
-            <w:pPr>
-              <w:spacing w:after="40" w:line="264" w:lineRule="auto"/>
-            </w:pPr>
-            <w:r>
-              <w:rPr>
-                <w:b w:val="0"/>
-                <w:sz w:val="18"/>
-              </w:rPr>
-              <w:t>Platform​Controller.audit</w:t>
-            </w:r>
-          </w:p>
-        </w:tc>
-      </w:tr>
-      <w:tr>
-        <w:trPr>
-          <w:cantSplit/>
-        </w:trPr>
-        <w:tc>
-          <w:tcPr>
-            <w:tcW w:type="dxa" w:w="1134"/>
-            <w:vAlign w:val="center"/>
-            <w:tcBorders>
-              <w:top w:val="single" w:sz="4" w:color="D9D9D9"/>
-              <w:left w:val="single" w:sz="4" w:color="D9D9D9"/>
-              <w:bottom w:val="single" w:sz="4" w:color="D9D9D9"/>
-              <w:right w:val="single" w:sz="4" w:color="D9D9D9"/>
-            </w:tcBorders>
-            <w:shd w:fill="F7F9FB"/>
-            <w:tcMar>
-              <w:top w:w="95" w:type="dxa"/>
-              <w:bottom w:w="95" w:type="dxa"/>
-              <w:left w:w="95" w:type="dxa"/>
-              <w:right w:w="95" w:type="dxa"/>
-            </w:tcMar>
-          </w:tcPr>
-          <w:p>
-            <w:pPr>
-              <w:spacing w:after="40" w:line="264" w:lineRule="auto"/>
-            </w:pPr>
-            <w:r>
-              <w:rPr>
-                <w:b w:val="0"/>
-                <w:sz w:val="18"/>
-              </w:rPr>
-              <w:t>DELETE</w:t>
-            </w:r>
-          </w:p>
-        </w:tc>
-        <w:tc>
-          <w:tcPr>
-            <w:tcW w:type="dxa" w:w="5102"/>
-            <w:vAlign w:val="center"/>
-            <w:tcBorders>
-              <w:top w:val="single" w:sz="4" w:color="D9D9D9"/>
-              <w:left w:val="single" w:sz="4" w:color="D9D9D9"/>
-              <w:bottom w:val="single" w:sz="4" w:color="D9D9D9"/>
-              <w:right w:val="single" w:sz="4" w:color="D9D9D9"/>
-            </w:tcBorders>
-            <w:shd w:fill="F7F9FB"/>
-            <w:tcMar>
-              <w:top w:w="95" w:type="dxa"/>
-              <w:bottom w:w="95" w:type="dxa"/>
-              <w:left w:w="95" w:type="dxa"/>
-              <w:right w:w="95" w:type="dxa"/>
-            </w:tcMar>
-          </w:tcPr>
-          <w:p>
-            <w:pPr>
-              <w:spacing w:after="40" w:line="264" w:lineRule="auto"/>
-            </w:pPr>
-            <w:r>
-              <w:rPr>
-                <w:b w:val="0"/>
-                <w:sz w:val="18"/>
-              </w:rPr>
-              <w:t>/​api/​platform/​users/​{id}/​roles/​{role}</w:t>
-            </w:r>
-          </w:p>
-        </w:tc>
-        <w:tc>
-          <w:tcPr>
-            <w:tcW w:type="dxa" w:w="3402"/>
-            <w:vAlign w:val="center"/>
-            <w:tcBorders>
-              <w:top w:val="single" w:sz="4" w:color="D9D9D9"/>
-              <w:left w:val="single" w:sz="4" w:color="D9D9D9"/>
-              <w:bottom w:val="single" w:sz="4" w:color="D9D9D9"/>
-              <w:right w:val="single" w:sz="4" w:color="D9D9D9"/>
-            </w:tcBorders>
-            <w:shd w:fill="F7F9FB"/>
-            <w:tcMar>
-              <w:top w:w="95" w:type="dxa"/>
-              <w:bottom w:w="95" w:type="dxa"/>
-              <w:left w:w="95" w:type="dxa"/>
-              <w:right w:w="95" w:type="dxa"/>
-            </w:tcMar>
-          </w:tcPr>
-          <w:p>
-            <w:pPr>
-              <w:spacing w:after="40" w:line="264" w:lineRule="auto"/>
-            </w:pPr>
-            <w:r>
-              <w:rPr>
-                <w:b w:val="0"/>
-                <w:sz w:val="18"/>
-              </w:rPr>
-              <w:t>Platform​Controller.revoke</w:t>
-            </w:r>
-          </w:p>
-        </w:tc>
-      </w:tr>
-      <w:tr>
-        <w:trPr>
-          <w:cantSplit/>
-        </w:trPr>
-        <w:tc>
-          <w:tcPr>
-            <w:tcW w:type="dxa" w:w="1134"/>
-            <w:vAlign w:val="center"/>
-            <w:tcBorders>
-              <w:top w:val="single" w:sz="4" w:color="D9D9D9"/>
-              <w:left w:val="single" w:sz="4" w:color="D9D9D9"/>
-              <w:bottom w:val="single" w:sz="4" w:color="D9D9D9"/>
-              <w:right w:val="single" w:sz="4" w:color="D9D9D9"/>
-            </w:tcBorders>
-            <w:shd w:fill="FFFFFF"/>
-            <w:tcMar>
-              <w:top w:w="95" w:type="dxa"/>
-              <w:bottom w:w="95" w:type="dxa"/>
-              <w:left w:w="95" w:type="dxa"/>
-              <w:right w:w="95" w:type="dxa"/>
-            </w:tcMar>
-          </w:tcPr>
-          <w:p>
-            <w:pPr>
-              <w:spacing w:after="40" w:line="264" w:lineRule="auto"/>
-            </w:pPr>
-            <w:r>
-              <w:rPr>
-                <w:b w:val="0"/>
-                <w:sz w:val="18"/>
-              </w:rPr>
-              <w:t>DELETE</w:t>
-            </w:r>
-          </w:p>
-        </w:tc>
-        <w:tc>
-          <w:tcPr>
-            <w:tcW w:type="dxa" w:w="5102"/>
-            <w:vAlign w:val="center"/>
-            <w:tcBorders>
-              <w:top w:val="single" w:sz="4" w:color="D9D9D9"/>
-              <w:left w:val="single" w:sz="4" w:color="D9D9D9"/>
-              <w:bottom w:val="single" w:sz="4" w:color="D9D9D9"/>
-              <w:right w:val="single" w:sz="4" w:color="D9D9D9"/>
-            </w:tcBorders>
-            <w:shd w:fill="FFFFFF"/>
-            <w:tcMar>
-              <w:top w:w="95" w:type="dxa"/>
-              <w:bottom w:w="95" w:type="dxa"/>
-              <w:left w:w="95" w:type="dxa"/>
-              <w:right w:w="95" w:type="dxa"/>
-            </w:tcMar>
-          </w:tcPr>
-          <w:p>
-            <w:pPr>
-              <w:spacing w:after="40" w:line="264" w:lineRule="auto"/>
-            </w:pPr>
-            <w:r>
-              <w:rPr>
-                <w:b w:val="0"/>
-                <w:sz w:val="18"/>
-              </w:rPr>
-              <w:t>/​api/​platform/​administrators/​{id}/​{department}</w:t>
-            </w:r>
-          </w:p>
-        </w:tc>
-        <w:tc>
-          <w:tcPr>
-            <w:tcW w:type="dxa" w:w="3402"/>
-            <w:vAlign w:val="center"/>
-            <w:tcBorders>
-              <w:top w:val="single" w:sz="4" w:color="D9D9D9"/>
-              <w:left w:val="single" w:sz="4" w:color="D9D9D9"/>
-              <w:bottom w:val="single" w:sz="4" w:color="D9D9D9"/>
-              <w:right w:val="single" w:sz="4" w:color="D9D9D9"/>
-            </w:tcBorders>
-            <w:shd w:fill="FFFFFF"/>
-            <w:tcMar>
-              <w:top w:w="95" w:type="dxa"/>
-              <w:bottom w:w="95" w:type="dxa"/>
-              <w:left w:w="95" w:type="dxa"/>
-              <w:right w:w="95" w:type="dxa"/>
-            </w:tcMar>
-          </w:tcPr>
-          <w:p>
-            <w:pPr>
-              <w:spacing w:after="40" w:line="264" w:lineRule="auto"/>
-            </w:pPr>
-            <w:r>
-              <w:rPr>
-                <w:b w:val="0"/>
-                <w:sz w:val="18"/>
-              </w:rPr>
-              <w:t>Platform​Controller.unbind</w:t>
             </w:r>
           </w:p>
         </w:tc>
@@ -10370,7 +10370,7 @@
                 <w:b w:val="0"/>
                 <w:sz w:val="18"/>
               </w:rPr>
-              <w:t>GET</w:t>
+              <w:t>POST</w:t>
             </w:r>
           </w:p>
         </w:tc>
@@ -10468,7 +10468,7 @@
                 <w:b w:val="0"/>
                 <w:sz w:val="18"/>
               </w:rPr>
-              <w:t>POST</w:t>
+              <w:t>GET</w:t>
             </w:r>
           </w:p>
         </w:tc>
@@ -10566,7 +10566,7 @@
                 <w:b w:val="0"/>
                 <w:sz w:val="18"/>
               </w:rPr>
-              <w:t>POST</w:t>
+              <w:t>GET</w:t>
             </w:r>
           </w:p>
         </w:tc>
@@ -10597,7 +10597,7 @@
                 <w:b w:val="0"/>
                 <w:sz w:val="18"/>
               </w:rPr>
-              <w:t>/​api/​platform/​self/​applications</w:t>
+              <w:t>/​api/​oidc/​directory/​departments</w:t>
             </w:r>
           </w:p>
         </w:tc>
@@ -10628,7 +10628,7 @@
                 <w:b w:val="0"/>
                 <w:sz w:val="18"/>
               </w:rPr>
-              <w:t>Platform​Controller.application</w:t>
+              <w:t>Sso​Controller.departments</w:t>
             </w:r>
           </w:p>
         </w:tc>
@@ -10695,7 +10695,7 @@
                 <w:b w:val="0"/>
                 <w:sz w:val="18"/>
               </w:rPr>
-              <w:t>/​api/​oidc/​directory/​departments</w:t>
+              <w:t>/​api/​oidc/​directory/​users</w:t>
             </w:r>
           </w:p>
         </w:tc>
@@ -10726,7 +10726,203 @@
                 <w:b w:val="0"/>
                 <w:sz w:val="18"/>
               </w:rPr>
-              <w:t>Sso​Controller.departments</w:t>
+              <w:t>Sso​Controller.users</w:t>
+            </w:r>
+          </w:p>
+        </w:tc>
+      </w:tr>
+      <w:tr>
+        <w:trPr>
+          <w:cantSplit/>
+        </w:trPr>
+        <w:tc>
+          <w:tcPr>
+            <w:tcW w:type="dxa" w:w="1134"/>
+            <w:vAlign w:val="center"/>
+            <w:tcBorders>
+              <w:top w:val="single" w:sz="4" w:color="D9D9D9"/>
+              <w:left w:val="single" w:sz="4" w:color="D9D9D9"/>
+              <w:bottom w:val="single" w:sz="4" w:color="D9D9D9"/>
+              <w:right w:val="single" w:sz="4" w:color="D9D9D9"/>
+            </w:tcBorders>
+            <w:shd w:fill="FFFFFF"/>
+            <w:tcMar>
+              <w:top w:w="95" w:type="dxa"/>
+              <w:bottom w:w="95" w:type="dxa"/>
+              <w:left w:w="95" w:type="dxa"/>
+              <w:right w:w="95" w:type="dxa"/>
+            </w:tcMar>
+          </w:tcPr>
+          <w:p>
+            <w:pPr>
+              <w:spacing w:after="40" w:line="264" w:lineRule="auto"/>
+            </w:pPr>
+            <w:r>
+              <w:rPr>
+                <w:b w:val="0"/>
+                <w:sz w:val="18"/>
+              </w:rPr>
+              <w:t>POST</w:t>
+            </w:r>
+          </w:p>
+        </w:tc>
+        <w:tc>
+          <w:tcPr>
+            <w:tcW w:type="dxa" w:w="5102"/>
+            <w:vAlign w:val="center"/>
+            <w:tcBorders>
+              <w:top w:val="single" w:sz="4" w:color="D9D9D9"/>
+              <w:left w:val="single" w:sz="4" w:color="D9D9D9"/>
+              <w:bottom w:val="single" w:sz="4" w:color="D9D9D9"/>
+              <w:right w:val="single" w:sz="4" w:color="D9D9D9"/>
+            </w:tcBorders>
+            <w:shd w:fill="FFFFFF"/>
+            <w:tcMar>
+              <w:top w:w="95" w:type="dxa"/>
+              <w:bottom w:w="95" w:type="dxa"/>
+              <w:left w:w="95" w:type="dxa"/>
+              <w:right w:w="95" w:type="dxa"/>
+            </w:tcMar>
+          </w:tcPr>
+          <w:p>
+            <w:pPr>
+              <w:spacing w:after="40" w:line="264" w:lineRule="auto"/>
+            </w:pPr>
+            <w:r>
+              <w:rPr>
+                <w:b w:val="0"/>
+                <w:sz w:val="18"/>
+              </w:rPr>
+              <w:t>/​api/​platform/​self/​sso</w:t>
+            </w:r>
+          </w:p>
+        </w:tc>
+        <w:tc>
+          <w:tcPr>
+            <w:tcW w:type="dxa" w:w="3402"/>
+            <w:vAlign w:val="center"/>
+            <w:tcBorders>
+              <w:top w:val="single" w:sz="4" w:color="D9D9D9"/>
+              <w:left w:val="single" w:sz="4" w:color="D9D9D9"/>
+              <w:bottom w:val="single" w:sz="4" w:color="D9D9D9"/>
+              <w:right w:val="single" w:sz="4" w:color="D9D9D9"/>
+            </w:tcBorders>
+            <w:shd w:fill="FFFFFF"/>
+            <w:tcMar>
+              <w:top w:w="95" w:type="dxa"/>
+              <w:bottom w:w="95" w:type="dxa"/>
+              <w:left w:w="95" w:type="dxa"/>
+              <w:right w:w="95" w:type="dxa"/>
+            </w:tcMar>
+          </w:tcPr>
+          <w:p>
+            <w:pPr>
+              <w:spacing w:after="40" w:line="264" w:lineRule="auto"/>
+            </w:pPr>
+            <w:r>
+              <w:rPr>
+                <w:b w:val="0"/>
+                <w:sz w:val="18"/>
+              </w:rPr>
+              <w:t>Sso​Controller.bridge</w:t>
+            </w:r>
+          </w:p>
+        </w:tc>
+      </w:tr>
+      <w:tr>
+        <w:trPr>
+          <w:cantSplit/>
+        </w:trPr>
+        <w:tc>
+          <w:tcPr>
+            <w:tcW w:type="dxa" w:w="1134"/>
+            <w:vAlign w:val="center"/>
+            <w:tcBorders>
+              <w:top w:val="single" w:sz="4" w:color="D9D9D9"/>
+              <w:left w:val="single" w:sz="4" w:color="D9D9D9"/>
+              <w:bottom w:val="single" w:sz="4" w:color="D9D9D9"/>
+              <w:right w:val="single" w:sz="4" w:color="D9D9D9"/>
+            </w:tcBorders>
+            <w:shd w:fill="F7F9FB"/>
+            <w:tcMar>
+              <w:top w:w="95" w:type="dxa"/>
+              <w:bottom w:w="95" w:type="dxa"/>
+              <w:left w:w="95" w:type="dxa"/>
+              <w:right w:w="95" w:type="dxa"/>
+            </w:tcMar>
+          </w:tcPr>
+          <w:p>
+            <w:pPr>
+              <w:spacing w:after="40" w:line="264" w:lineRule="auto"/>
+            </w:pPr>
+            <w:r>
+              <w:rPr>
+                <w:b w:val="0"/>
+                <w:sz w:val="18"/>
+              </w:rPr>
+              <w:t>GET</w:t>
+            </w:r>
+          </w:p>
+        </w:tc>
+        <w:tc>
+          <w:tcPr>
+            <w:tcW w:type="dxa" w:w="5102"/>
+            <w:vAlign w:val="center"/>
+            <w:tcBorders>
+              <w:top w:val="single" w:sz="4" w:color="D9D9D9"/>
+              <w:left w:val="single" w:sz="4" w:color="D9D9D9"/>
+              <w:bottom w:val="single" w:sz="4" w:color="D9D9D9"/>
+              <w:right w:val="single" w:sz="4" w:color="D9D9D9"/>
+            </w:tcBorders>
+            <w:shd w:fill="F7F9FB"/>
+            <w:tcMar>
+              <w:top w:w="95" w:type="dxa"/>
+              <w:bottom w:w="95" w:type="dxa"/>
+              <w:left w:w="95" w:type="dxa"/>
+              <w:right w:w="95" w:type="dxa"/>
+            </w:tcMar>
+          </w:tcPr>
+          <w:p>
+            <w:pPr>
+              <w:spacing w:after="40" w:line="264" w:lineRule="auto"/>
+            </w:pPr>
+            <w:r>
+              <w:rPr>
+                <w:b w:val="0"/>
+                <w:sz w:val="18"/>
+              </w:rPr>
+              <w:t>/​api/​oidc/​permissions</w:t>
+            </w:r>
+          </w:p>
+        </w:tc>
+        <w:tc>
+          <w:tcPr>
+            <w:tcW w:type="dxa" w:w="3402"/>
+            <w:vAlign w:val="center"/>
+            <w:tcBorders>
+              <w:top w:val="single" w:sz="4" w:color="D9D9D9"/>
+              <w:left w:val="single" w:sz="4" w:color="D9D9D9"/>
+              <w:bottom w:val="single" w:sz="4" w:color="D9D9D9"/>
+              <w:right w:val="single" w:sz="4" w:color="D9D9D9"/>
+            </w:tcBorders>
+            <w:shd w:fill="F7F9FB"/>
+            <w:tcMar>
+              <w:top w:w="95" w:type="dxa"/>
+              <w:bottom w:w="95" w:type="dxa"/>
+              <w:left w:w="95" w:type="dxa"/>
+              <w:right w:w="95" w:type="dxa"/>
+            </w:tcMar>
+          </w:tcPr>
+          <w:p>
+            <w:pPr>
+              <w:spacing w:after="40" w:line="264" w:lineRule="auto"/>
+            </w:pPr>
+            <w:r>
+              <w:rPr>
+                <w:b w:val="0"/>
+                <w:sz w:val="18"/>
+              </w:rPr>
+              <w:t>Sso​Controller.permissions</w:t>
             </w:r>
           </w:p>
         </w:tc>
@@ -10793,7 +10989,7 @@
                 <w:b w:val="0"/>
                 <w:sz w:val="18"/>
               </w:rPr>
-              <w:t>/​api/​oidc/​directory/​users</w:t>
+              <w:t>/​api/​oidc/​permissions/​check</w:t>
             </w:r>
           </w:p>
         </w:tc>
@@ -10824,7 +11020,203 @@
                 <w:b w:val="0"/>
                 <w:sz w:val="18"/>
               </w:rPr>
-              <w:t>Sso​Controller.users</w:t>
+              <w:t>Sso​Controller.check</w:t>
+            </w:r>
+          </w:p>
+        </w:tc>
+      </w:tr>
+      <w:tr>
+        <w:trPr>
+          <w:cantSplit/>
+        </w:trPr>
+        <w:tc>
+          <w:tcPr>
+            <w:tcW w:type="dxa" w:w="1134"/>
+            <w:vAlign w:val="center"/>
+            <w:tcBorders>
+              <w:top w:val="single" w:sz="4" w:color="D9D9D9"/>
+              <w:left w:val="single" w:sz="4" w:color="D9D9D9"/>
+              <w:bottom w:val="single" w:sz="4" w:color="D9D9D9"/>
+              <w:right w:val="single" w:sz="4" w:color="D9D9D9"/>
+            </w:tcBorders>
+            <w:shd w:fill="F7F9FB"/>
+            <w:tcMar>
+              <w:top w:w="95" w:type="dxa"/>
+              <w:bottom w:w="95" w:type="dxa"/>
+              <w:left w:w="95" w:type="dxa"/>
+              <w:right w:w="95" w:type="dxa"/>
+            </w:tcMar>
+          </w:tcPr>
+          <w:p>
+            <w:pPr>
+              <w:spacing w:after="40" w:line="264" w:lineRule="auto"/>
+            </w:pPr>
+            <w:r>
+              <w:rPr>
+                <w:b w:val="0"/>
+                <w:sz w:val="18"/>
+              </w:rPr>
+              <w:t>GET</w:t>
+            </w:r>
+          </w:p>
+        </w:tc>
+        <w:tc>
+          <w:tcPr>
+            <w:tcW w:type="dxa" w:w="5102"/>
+            <w:vAlign w:val="center"/>
+            <w:tcBorders>
+              <w:top w:val="single" w:sz="4" w:color="D9D9D9"/>
+              <w:left w:val="single" w:sz="4" w:color="D9D9D9"/>
+              <w:bottom w:val="single" w:sz="4" w:color="D9D9D9"/>
+              <w:right w:val="single" w:sz="4" w:color="D9D9D9"/>
+            </w:tcBorders>
+            <w:shd w:fill="F7F9FB"/>
+            <w:tcMar>
+              <w:top w:w="95" w:type="dxa"/>
+              <w:bottom w:w="95" w:type="dxa"/>
+              <w:left w:w="95" w:type="dxa"/>
+              <w:right w:w="95" w:type="dxa"/>
+            </w:tcMar>
+          </w:tcPr>
+          <w:p>
+            <w:pPr>
+              <w:spacing w:after="40" w:line="264" w:lineRule="auto"/>
+            </w:pPr>
+            <w:r>
+              <w:rPr>
+                <w:b w:val="0"/>
+                <w:sz w:val="18"/>
+              </w:rPr>
+              <w:t>/​api/​platform/​sync/​failures</w:t>
+            </w:r>
+          </w:p>
+        </w:tc>
+        <w:tc>
+          <w:tcPr>
+            <w:tcW w:type="dxa" w:w="3402"/>
+            <w:vAlign w:val="center"/>
+            <w:tcBorders>
+              <w:top w:val="single" w:sz="4" w:color="D9D9D9"/>
+              <w:left w:val="single" w:sz="4" w:color="D9D9D9"/>
+              <w:bottom w:val="single" w:sz="4" w:color="D9D9D9"/>
+              <w:right w:val="single" w:sz="4" w:color="D9D9D9"/>
+            </w:tcBorders>
+            <w:shd w:fill="F7F9FB"/>
+            <w:tcMar>
+              <w:top w:w="95" w:type="dxa"/>
+              <w:bottom w:w="95" w:type="dxa"/>
+              <w:left w:w="95" w:type="dxa"/>
+              <w:right w:w="95" w:type="dxa"/>
+            </w:tcMar>
+          </w:tcPr>
+          <w:p>
+            <w:pPr>
+              <w:spacing w:after="40" w:line="264" w:lineRule="auto"/>
+            </w:pPr>
+            <w:r>
+              <w:rPr>
+                <w:b w:val="0"/>
+                <w:sz w:val="18"/>
+              </w:rPr>
+              <w:t>Sync​Administration.failures</w:t>
+            </w:r>
+          </w:p>
+        </w:tc>
+      </w:tr>
+      <w:tr>
+        <w:trPr>
+          <w:cantSplit/>
+        </w:trPr>
+        <w:tc>
+          <w:tcPr>
+            <w:tcW w:type="dxa" w:w="1134"/>
+            <w:vAlign w:val="center"/>
+            <w:tcBorders>
+              <w:top w:val="single" w:sz="4" w:color="D9D9D9"/>
+              <w:left w:val="single" w:sz="4" w:color="D9D9D9"/>
+              <w:bottom w:val="single" w:sz="4" w:color="D9D9D9"/>
+              <w:right w:val="single" w:sz="4" w:color="D9D9D9"/>
+            </w:tcBorders>
+            <w:shd w:fill="FFFFFF"/>
+            <w:tcMar>
+              <w:top w:w="95" w:type="dxa"/>
+              <w:bottom w:w="95" w:type="dxa"/>
+              <w:left w:w="95" w:type="dxa"/>
+              <w:right w:w="95" w:type="dxa"/>
+            </w:tcMar>
+          </w:tcPr>
+          <w:p>
+            <w:pPr>
+              <w:spacing w:after="40" w:line="264" w:lineRule="auto"/>
+            </w:pPr>
+            <w:r>
+              <w:rPr>
+                <w:b w:val="0"/>
+                <w:sz w:val="18"/>
+              </w:rPr>
+              <w:t>GET</w:t>
+            </w:r>
+          </w:p>
+        </w:tc>
+        <w:tc>
+          <w:tcPr>
+            <w:tcW w:type="dxa" w:w="5102"/>
+            <w:vAlign w:val="center"/>
+            <w:tcBorders>
+              <w:top w:val="single" w:sz="4" w:color="D9D9D9"/>
+              <w:left w:val="single" w:sz="4" w:color="D9D9D9"/>
+              <w:bottom w:val="single" w:sz="4" w:color="D9D9D9"/>
+              <w:right w:val="single" w:sz="4" w:color="D9D9D9"/>
+            </w:tcBorders>
+            <w:shd w:fill="FFFFFF"/>
+            <w:tcMar>
+              <w:top w:w="95" w:type="dxa"/>
+              <w:bottom w:w="95" w:type="dxa"/>
+              <w:left w:w="95" w:type="dxa"/>
+              <w:right w:w="95" w:type="dxa"/>
+            </w:tcMar>
+          </w:tcPr>
+          <w:p>
+            <w:pPr>
+              <w:spacing w:after="40" w:line="264" w:lineRule="auto"/>
+            </w:pPr>
+            <w:r>
+              <w:rPr>
+                <w:b w:val="0"/>
+                <w:sz w:val="18"/>
+              </w:rPr>
+              <w:t>/​api/​platform/​sync/​identities</w:t>
+            </w:r>
+          </w:p>
+        </w:tc>
+        <w:tc>
+          <w:tcPr>
+            <w:tcW w:type="dxa" w:w="3402"/>
+            <w:vAlign w:val="center"/>
+            <w:tcBorders>
+              <w:top w:val="single" w:sz="4" w:color="D9D9D9"/>
+              <w:left w:val="single" w:sz="4" w:color="D9D9D9"/>
+              <w:bottom w:val="single" w:sz="4" w:color="D9D9D9"/>
+              <w:right w:val="single" w:sz="4" w:color="D9D9D9"/>
+            </w:tcBorders>
+            <w:shd w:fill="FFFFFF"/>
+            <w:tcMar>
+              <w:top w:w="95" w:type="dxa"/>
+              <w:bottom w:w="95" w:type="dxa"/>
+              <w:left w:w="95" w:type="dxa"/>
+              <w:right w:w="95" w:type="dxa"/>
+            </w:tcMar>
+          </w:tcPr>
+          <w:p>
+            <w:pPr>
+              <w:spacing w:after="40" w:line="264" w:lineRule="auto"/>
+            </w:pPr>
+            <w:r>
+              <w:rPr>
+                <w:b w:val="0"/>
+                <w:sz w:val="18"/>
+              </w:rPr>
+              <w:t>Sync​Administration.identities</w:t>
             </w:r>
           </w:p>
         </w:tc>
@@ -10891,7 +11283,7 @@
                 <w:b w:val="0"/>
                 <w:sz w:val="18"/>
               </w:rPr>
-              <w:t>/​api/​platform/​self/​sso</w:t>
+              <w:t>/​api/​platform/​sync/​failures/​{id}/​resolve</w:t>
             </w:r>
           </w:p>
         </w:tc>
@@ -10906,496 +11298,6 @@
               <w:right w:val="single" w:sz="4" w:color="D9D9D9"/>
             </w:tcBorders>
             <w:shd w:fill="F7F9FB"/>
-            <w:tcMar>
-              <w:top w:w="95" w:type="dxa"/>
-              <w:bottom w:w="95" w:type="dxa"/>
-              <w:left w:w="95" w:type="dxa"/>
-              <w:right w:w="95" w:type="dxa"/>
-            </w:tcMar>
-          </w:tcPr>
-          <w:p>
-            <w:pPr>
-              <w:spacing w:after="40" w:line="264" w:lineRule="auto"/>
-            </w:pPr>
-            <w:r>
-              <w:rPr>
-                <w:b w:val="0"/>
-                <w:sz w:val="18"/>
-              </w:rPr>
-              <w:t>Sso​Controller.bridge</w:t>
-            </w:r>
-          </w:p>
-        </w:tc>
-      </w:tr>
-      <w:tr>
-        <w:trPr>
-          <w:cantSplit/>
-        </w:trPr>
-        <w:tc>
-          <w:tcPr>
-            <w:tcW w:type="dxa" w:w="1134"/>
-            <w:vAlign w:val="center"/>
-            <w:tcBorders>
-              <w:top w:val="single" w:sz="4" w:color="D9D9D9"/>
-              <w:left w:val="single" w:sz="4" w:color="D9D9D9"/>
-              <w:bottom w:val="single" w:sz="4" w:color="D9D9D9"/>
-              <w:right w:val="single" w:sz="4" w:color="D9D9D9"/>
-            </w:tcBorders>
-            <w:shd w:fill="FFFFFF"/>
-            <w:tcMar>
-              <w:top w:w="95" w:type="dxa"/>
-              <w:bottom w:w="95" w:type="dxa"/>
-              <w:left w:w="95" w:type="dxa"/>
-              <w:right w:w="95" w:type="dxa"/>
-            </w:tcMar>
-          </w:tcPr>
-          <w:p>
-            <w:pPr>
-              <w:spacing w:after="40" w:line="264" w:lineRule="auto"/>
-            </w:pPr>
-            <w:r>
-              <w:rPr>
-                <w:b w:val="0"/>
-                <w:sz w:val="18"/>
-              </w:rPr>
-              <w:t>GET</w:t>
-            </w:r>
-          </w:p>
-        </w:tc>
-        <w:tc>
-          <w:tcPr>
-            <w:tcW w:type="dxa" w:w="5102"/>
-            <w:vAlign w:val="center"/>
-            <w:tcBorders>
-              <w:top w:val="single" w:sz="4" w:color="D9D9D9"/>
-              <w:left w:val="single" w:sz="4" w:color="D9D9D9"/>
-              <w:bottom w:val="single" w:sz="4" w:color="D9D9D9"/>
-              <w:right w:val="single" w:sz="4" w:color="D9D9D9"/>
-            </w:tcBorders>
-            <w:shd w:fill="FFFFFF"/>
-            <w:tcMar>
-              <w:top w:w="95" w:type="dxa"/>
-              <w:bottom w:w="95" w:type="dxa"/>
-              <w:left w:w="95" w:type="dxa"/>
-              <w:right w:w="95" w:type="dxa"/>
-            </w:tcMar>
-          </w:tcPr>
-          <w:p>
-            <w:pPr>
-              <w:spacing w:after="40" w:line="264" w:lineRule="auto"/>
-            </w:pPr>
-            <w:r>
-              <w:rPr>
-                <w:b w:val="0"/>
-                <w:sz w:val="18"/>
-              </w:rPr>
-              <w:t>/​api/​oidc/​permissions</w:t>
-            </w:r>
-          </w:p>
-        </w:tc>
-        <w:tc>
-          <w:tcPr>
-            <w:tcW w:type="dxa" w:w="3402"/>
-            <w:vAlign w:val="center"/>
-            <w:tcBorders>
-              <w:top w:val="single" w:sz="4" w:color="D9D9D9"/>
-              <w:left w:val="single" w:sz="4" w:color="D9D9D9"/>
-              <w:bottom w:val="single" w:sz="4" w:color="D9D9D9"/>
-              <w:right w:val="single" w:sz="4" w:color="D9D9D9"/>
-            </w:tcBorders>
-            <w:shd w:fill="FFFFFF"/>
-            <w:tcMar>
-              <w:top w:w="95" w:type="dxa"/>
-              <w:bottom w:w="95" w:type="dxa"/>
-              <w:left w:w="95" w:type="dxa"/>
-              <w:right w:w="95" w:type="dxa"/>
-            </w:tcMar>
-          </w:tcPr>
-          <w:p>
-            <w:pPr>
-              <w:spacing w:after="40" w:line="264" w:lineRule="auto"/>
-            </w:pPr>
-            <w:r>
-              <w:rPr>
-                <w:b w:val="0"/>
-                <w:sz w:val="18"/>
-              </w:rPr>
-              <w:t>Sso​Controller.permissions</w:t>
-            </w:r>
-          </w:p>
-        </w:tc>
-      </w:tr>
-      <w:tr>
-        <w:trPr>
-          <w:cantSplit/>
-        </w:trPr>
-        <w:tc>
-          <w:tcPr>
-            <w:tcW w:type="dxa" w:w="1134"/>
-            <w:vAlign w:val="center"/>
-            <w:tcBorders>
-              <w:top w:val="single" w:sz="4" w:color="D9D9D9"/>
-              <w:left w:val="single" w:sz="4" w:color="D9D9D9"/>
-              <w:bottom w:val="single" w:sz="4" w:color="D9D9D9"/>
-              <w:right w:val="single" w:sz="4" w:color="D9D9D9"/>
-            </w:tcBorders>
-            <w:shd w:fill="F7F9FB"/>
-            <w:tcMar>
-              <w:top w:w="95" w:type="dxa"/>
-              <w:bottom w:w="95" w:type="dxa"/>
-              <w:left w:w="95" w:type="dxa"/>
-              <w:right w:w="95" w:type="dxa"/>
-            </w:tcMar>
-          </w:tcPr>
-          <w:p>
-            <w:pPr>
-              <w:spacing w:after="40" w:line="264" w:lineRule="auto"/>
-            </w:pPr>
-            <w:r>
-              <w:rPr>
-                <w:b w:val="0"/>
-                <w:sz w:val="18"/>
-              </w:rPr>
-              <w:t>GET</w:t>
-            </w:r>
-          </w:p>
-        </w:tc>
-        <w:tc>
-          <w:tcPr>
-            <w:tcW w:type="dxa" w:w="5102"/>
-            <w:vAlign w:val="center"/>
-            <w:tcBorders>
-              <w:top w:val="single" w:sz="4" w:color="D9D9D9"/>
-              <w:left w:val="single" w:sz="4" w:color="D9D9D9"/>
-              <w:bottom w:val="single" w:sz="4" w:color="D9D9D9"/>
-              <w:right w:val="single" w:sz="4" w:color="D9D9D9"/>
-            </w:tcBorders>
-            <w:shd w:fill="F7F9FB"/>
-            <w:tcMar>
-              <w:top w:w="95" w:type="dxa"/>
-              <w:bottom w:w="95" w:type="dxa"/>
-              <w:left w:w="95" w:type="dxa"/>
-              <w:right w:w="95" w:type="dxa"/>
-            </w:tcMar>
-          </w:tcPr>
-          <w:p>
-            <w:pPr>
-              <w:spacing w:after="40" w:line="264" w:lineRule="auto"/>
-            </w:pPr>
-            <w:r>
-              <w:rPr>
-                <w:b w:val="0"/>
-                <w:sz w:val="18"/>
-              </w:rPr>
-              <w:t>/​api/​oidc/​permissions/​check</w:t>
-            </w:r>
-          </w:p>
-        </w:tc>
-        <w:tc>
-          <w:tcPr>
-            <w:tcW w:type="dxa" w:w="3402"/>
-            <w:vAlign w:val="center"/>
-            <w:tcBorders>
-              <w:top w:val="single" w:sz="4" w:color="D9D9D9"/>
-              <w:left w:val="single" w:sz="4" w:color="D9D9D9"/>
-              <w:bottom w:val="single" w:sz="4" w:color="D9D9D9"/>
-              <w:right w:val="single" w:sz="4" w:color="D9D9D9"/>
-            </w:tcBorders>
-            <w:shd w:fill="F7F9FB"/>
-            <w:tcMar>
-              <w:top w:w="95" w:type="dxa"/>
-              <w:bottom w:w="95" w:type="dxa"/>
-              <w:left w:w="95" w:type="dxa"/>
-              <w:right w:w="95" w:type="dxa"/>
-            </w:tcMar>
-          </w:tcPr>
-          <w:p>
-            <w:pPr>
-              <w:spacing w:after="40" w:line="264" w:lineRule="auto"/>
-            </w:pPr>
-            <w:r>
-              <w:rPr>
-                <w:b w:val="0"/>
-                <w:sz w:val="18"/>
-              </w:rPr>
-              <w:t>Sso​Controller.check</w:t>
-            </w:r>
-          </w:p>
-        </w:tc>
-      </w:tr>
-      <w:tr>
-        <w:trPr>
-          <w:cantSplit/>
-        </w:trPr>
-        <w:tc>
-          <w:tcPr>
-            <w:tcW w:type="dxa" w:w="1134"/>
-            <w:vAlign w:val="center"/>
-            <w:tcBorders>
-              <w:top w:val="single" w:sz="4" w:color="D9D9D9"/>
-              <w:left w:val="single" w:sz="4" w:color="D9D9D9"/>
-              <w:bottom w:val="single" w:sz="4" w:color="D9D9D9"/>
-              <w:right w:val="single" w:sz="4" w:color="D9D9D9"/>
-            </w:tcBorders>
-            <w:shd w:fill="FFFFFF"/>
-            <w:tcMar>
-              <w:top w:w="95" w:type="dxa"/>
-              <w:bottom w:w="95" w:type="dxa"/>
-              <w:left w:w="95" w:type="dxa"/>
-              <w:right w:w="95" w:type="dxa"/>
-            </w:tcMar>
-          </w:tcPr>
-          <w:p>
-            <w:pPr>
-              <w:spacing w:after="40" w:line="264" w:lineRule="auto"/>
-            </w:pPr>
-            <w:r>
-              <w:rPr>
-                <w:b w:val="0"/>
-                <w:sz w:val="18"/>
-              </w:rPr>
-              <w:t>GET</w:t>
-            </w:r>
-          </w:p>
-        </w:tc>
-        <w:tc>
-          <w:tcPr>
-            <w:tcW w:type="dxa" w:w="5102"/>
-            <w:vAlign w:val="center"/>
-            <w:tcBorders>
-              <w:top w:val="single" w:sz="4" w:color="D9D9D9"/>
-              <w:left w:val="single" w:sz="4" w:color="D9D9D9"/>
-              <w:bottom w:val="single" w:sz="4" w:color="D9D9D9"/>
-              <w:right w:val="single" w:sz="4" w:color="D9D9D9"/>
-            </w:tcBorders>
-            <w:shd w:fill="FFFFFF"/>
-            <w:tcMar>
-              <w:top w:w="95" w:type="dxa"/>
-              <w:bottom w:w="95" w:type="dxa"/>
-              <w:left w:w="95" w:type="dxa"/>
-              <w:right w:w="95" w:type="dxa"/>
-            </w:tcMar>
-          </w:tcPr>
-          <w:p>
-            <w:pPr>
-              <w:spacing w:after="40" w:line="264" w:lineRule="auto"/>
-            </w:pPr>
-            <w:r>
-              <w:rPr>
-                <w:b w:val="0"/>
-                <w:sz w:val="18"/>
-              </w:rPr>
-              <w:t>/​api/​platform/​sync/​failures</w:t>
-            </w:r>
-          </w:p>
-        </w:tc>
-        <w:tc>
-          <w:tcPr>
-            <w:tcW w:type="dxa" w:w="3402"/>
-            <w:vAlign w:val="center"/>
-            <w:tcBorders>
-              <w:top w:val="single" w:sz="4" w:color="D9D9D9"/>
-              <w:left w:val="single" w:sz="4" w:color="D9D9D9"/>
-              <w:bottom w:val="single" w:sz="4" w:color="D9D9D9"/>
-              <w:right w:val="single" w:sz="4" w:color="D9D9D9"/>
-            </w:tcBorders>
-            <w:shd w:fill="FFFFFF"/>
-            <w:tcMar>
-              <w:top w:w="95" w:type="dxa"/>
-              <w:bottom w:w="95" w:type="dxa"/>
-              <w:left w:w="95" w:type="dxa"/>
-              <w:right w:w="95" w:type="dxa"/>
-            </w:tcMar>
-          </w:tcPr>
-          <w:p>
-            <w:pPr>
-              <w:spacing w:after="40" w:line="264" w:lineRule="auto"/>
-            </w:pPr>
-            <w:r>
-              <w:rPr>
-                <w:b w:val="0"/>
-                <w:sz w:val="18"/>
-              </w:rPr>
-              <w:t>Sync​Administration.failures</w:t>
-            </w:r>
-          </w:p>
-        </w:tc>
-      </w:tr>
-      <w:tr>
-        <w:trPr>
-          <w:cantSplit/>
-        </w:trPr>
-        <w:tc>
-          <w:tcPr>
-            <w:tcW w:type="dxa" w:w="1134"/>
-            <w:vAlign w:val="center"/>
-            <w:tcBorders>
-              <w:top w:val="single" w:sz="4" w:color="D9D9D9"/>
-              <w:left w:val="single" w:sz="4" w:color="D9D9D9"/>
-              <w:bottom w:val="single" w:sz="4" w:color="D9D9D9"/>
-              <w:right w:val="single" w:sz="4" w:color="D9D9D9"/>
-            </w:tcBorders>
-            <w:shd w:fill="F7F9FB"/>
-            <w:tcMar>
-              <w:top w:w="95" w:type="dxa"/>
-              <w:bottom w:w="95" w:type="dxa"/>
-              <w:left w:w="95" w:type="dxa"/>
-              <w:right w:w="95" w:type="dxa"/>
-            </w:tcMar>
-          </w:tcPr>
-          <w:p>
-            <w:pPr>
-              <w:spacing w:after="40" w:line="264" w:lineRule="auto"/>
-            </w:pPr>
-            <w:r>
-              <w:rPr>
-                <w:b w:val="0"/>
-                <w:sz w:val="18"/>
-              </w:rPr>
-              <w:t>GET</w:t>
-            </w:r>
-          </w:p>
-        </w:tc>
-        <w:tc>
-          <w:tcPr>
-            <w:tcW w:type="dxa" w:w="5102"/>
-            <w:vAlign w:val="center"/>
-            <w:tcBorders>
-              <w:top w:val="single" w:sz="4" w:color="D9D9D9"/>
-              <w:left w:val="single" w:sz="4" w:color="D9D9D9"/>
-              <w:bottom w:val="single" w:sz="4" w:color="D9D9D9"/>
-              <w:right w:val="single" w:sz="4" w:color="D9D9D9"/>
-            </w:tcBorders>
-            <w:shd w:fill="F7F9FB"/>
-            <w:tcMar>
-              <w:top w:w="95" w:type="dxa"/>
-              <w:bottom w:w="95" w:type="dxa"/>
-              <w:left w:w="95" w:type="dxa"/>
-              <w:right w:w="95" w:type="dxa"/>
-            </w:tcMar>
-          </w:tcPr>
-          <w:p>
-            <w:pPr>
-              <w:spacing w:after="40" w:line="264" w:lineRule="auto"/>
-            </w:pPr>
-            <w:r>
-              <w:rPr>
-                <w:b w:val="0"/>
-                <w:sz w:val="18"/>
-              </w:rPr>
-              <w:t>/​api/​platform/​sync/​identities</w:t>
-            </w:r>
-          </w:p>
-        </w:tc>
-        <w:tc>
-          <w:tcPr>
-            <w:tcW w:type="dxa" w:w="3402"/>
-            <w:vAlign w:val="center"/>
-            <w:tcBorders>
-              <w:top w:val="single" w:sz="4" w:color="D9D9D9"/>
-              <w:left w:val="single" w:sz="4" w:color="D9D9D9"/>
-              <w:bottom w:val="single" w:sz="4" w:color="D9D9D9"/>
-              <w:right w:val="single" w:sz="4" w:color="D9D9D9"/>
-            </w:tcBorders>
-            <w:shd w:fill="F7F9FB"/>
-            <w:tcMar>
-              <w:top w:w="95" w:type="dxa"/>
-              <w:bottom w:w="95" w:type="dxa"/>
-              <w:left w:w="95" w:type="dxa"/>
-              <w:right w:w="95" w:type="dxa"/>
-            </w:tcMar>
-          </w:tcPr>
-          <w:p>
-            <w:pPr>
-              <w:spacing w:after="40" w:line="264" w:lineRule="auto"/>
-            </w:pPr>
-            <w:r>
-              <w:rPr>
-                <w:b w:val="0"/>
-                <w:sz w:val="18"/>
-              </w:rPr>
-              <w:t>Sync​Administration.identities</w:t>
-            </w:r>
-          </w:p>
-        </w:tc>
-      </w:tr>
-      <w:tr>
-        <w:trPr>
-          <w:cantSplit/>
-        </w:trPr>
-        <w:tc>
-          <w:tcPr>
-            <w:tcW w:type="dxa" w:w="1134"/>
-            <w:vAlign w:val="center"/>
-            <w:tcBorders>
-              <w:top w:val="single" w:sz="4" w:color="D9D9D9"/>
-              <w:left w:val="single" w:sz="4" w:color="D9D9D9"/>
-              <w:bottom w:val="single" w:sz="4" w:color="D9D9D9"/>
-              <w:right w:val="single" w:sz="4" w:color="D9D9D9"/>
-            </w:tcBorders>
-            <w:shd w:fill="FFFFFF"/>
-            <w:tcMar>
-              <w:top w:w="95" w:type="dxa"/>
-              <w:bottom w:w="95" w:type="dxa"/>
-              <w:left w:w="95" w:type="dxa"/>
-              <w:right w:w="95" w:type="dxa"/>
-            </w:tcMar>
-          </w:tcPr>
-          <w:p>
-            <w:pPr>
-              <w:spacing w:after="40" w:line="264" w:lineRule="auto"/>
-            </w:pPr>
-            <w:r>
-              <w:rPr>
-                <w:b w:val="0"/>
-                <w:sz w:val="18"/>
-              </w:rPr>
-              <w:t>POST</w:t>
-            </w:r>
-          </w:p>
-        </w:tc>
-        <w:tc>
-          <w:tcPr>
-            <w:tcW w:type="dxa" w:w="5102"/>
-            <w:vAlign w:val="center"/>
-            <w:tcBorders>
-              <w:top w:val="single" w:sz="4" w:color="D9D9D9"/>
-              <w:left w:val="single" w:sz="4" w:color="D9D9D9"/>
-              <w:bottom w:val="single" w:sz="4" w:color="D9D9D9"/>
-              <w:right w:val="single" w:sz="4" w:color="D9D9D9"/>
-            </w:tcBorders>
-            <w:shd w:fill="FFFFFF"/>
-            <w:tcMar>
-              <w:top w:w="95" w:type="dxa"/>
-              <w:bottom w:w="95" w:type="dxa"/>
-              <w:left w:w="95" w:type="dxa"/>
-              <w:right w:w="95" w:type="dxa"/>
-            </w:tcMar>
-          </w:tcPr>
-          <w:p>
-            <w:pPr>
-              <w:spacing w:after="40" w:line="264" w:lineRule="auto"/>
-            </w:pPr>
-            <w:r>
-              <w:rPr>
-                <w:b w:val="0"/>
-                <w:sz w:val="18"/>
-              </w:rPr>
-              <w:t>/​api/​platform/​sync/​failures/​{id}/​resolve</w:t>
-            </w:r>
-          </w:p>
-        </w:tc>
-        <w:tc>
-          <w:tcPr>
-            <w:tcW w:type="dxa" w:w="3402"/>
-            <w:vAlign w:val="center"/>
-            <w:tcBorders>
-              <w:top w:val="single" w:sz="4" w:color="D9D9D9"/>
-              <w:left w:val="single" w:sz="4" w:color="D9D9D9"/>
-              <w:bottom w:val="single" w:sz="4" w:color="D9D9D9"/>
-              <w:right w:val="single" w:sz="4" w:color="D9D9D9"/>
-            </w:tcBorders>
-            <w:shd w:fill="FFFFFF"/>
             <w:tcMar>
               <w:top w:w="95" w:type="dxa"/>
               <w:bottom w:w="95" w:type="dxa"/>
